--- a/Calendario2026/Ejercicios/13_VLAN_SSH/Ejer13.docx
+++ b/Calendario2026/Ejercicios/13_VLAN_SSH/Ejer13.docx
@@ -4,7 +4,7 @@
   <w:body>
     <w:p>
       <w:pPr>
-        <w:pStyle w:val="BodyText"/>
+        <w:pStyle w:val="Textoindependiente"/>
         <w:pBdr>
           <w:bottom w:val="single" w:sz="4" w:space="1" w:color="auto"/>
         </w:pBdr>
@@ -22,7 +22,7 @@
     </w:p>
     <w:p>
       <w:pPr>
-        <w:pStyle w:val="BodyText"/>
+        <w:pStyle w:val="Textoindependiente"/>
         <w:pBdr>
           <w:bottom w:val="single" w:sz="4" w:space="1" w:color="auto"/>
         </w:pBdr>
@@ -87,6 +87,7 @@
         </w:rPr>
         <w:t xml:space="preserve">básica de </w:t>
       </w:r>
+      <w:proofErr w:type="spellStart"/>
       <w:r>
         <w:rPr>
           <w:rFonts w:cs="Arial"/>
@@ -97,6 +98,7 @@
         </w:rPr>
         <w:t>VLANs</w:t>
       </w:r>
+      <w:proofErr w:type="spellEnd"/>
       <w:r>
         <w:rPr>
           <w:rFonts w:cs="Arial"/>
@@ -130,7 +132,7 @@
     </w:p>
     <w:p>
       <w:pPr>
-        <w:pStyle w:val="BodyText"/>
+        <w:pStyle w:val="Textoindependiente"/>
         <w:pBdr>
           <w:bottom w:val="single" w:sz="4" w:space="1" w:color="auto"/>
         </w:pBdr>
@@ -173,8 +175,6 @@
     <w:p>
       <w:pPr>
         <w:spacing w:line="200" w:lineRule="atLeast"/>
-        <w:ind w:left="114"/>
-        <w:jc w:val="center"/>
         <w:rPr>
           <w:rFonts w:ascii="Arial Narrow" w:eastAsia="Arial Narrow" w:hAnsi="Arial Narrow" w:cs="Arial Narrow"/>
           <w:sz w:val="20"/>
@@ -186,15 +186,14 @@
       <w:r>
         <w:rPr>
           <w:rFonts w:ascii="Arial Narrow" w:eastAsia="Arial Narrow" w:hAnsi="Arial Narrow" w:cs="Arial Narrow"/>
-          <w:noProof/>
           <w:sz w:val="20"/>
           <w:szCs w:val="20"/>
         </w:rPr>
         <w:drawing>
-          <wp:inline distT="0" distB="0" distL="0" distR="0" wp14:anchorId="4374604B" wp14:editId="24E4765B">
-            <wp:extent cx="6858000" cy="3896360"/>
-            <wp:effectExtent l="0" t="0" r="0" b="8890"/>
-            <wp:docPr id="110811823" name="Picture 1" descr="A diagram of a computer network&#10;&#10;Description automatically generated"/>
+          <wp:inline distT="0" distB="0" distL="0" distR="0" wp14:anchorId="053F57CB" wp14:editId="30B48F2D">
+            <wp:extent cx="6858000" cy="3881755"/>
+            <wp:effectExtent l="0" t="0" r="0" b="4445"/>
+            <wp:docPr id="2099898773" name="Imagen 1"/>
             <wp:cNvGraphicFramePr>
               <a:graphicFrameLocks xmlns:a="http://schemas.openxmlformats.org/drawingml/2006/main" noChangeAspect="1"/>
             </wp:cNvGraphicFramePr>
@@ -202,7 +201,7 @@
               <a:graphicData uri="http://schemas.openxmlformats.org/drawingml/2006/picture">
                 <pic:pic xmlns:pic="http://schemas.openxmlformats.org/drawingml/2006/picture">
                   <pic:nvPicPr>
-                    <pic:cNvPr id="110811823" name="Picture 1" descr="A diagram of a computer network&#10;&#10;Description automatically generated"/>
+                    <pic:cNvPr id="2099898773" name=""/>
                     <pic:cNvPicPr/>
                   </pic:nvPicPr>
                   <pic:blipFill>
@@ -214,7 +213,7 @@
                   <pic:spPr>
                     <a:xfrm>
                       <a:off x="0" y="0"/>
-                      <a:ext cx="6858000" cy="3896360"/>
+                      <a:ext cx="6858000" cy="3881755"/>
                     </a:xfrm>
                     <a:prstGeom prst="rect">
                       <a:avLst/>
@@ -229,7 +228,7 @@
     </w:p>
     <w:p>
       <w:pPr>
-        <w:pStyle w:val="Heading1"/>
+        <w:pStyle w:val="Ttulo1"/>
         <w:spacing w:before="0"/>
         <w:ind w:left="0" w:right="113"/>
         <w:jc w:val="both"/>
@@ -246,7 +245,7 @@
     </w:p>
     <w:p>
       <w:pPr>
-        <w:pStyle w:val="Heading1"/>
+        <w:pStyle w:val="Ttulo1"/>
         <w:spacing w:before="0" w:line="360" w:lineRule="exact"/>
         <w:ind w:left="0" w:right="114"/>
         <w:jc w:val="both"/>
@@ -275,10 +274,10 @@
     </w:p>
     <w:p>
       <w:pPr>
-        <w:pStyle w:val="Heading1"/>
+        <w:pStyle w:val="Ttulo1"/>
         <w:numPr>
           <w:ilvl w:val="0"/>
-          <w:numId w:val="29"/>
+          <w:numId w:val="2"/>
         </w:numPr>
         <w:spacing w:before="0" w:line="360" w:lineRule="exact"/>
         <w:ind w:right="114"/>
@@ -299,15 +298,37 @@
           <w:sz w:val="20"/>
           <w:szCs w:val="20"/>
         </w:rPr>
-        <w:t>Conocer la utilidad de la programación de VLANs.</w:t>
-      </w:r>
-    </w:p>
-    <w:p>
-      <w:pPr>
-        <w:pStyle w:val="Heading1"/>
+        <w:t xml:space="preserve">Conocer la utilidad de la programación de </w:t>
+      </w:r>
+      <w:proofErr w:type="spellStart"/>
+      <w:r>
+        <w:rPr>
+          <w:rFonts w:ascii="Arial" w:hAnsi="Arial" w:cs="Arial"/>
+          <w:color w:val="2C3A45"/>
+          <w:spacing w:val="-2"/>
+          <w:sz w:val="20"/>
+          <w:szCs w:val="20"/>
+        </w:rPr>
+        <w:t>VLANs</w:t>
+      </w:r>
+      <w:proofErr w:type="spellEnd"/>
+      <w:r>
+        <w:rPr>
+          <w:rFonts w:ascii="Arial" w:hAnsi="Arial" w:cs="Arial"/>
+          <w:color w:val="2C3A45"/>
+          <w:spacing w:val="-2"/>
+          <w:sz w:val="20"/>
+          <w:szCs w:val="20"/>
+        </w:rPr>
+        <w:t>.</w:t>
+      </w:r>
+    </w:p>
+    <w:p>
+      <w:pPr>
+        <w:pStyle w:val="Ttulo1"/>
         <w:numPr>
           <w:ilvl w:val="0"/>
-          <w:numId w:val="29"/>
+          <w:numId w:val="2"/>
         </w:numPr>
         <w:spacing w:before="0" w:line="360" w:lineRule="exact"/>
         <w:ind w:right="114"/>
@@ -338,8 +359,9 @@
           <w:sz w:val="20"/>
           <w:szCs w:val="20"/>
         </w:rPr>
-        <w:t xml:space="preserve"> VLANs</w:t>
-      </w:r>
+        <w:t xml:space="preserve"> </w:t>
+      </w:r>
+      <w:proofErr w:type="spellStart"/>
       <w:r>
         <w:rPr>
           <w:rFonts w:ascii="Arial" w:hAnsi="Arial" w:cs="Arial"/>
@@ -348,8 +370,9 @@
           <w:sz w:val="20"/>
           <w:szCs w:val="20"/>
         </w:rPr>
-        <w:t xml:space="preserve"> distintas</w:t>
-      </w:r>
+        <w:t>VLANs</w:t>
+      </w:r>
+      <w:proofErr w:type="spellEnd"/>
       <w:r>
         <w:rPr>
           <w:rFonts w:ascii="Arial" w:hAnsi="Arial" w:cs="Arial"/>
@@ -358,12 +381,22 @@
           <w:sz w:val="20"/>
           <w:szCs w:val="20"/>
         </w:rPr>
+        <w:t xml:space="preserve"> distintas</w:t>
+      </w:r>
+      <w:r>
+        <w:rPr>
+          <w:rFonts w:ascii="Arial" w:hAnsi="Arial" w:cs="Arial"/>
+          <w:color w:val="2C3A45"/>
+          <w:spacing w:val="-2"/>
+          <w:sz w:val="20"/>
+          <w:szCs w:val="20"/>
+        </w:rPr>
         <w:t>.</w:t>
       </w:r>
     </w:p>
     <w:p>
       <w:pPr>
-        <w:pStyle w:val="Heading1"/>
+        <w:pStyle w:val="Ttulo1"/>
         <w:spacing w:before="0" w:line="360" w:lineRule="exact"/>
         <w:ind w:left="0" w:right="114"/>
         <w:jc w:val="both"/>
@@ -418,8 +451,53 @@
           <w:sz w:val="20"/>
           <w:szCs w:val="20"/>
         </w:rPr>
-        <w:t xml:space="preserve"> entre uno o más switches y una sola interfaz del router. Este método también se conoce como enrutamiento entre VLANs de </w:t>
-      </w:r>
+        <w:t xml:space="preserve"> entre uno o más switches y una sola interfaz del </w:t>
+      </w:r>
+      <w:proofErr w:type="spellStart"/>
+      <w:r>
+        <w:rPr>
+          <w:rFonts w:ascii="Arial" w:eastAsia="Arial Narrow" w:hAnsi="Arial" w:cs="Arial"/>
+          <w:color w:val="2C3A45"/>
+          <w:spacing w:val="-2"/>
+          <w:sz w:val="20"/>
+          <w:szCs w:val="20"/>
+        </w:rPr>
+        <w:t>router</w:t>
+      </w:r>
+      <w:proofErr w:type="spellEnd"/>
+      <w:r>
+        <w:rPr>
+          <w:rFonts w:ascii="Arial" w:eastAsia="Arial Narrow" w:hAnsi="Arial" w:cs="Arial"/>
+          <w:color w:val="2C3A45"/>
+          <w:spacing w:val="-2"/>
+          <w:sz w:val="20"/>
+          <w:szCs w:val="20"/>
+        </w:rPr>
+        <w:t xml:space="preserve">. Este método también se conoce como enrutamiento entre </w:t>
+      </w:r>
+      <w:proofErr w:type="spellStart"/>
+      <w:r>
+        <w:rPr>
+          <w:rFonts w:ascii="Arial" w:eastAsia="Arial Narrow" w:hAnsi="Arial" w:cs="Arial"/>
+          <w:color w:val="2C3A45"/>
+          <w:spacing w:val="-2"/>
+          <w:sz w:val="20"/>
+          <w:szCs w:val="20"/>
+        </w:rPr>
+        <w:t>VLANs</w:t>
+      </w:r>
+      <w:proofErr w:type="spellEnd"/>
+      <w:r>
+        <w:rPr>
+          <w:rFonts w:ascii="Arial" w:eastAsia="Arial Narrow" w:hAnsi="Arial" w:cs="Arial"/>
+          <w:color w:val="2C3A45"/>
+          <w:spacing w:val="-2"/>
+          <w:sz w:val="20"/>
+          <w:szCs w:val="20"/>
+        </w:rPr>
+        <w:t xml:space="preserve"> de </w:t>
+      </w:r>
+      <w:proofErr w:type="spellStart"/>
       <w:r>
         <w:rPr>
           <w:rFonts w:ascii="Arial" w:eastAsia="Arial Narrow" w:hAnsi="Arial" w:cs="Arial"/>
@@ -430,8 +508,61 @@
           <w:sz w:val="20"/>
           <w:szCs w:val="20"/>
         </w:rPr>
-        <w:t>router-on-a-stick</w:t>
-      </w:r>
+        <w:t>router</w:t>
+      </w:r>
+      <w:proofErr w:type="spellEnd"/>
+      <w:r>
+        <w:rPr>
+          <w:rFonts w:ascii="Arial" w:eastAsia="Arial Narrow" w:hAnsi="Arial" w:cs="Arial"/>
+          <w:b/>
+          <w:bCs/>
+          <w:color w:val="2C3A45"/>
+          <w:spacing w:val="-2"/>
+          <w:sz w:val="20"/>
+          <w:szCs w:val="20"/>
+        </w:rPr>
+        <w:t>-</w:t>
+      </w:r>
+      <w:proofErr w:type="spellStart"/>
+      <w:r>
+        <w:rPr>
+          <w:rFonts w:ascii="Arial" w:eastAsia="Arial Narrow" w:hAnsi="Arial" w:cs="Arial"/>
+          <w:b/>
+          <w:bCs/>
+          <w:color w:val="2C3A45"/>
+          <w:spacing w:val="-2"/>
+          <w:sz w:val="20"/>
+          <w:szCs w:val="20"/>
+        </w:rPr>
+        <w:t>on</w:t>
+      </w:r>
+      <w:proofErr w:type="spellEnd"/>
+      <w:r>
+        <w:rPr>
+          <w:rFonts w:ascii="Arial" w:eastAsia="Arial Narrow" w:hAnsi="Arial" w:cs="Arial"/>
+          <w:b/>
+          <w:bCs/>
+          <w:color w:val="2C3A45"/>
+          <w:spacing w:val="-2"/>
+          <w:sz w:val="20"/>
+          <w:szCs w:val="20"/>
+        </w:rPr>
+        <w:t>-a-</w:t>
+      </w:r>
+      <w:proofErr w:type="spellStart"/>
+      <w:r>
+        <w:rPr>
+          <w:rFonts w:ascii="Arial" w:eastAsia="Arial Narrow" w:hAnsi="Arial" w:cs="Arial"/>
+          <w:b/>
+          <w:bCs/>
+          <w:color w:val="2C3A45"/>
+          <w:spacing w:val="-2"/>
+          <w:sz w:val="20"/>
+          <w:szCs w:val="20"/>
+        </w:rPr>
+        <w:t>stick</w:t>
+      </w:r>
+      <w:proofErr w:type="spellEnd"/>
       <w:r>
         <w:rPr>
           <w:rFonts w:ascii="Arial" w:eastAsia="Arial Narrow" w:hAnsi="Arial" w:cs="Arial"/>
@@ -463,8 +594,9 @@
           <w:sz w:val="20"/>
           <w:szCs w:val="20"/>
         </w:rPr>
-        <w:t>En este ejercicio, configuraremos el enrutamiento entre VLANs basado en troncales y verificar</w:t>
-      </w:r>
+        <w:t xml:space="preserve">En este ejercicio, configuraremos el enrutamiento entre </w:t>
+      </w:r>
+      <w:proofErr w:type="spellStart"/>
       <w:r>
         <w:rPr>
           <w:rFonts w:ascii="Arial" w:eastAsia="Arial Narrow" w:hAnsi="Arial" w:cs="Arial"/>
@@ -473,8 +605,9 @@
           <w:sz w:val="20"/>
           <w:szCs w:val="20"/>
         </w:rPr>
-        <w:t>emos</w:t>
-      </w:r>
+        <w:t>VLANs</w:t>
+      </w:r>
+      <w:proofErr w:type="spellEnd"/>
       <w:r>
         <w:rPr>
           <w:rFonts w:ascii="Arial" w:eastAsia="Arial Narrow" w:hAnsi="Arial" w:cs="Arial"/>
@@ -483,12 +616,98 @@
           <w:sz w:val="20"/>
           <w:szCs w:val="20"/>
         </w:rPr>
-        <w:t xml:space="preserve"> la conectividad a los hosts en diferentes VLANs, así como también con un loopback en el router.</w:t>
-      </w:r>
-    </w:p>
-    <w:p>
-      <w:pPr>
-        <w:pStyle w:val="Heading1"/>
+        <w:t xml:space="preserve"> basado en troncales y verificar</w:t>
+      </w:r>
+      <w:r>
+        <w:rPr>
+          <w:rFonts w:ascii="Arial" w:eastAsia="Arial Narrow" w:hAnsi="Arial" w:cs="Arial"/>
+          <w:color w:val="2C3A45"/>
+          <w:spacing w:val="-2"/>
+          <w:sz w:val="20"/>
+          <w:szCs w:val="20"/>
+        </w:rPr>
+        <w:t>emos</w:t>
+      </w:r>
+      <w:r>
+        <w:rPr>
+          <w:rFonts w:ascii="Arial" w:eastAsia="Arial Narrow" w:hAnsi="Arial" w:cs="Arial"/>
+          <w:color w:val="2C3A45"/>
+          <w:spacing w:val="-2"/>
+          <w:sz w:val="20"/>
+          <w:szCs w:val="20"/>
+        </w:rPr>
+        <w:t xml:space="preserve"> la conectividad a los hosts en diferentes </w:t>
+      </w:r>
+      <w:proofErr w:type="spellStart"/>
+      <w:r>
+        <w:rPr>
+          <w:rFonts w:ascii="Arial" w:eastAsia="Arial Narrow" w:hAnsi="Arial" w:cs="Arial"/>
+          <w:color w:val="2C3A45"/>
+          <w:spacing w:val="-2"/>
+          <w:sz w:val="20"/>
+          <w:szCs w:val="20"/>
+        </w:rPr>
+        <w:t>VLANs</w:t>
+      </w:r>
+      <w:proofErr w:type="spellEnd"/>
+      <w:r>
+        <w:rPr>
+          <w:rFonts w:ascii="Arial" w:eastAsia="Arial Narrow" w:hAnsi="Arial" w:cs="Arial"/>
+          <w:color w:val="2C3A45"/>
+          <w:spacing w:val="-2"/>
+          <w:sz w:val="20"/>
+          <w:szCs w:val="20"/>
+        </w:rPr>
+        <w:t xml:space="preserve">, así como también con un </w:t>
+      </w:r>
+      <w:proofErr w:type="spellStart"/>
+      <w:r>
+        <w:rPr>
+          <w:rFonts w:ascii="Arial" w:eastAsia="Arial Narrow" w:hAnsi="Arial" w:cs="Arial"/>
+          <w:color w:val="2C3A45"/>
+          <w:spacing w:val="-2"/>
+          <w:sz w:val="20"/>
+          <w:szCs w:val="20"/>
+        </w:rPr>
+        <w:t>loopback</w:t>
+      </w:r>
+      <w:proofErr w:type="spellEnd"/>
+      <w:r>
+        <w:rPr>
+          <w:rFonts w:ascii="Arial" w:eastAsia="Arial Narrow" w:hAnsi="Arial" w:cs="Arial"/>
+          <w:color w:val="2C3A45"/>
+          <w:spacing w:val="-2"/>
+          <w:sz w:val="20"/>
+          <w:szCs w:val="20"/>
+        </w:rPr>
+        <w:t xml:space="preserve"> en el </w:t>
+      </w:r>
+      <w:proofErr w:type="spellStart"/>
+      <w:r>
+        <w:rPr>
+          <w:rFonts w:ascii="Arial" w:eastAsia="Arial Narrow" w:hAnsi="Arial" w:cs="Arial"/>
+          <w:color w:val="2C3A45"/>
+          <w:spacing w:val="-2"/>
+          <w:sz w:val="20"/>
+          <w:szCs w:val="20"/>
+        </w:rPr>
+        <w:t>router</w:t>
+      </w:r>
+      <w:proofErr w:type="spellEnd"/>
+      <w:r>
+        <w:rPr>
+          <w:rFonts w:ascii="Arial" w:eastAsia="Arial Narrow" w:hAnsi="Arial" w:cs="Arial"/>
+          <w:color w:val="2C3A45"/>
+          <w:spacing w:val="-2"/>
+          <w:sz w:val="20"/>
+          <w:szCs w:val="20"/>
+        </w:rPr>
+        <w:t>.</w:t>
+      </w:r>
+    </w:p>
+    <w:p>
+      <w:pPr>
+        <w:pStyle w:val="Ttulo1"/>
         <w:spacing w:before="0" w:line="360" w:lineRule="exact"/>
         <w:ind w:left="0" w:right="114"/>
         <w:jc w:val="both"/>
@@ -531,8 +750,9 @@
           <w:sz w:val="20"/>
           <w:szCs w:val="20"/>
         </w:rPr>
-        <w:t>ograr la interconexión de VLANs</w:t>
-      </w:r>
+        <w:t xml:space="preserve">ograr la interconexión de </w:t>
+      </w:r>
+      <w:proofErr w:type="spellStart"/>
       <w:r>
         <w:rPr>
           <w:rFonts w:ascii="Arial" w:eastAsia="Arial Narrow" w:hAnsi="Arial" w:cs="Arial"/>
@@ -541,8 +761,9 @@
           <w:sz w:val="20"/>
           <w:szCs w:val="20"/>
         </w:rPr>
-        <w:t xml:space="preserve">, en este caso </w:t>
-      </w:r>
+        <w:t>VLANs</w:t>
+      </w:r>
+      <w:proofErr w:type="spellEnd"/>
       <w:r>
         <w:rPr>
           <w:rFonts w:ascii="Arial" w:eastAsia="Arial Narrow" w:hAnsi="Arial" w:cs="Arial"/>
@@ -551,6 +772,16 @@
           <w:sz w:val="20"/>
           <w:szCs w:val="20"/>
         </w:rPr>
+        <w:t xml:space="preserve">, en este caso </w:t>
+      </w:r>
+      <w:r>
+        <w:rPr>
+          <w:rFonts w:ascii="Arial" w:eastAsia="Arial Narrow" w:hAnsi="Arial" w:cs="Arial"/>
+          <w:color w:val="2C3A45"/>
+          <w:spacing w:val="-2"/>
+          <w:sz w:val="20"/>
+          <w:szCs w:val="20"/>
+        </w:rPr>
         <w:t xml:space="preserve">la </w:t>
       </w:r>
       <w:r>
@@ -683,8 +914,9 @@
           <w:sz w:val="20"/>
           <w:szCs w:val="20"/>
         </w:rPr>
-        <w:t>tas subredes no pueden comunicarse, solamente si pertenecieran a la misma VLAN. Para poder comunicarse entre VLANs distintas requerimos un router, ya que el router toma decisiones capa 3</w:t>
-      </w:r>
+        <w:t xml:space="preserve">tas subredes no pueden comunicarse, solamente si pertenecieran a la misma VLAN. Para poder comunicarse entre </w:t>
+      </w:r>
+      <w:proofErr w:type="spellStart"/>
       <w:r>
         <w:rPr>
           <w:rFonts w:ascii="Arial" w:eastAsia="Arial Narrow" w:hAnsi="Arial" w:cs="Arial"/>
@@ -693,8 +925,9 @@
           <w:sz w:val="20"/>
           <w:szCs w:val="20"/>
         </w:rPr>
-        <w:t>. D</w:t>
-      </w:r>
+        <w:t>VLANs</w:t>
+      </w:r>
+      <w:proofErr w:type="spellEnd"/>
       <w:r>
         <w:rPr>
           <w:rFonts w:ascii="Arial" w:eastAsia="Arial Narrow" w:hAnsi="Arial" w:cs="Arial"/>
@@ -703,8 +936,9 @@
           <w:sz w:val="20"/>
           <w:szCs w:val="20"/>
         </w:rPr>
-        <w:t>e manera nativa los switches no pueden realizar este proceso, ya que los switches no toman decisiones o rutean.</w:t>
-      </w:r>
+        <w:t xml:space="preserve"> distintas requerimos un </w:t>
+      </w:r>
+      <w:proofErr w:type="spellStart"/>
       <w:r>
         <w:rPr>
           <w:rFonts w:ascii="Arial" w:eastAsia="Arial Narrow" w:hAnsi="Arial" w:cs="Arial"/>
@@ -713,12 +947,75 @@
           <w:sz w:val="20"/>
           <w:szCs w:val="20"/>
         </w:rPr>
+        <w:t>router</w:t>
+      </w:r>
+      <w:proofErr w:type="spellEnd"/>
+      <w:r>
+        <w:rPr>
+          <w:rFonts w:ascii="Arial" w:eastAsia="Arial Narrow" w:hAnsi="Arial" w:cs="Arial"/>
+          <w:color w:val="2C3A45"/>
+          <w:spacing w:val="-2"/>
+          <w:sz w:val="20"/>
+          <w:szCs w:val="20"/>
+        </w:rPr>
+        <w:t xml:space="preserve">, ya que el </w:t>
+      </w:r>
+      <w:proofErr w:type="spellStart"/>
+      <w:r>
+        <w:rPr>
+          <w:rFonts w:ascii="Arial" w:eastAsia="Arial Narrow" w:hAnsi="Arial" w:cs="Arial"/>
+          <w:color w:val="2C3A45"/>
+          <w:spacing w:val="-2"/>
+          <w:sz w:val="20"/>
+          <w:szCs w:val="20"/>
+        </w:rPr>
+        <w:t>router</w:t>
+      </w:r>
+      <w:proofErr w:type="spellEnd"/>
+      <w:r>
+        <w:rPr>
+          <w:rFonts w:ascii="Arial" w:eastAsia="Arial Narrow" w:hAnsi="Arial" w:cs="Arial"/>
+          <w:color w:val="2C3A45"/>
+          <w:spacing w:val="-2"/>
+          <w:sz w:val="20"/>
+          <w:szCs w:val="20"/>
+        </w:rPr>
+        <w:t xml:space="preserve"> toma decisiones capa 3</w:t>
+      </w:r>
+      <w:r>
+        <w:rPr>
+          <w:rFonts w:ascii="Arial" w:eastAsia="Arial Narrow" w:hAnsi="Arial" w:cs="Arial"/>
+          <w:color w:val="2C3A45"/>
+          <w:spacing w:val="-2"/>
+          <w:sz w:val="20"/>
+          <w:szCs w:val="20"/>
+        </w:rPr>
+        <w:t>. D</w:t>
+      </w:r>
+      <w:r>
+        <w:rPr>
+          <w:rFonts w:ascii="Arial" w:eastAsia="Arial Narrow" w:hAnsi="Arial" w:cs="Arial"/>
+          <w:color w:val="2C3A45"/>
+          <w:spacing w:val="-2"/>
+          <w:sz w:val="20"/>
+          <w:szCs w:val="20"/>
+        </w:rPr>
+        <w:t>e manera nativa los switches no pueden realizar este proceso, ya que los switches no toman decisiones o rutean.</w:t>
+      </w:r>
+      <w:r>
+        <w:rPr>
+          <w:rFonts w:ascii="Arial" w:eastAsia="Arial Narrow" w:hAnsi="Arial" w:cs="Arial"/>
+          <w:color w:val="2C3A45"/>
+          <w:spacing w:val="-2"/>
+          <w:sz w:val="20"/>
+          <w:szCs w:val="20"/>
+        </w:rPr>
         <w:t xml:space="preserve"> </w:t>
       </w:r>
     </w:p>
     <w:p>
       <w:pPr>
-        <w:pStyle w:val="Heading1"/>
+        <w:pStyle w:val="Ttulo1"/>
         <w:spacing w:before="0" w:line="360" w:lineRule="exact"/>
         <w:ind w:left="0" w:right="123"/>
         <w:jc w:val="both"/>
@@ -1589,7 +1886,7 @@
                 <w:color w:val="2C3A45"/>
                 <w:spacing w:val="-1"/>
               </w:rPr>
-              <w:t>Nativa</w:t>
+              <w:t>Gestión</w:t>
             </w:r>
           </w:p>
         </w:tc>
@@ -1616,7 +1913,7 @@
                 <w:color w:val="2C3A45"/>
                 <w:spacing w:val="-1"/>
               </w:rPr>
-              <w:t>1</w:t>
+              <w:t>999</w:t>
             </w:r>
           </w:p>
         </w:tc>
@@ -1723,7 +2020,7 @@
     </w:p>
     <w:p>
       <w:pPr>
-        <w:pStyle w:val="Heading1"/>
+        <w:pStyle w:val="Ttulo1"/>
         <w:spacing w:before="0" w:line="360" w:lineRule="exact"/>
         <w:ind w:left="0" w:right="114"/>
         <w:jc w:val="both"/>
@@ -1844,6 +2141,7 @@
                 <w:szCs w:val="20"/>
               </w:rPr>
             </w:pPr>
+            <w:proofErr w:type="gramStart"/>
             <w:r>
               <w:rPr>
                 <w:rFonts w:ascii="Arial" w:hAnsi="Arial" w:cs="Arial"/>
@@ -1854,6 +2152,7 @@
               </w:rPr>
               <w:t>Interface</w:t>
             </w:r>
+            <w:proofErr w:type="gramEnd"/>
           </w:p>
         </w:tc>
         <w:tc>
@@ -1892,6 +2191,7 @@
               </w:rPr>
               <w:t xml:space="preserve"> </w:t>
             </w:r>
+            <w:proofErr w:type="spellStart"/>
             <w:r>
               <w:rPr>
                 <w:rFonts w:ascii="Arial" w:hAnsi="Arial" w:cs="Arial"/>
@@ -1902,6 +2202,7 @@
               </w:rPr>
               <w:t>Address</w:t>
             </w:r>
+            <w:proofErr w:type="spellEnd"/>
           </w:p>
         </w:tc>
         <w:tc>
@@ -2053,7 +2354,16 @@
                 <w:sz w:val="20"/>
                 <w:szCs w:val="20"/>
               </w:rPr>
-              <w:t>G0/1.1</w:t>
+              <w:t>G0/1.</w:t>
+            </w:r>
+            <w:r>
+              <w:rPr>
+                <w:rFonts w:ascii="Arial" w:hAnsi="Arial" w:cs="Arial"/>
+                <w:spacing w:val="-1"/>
+                <w:sz w:val="20"/>
+                <w:szCs w:val="20"/>
+              </w:rPr>
+              <w:t>999</w:t>
             </w:r>
           </w:p>
         </w:tc>
@@ -2455,7 +2765,7 @@
                 <w:sz w:val="20"/>
                 <w:szCs w:val="20"/>
               </w:rPr>
-              <w:t>1</w:t>
+              <w:t>999</w:t>
             </w:r>
           </w:p>
         </w:tc>
@@ -2609,7 +2919,7 @@
                 <w:sz w:val="20"/>
                 <w:szCs w:val="20"/>
               </w:rPr>
-              <w:t>1</w:t>
+              <w:t>999</w:t>
             </w:r>
           </w:p>
         </w:tc>
@@ -3319,7 +3629,27 @@
           <w:sz w:val="20"/>
           <w:szCs w:val="20"/>
         </w:rPr>
-        <w:t xml:space="preserve"> entre los equipos de las VLANs,</w:t>
+        <w:t xml:space="preserve"> entre los equipos de las </w:t>
+      </w:r>
+      <w:proofErr w:type="spellStart"/>
+      <w:r>
+        <w:rPr>
+          <w:rFonts w:ascii="Arial" w:hAnsi="Arial" w:cs="Arial"/>
+          <w:spacing w:val="-1"/>
+          <w:sz w:val="20"/>
+          <w:szCs w:val="20"/>
+        </w:rPr>
+        <w:t>VLANs</w:t>
+      </w:r>
+      <w:proofErr w:type="spellEnd"/>
+      <w:r>
+        <w:rPr>
+          <w:rFonts w:ascii="Arial" w:hAnsi="Arial" w:cs="Arial"/>
+          <w:spacing w:val="-1"/>
+          <w:sz w:val="20"/>
+          <w:szCs w:val="20"/>
+        </w:rPr>
+        <w:t>,</w:t>
       </w:r>
       <w:r>
         <w:rPr>
@@ -3423,10 +3753,10 @@
     </w:p>
     <w:p>
       <w:pPr>
-        <w:pStyle w:val="ListParagraph"/>
+        <w:pStyle w:val="Prrafodelista"/>
         <w:numPr>
           <w:ilvl w:val="0"/>
-          <w:numId w:val="20"/>
+          <w:numId w:val="1"/>
         </w:numPr>
         <w:spacing w:after="120" w:line="360" w:lineRule="exact"/>
         <w:ind w:left="357" w:right="198" w:hanging="357"/>
@@ -3459,10 +3789,10 @@
     </w:p>
     <w:p>
       <w:pPr>
-        <w:pStyle w:val="ListParagraph"/>
+        <w:pStyle w:val="Prrafodelista"/>
         <w:numPr>
           <w:ilvl w:val="0"/>
-          <w:numId w:val="44"/>
+          <w:numId w:val="6"/>
         </w:numPr>
         <w:tabs>
           <w:tab w:val="left" w:pos="721"/>
@@ -3526,7 +3856,16 @@
           <w:sz w:val="20"/>
           <w:szCs w:val="20"/>
         </w:rPr>
-        <w:t>VLAN1</w:t>
+        <w:t>VLAN</w:t>
+      </w:r>
+      <w:r>
+        <w:rPr>
+          <w:rFonts w:ascii="Arial" w:hAnsi="Arial" w:cs="Arial"/>
+          <w:b/>
+          <w:sz w:val="20"/>
+          <w:szCs w:val="20"/>
+        </w:rPr>
+        <w:t xml:space="preserve"> 999</w:t>
       </w:r>
       <w:r>
         <w:rPr>
@@ -3673,11 +4012,11 @@
     </w:p>
     <w:p>
       <w:pPr>
-        <w:pStyle w:val="ListParagraph"/>
+        <w:pStyle w:val="Prrafodelista"/>
         <w:widowControl/>
         <w:numPr>
           <w:ilvl w:val="0"/>
-          <w:numId w:val="44"/>
+          <w:numId w:val="6"/>
         </w:numPr>
         <w:spacing w:after="120" w:line="360" w:lineRule="exact"/>
         <w:contextualSpacing/>
@@ -3695,16 +4034,54 @@
           <w:sz w:val="20"/>
           <w:szCs w:val="20"/>
         </w:rPr>
-        <w:t>Creación de las VLANs.</w:t>
-      </w:r>
-    </w:p>
-    <w:p>
-      <w:pPr>
-        <w:pStyle w:val="ListParagraph"/>
+        <w:t xml:space="preserve">Creación de las </w:t>
+      </w:r>
+      <w:proofErr w:type="spellStart"/>
+      <w:r>
+        <w:rPr>
+          <w:rFonts w:ascii="Arial" w:hAnsi="Arial" w:cs="Arial"/>
+          <w:spacing w:val="-1"/>
+          <w:sz w:val="20"/>
+          <w:szCs w:val="20"/>
+        </w:rPr>
+        <w:t>VLANs</w:t>
+      </w:r>
+      <w:proofErr w:type="spellEnd"/>
+      <w:r>
+        <w:rPr>
+          <w:rFonts w:ascii="Arial" w:hAnsi="Arial" w:cs="Arial"/>
+          <w:spacing w:val="-1"/>
+          <w:sz w:val="20"/>
+          <w:szCs w:val="20"/>
+        </w:rPr>
+        <w:t xml:space="preserve"> (</w:t>
+      </w:r>
+      <w:r>
+        <w:rPr>
+          <w:rFonts w:ascii="Arial" w:hAnsi="Arial" w:cs="Arial"/>
+          <w:spacing w:val="-1"/>
+          <w:sz w:val="20"/>
+          <w:szCs w:val="20"/>
+        </w:rPr>
+        <w:t>10, 20 y 999)</w:t>
+      </w:r>
+      <w:r>
+        <w:rPr>
+          <w:rFonts w:ascii="Arial" w:hAnsi="Arial" w:cs="Arial"/>
+          <w:spacing w:val="-1"/>
+          <w:sz w:val="20"/>
+          <w:szCs w:val="20"/>
+        </w:rPr>
+        <w:t>.</w:t>
+      </w:r>
+    </w:p>
+    <w:p>
+      <w:pPr>
+        <w:pStyle w:val="Prrafodelista"/>
         <w:widowControl/>
         <w:numPr>
           <w:ilvl w:val="0"/>
-          <w:numId w:val="44"/>
+          <w:numId w:val="6"/>
         </w:numPr>
         <w:spacing w:line="360" w:lineRule="exact"/>
         <w:contextualSpacing/>
@@ -3727,11 +4104,11 @@
     </w:p>
     <w:p>
       <w:pPr>
-        <w:pStyle w:val="ListParagraph"/>
+        <w:pStyle w:val="Prrafodelista"/>
         <w:widowControl/>
         <w:numPr>
           <w:ilvl w:val="0"/>
-          <w:numId w:val="44"/>
+          <w:numId w:val="6"/>
         </w:numPr>
         <w:spacing w:line="360" w:lineRule="exact"/>
         <w:contextualSpacing/>
@@ -3749,8 +4126,19 @@
           <w:sz w:val="20"/>
           <w:szCs w:val="20"/>
         </w:rPr>
-        <w:t>Asignación de puertos a las VLANs</w:t>
-      </w:r>
+        <w:t xml:space="preserve">Asignación de puertos a las </w:t>
+      </w:r>
+      <w:proofErr w:type="spellStart"/>
+      <w:r>
+        <w:rPr>
+          <w:rFonts w:ascii="Arial" w:hAnsi="Arial" w:cs="Arial"/>
+          <w:spacing w:val="-1"/>
+          <w:sz w:val="20"/>
+          <w:szCs w:val="20"/>
+        </w:rPr>
+        <w:t>VLANs</w:t>
+      </w:r>
+      <w:proofErr w:type="spellEnd"/>
       <w:r>
         <w:rPr>
           <w:rFonts w:ascii="Arial" w:hAnsi="Arial" w:cs="Arial"/>
@@ -3763,11 +4151,11 @@
     </w:p>
     <w:p>
       <w:pPr>
-        <w:pStyle w:val="ListParagraph"/>
+        <w:pStyle w:val="Prrafodelista"/>
         <w:widowControl/>
         <w:numPr>
           <w:ilvl w:val="0"/>
-          <w:numId w:val="44"/>
+          <w:numId w:val="6"/>
         </w:numPr>
         <w:spacing w:line="360" w:lineRule="exact"/>
         <w:contextualSpacing/>
@@ -3848,6 +4236,7 @@
         </w:rPr>
         <w:t xml:space="preserve">Verifique los nombres y números de VLAN con el comando: </w:t>
       </w:r>
+      <w:proofErr w:type="spellStart"/>
       <w:r>
         <w:rPr>
           <w:rFonts w:ascii="Arial" w:hAnsi="Arial" w:cs="Arial"/>
@@ -3857,8 +4246,57 @@
           <w:sz w:val="20"/>
           <w:szCs w:val="20"/>
         </w:rPr>
-        <w:t>sh vlan brief</w:t>
-      </w:r>
+        <w:t>sh</w:t>
+      </w:r>
+      <w:proofErr w:type="spellEnd"/>
+      <w:r>
+        <w:rPr>
+          <w:rFonts w:ascii="Arial" w:hAnsi="Arial" w:cs="Arial"/>
+          <w:b/>
+          <w:bCs/>
+          <w:spacing w:val="-1"/>
+          <w:sz w:val="20"/>
+          <w:szCs w:val="20"/>
+        </w:rPr>
+        <w:t xml:space="preserve"> </w:t>
+      </w:r>
+      <w:proofErr w:type="spellStart"/>
+      <w:r>
+        <w:rPr>
+          <w:rFonts w:ascii="Arial" w:hAnsi="Arial" w:cs="Arial"/>
+          <w:b/>
+          <w:bCs/>
+          <w:spacing w:val="-1"/>
+          <w:sz w:val="20"/>
+          <w:szCs w:val="20"/>
+        </w:rPr>
+        <w:t>vlan</w:t>
+      </w:r>
+      <w:proofErr w:type="spellEnd"/>
+      <w:r>
+        <w:rPr>
+          <w:rFonts w:ascii="Arial" w:hAnsi="Arial" w:cs="Arial"/>
+          <w:b/>
+          <w:bCs/>
+          <w:spacing w:val="-1"/>
+          <w:sz w:val="20"/>
+          <w:szCs w:val="20"/>
+        </w:rPr>
+        <w:t xml:space="preserve"> </w:t>
+      </w:r>
+      <w:proofErr w:type="spellStart"/>
+      <w:r>
+        <w:rPr>
+          <w:rFonts w:ascii="Arial" w:hAnsi="Arial" w:cs="Arial"/>
+          <w:b/>
+          <w:bCs/>
+          <w:spacing w:val="-1"/>
+          <w:sz w:val="20"/>
+          <w:szCs w:val="20"/>
+        </w:rPr>
+        <w:t>brief</w:t>
+      </w:r>
+      <w:proofErr w:type="spellEnd"/>
     </w:p>
     <w:p>
       <w:pPr>
@@ -3876,36 +4314,10 @@
     </w:p>
     <w:p>
       <w:pPr>
-        <w:widowControl/>
-        <w:spacing w:line="360" w:lineRule="exact"/>
-        <w:contextualSpacing/>
-        <w:rPr>
-          <w:rFonts w:ascii="Arial" w:hAnsi="Arial" w:cs="Arial"/>
-          <w:spacing w:val="-1"/>
-          <w:sz w:val="20"/>
-          <w:szCs w:val="20"/>
-        </w:rPr>
-      </w:pPr>
-    </w:p>
-    <w:p>
-      <w:pPr>
-        <w:widowControl/>
-        <w:spacing w:line="360" w:lineRule="exact"/>
-        <w:contextualSpacing/>
-        <w:rPr>
-          <w:rFonts w:ascii="Arial" w:hAnsi="Arial" w:cs="Arial"/>
-          <w:spacing w:val="-1"/>
-          <w:sz w:val="20"/>
-          <w:szCs w:val="20"/>
-        </w:rPr>
-      </w:pPr>
-    </w:p>
-    <w:p>
-      <w:pPr>
-        <w:pStyle w:val="ListParagraph"/>
+        <w:pStyle w:val="Prrafodelista"/>
         <w:numPr>
           <w:ilvl w:val="0"/>
-          <w:numId w:val="20"/>
+          <w:numId w:val="1"/>
         </w:numPr>
         <w:spacing w:after="120" w:line="360" w:lineRule="exact"/>
         <w:ind w:left="357" w:right="198" w:hanging="357"/>
@@ -3924,15 +4336,16 @@
           <w:bCs/>
           <w:spacing w:val="-1"/>
         </w:rPr>
+        <w:lastRenderedPageBreak/>
         <w:t>Complete la configuración del switch S2</w:t>
       </w:r>
     </w:p>
     <w:p>
       <w:pPr>
-        <w:pStyle w:val="ListParagraph"/>
+        <w:pStyle w:val="Prrafodelista"/>
         <w:numPr>
           <w:ilvl w:val="0"/>
-          <w:numId w:val="45"/>
+          <w:numId w:val="7"/>
         </w:numPr>
         <w:tabs>
           <w:tab w:val="left" w:pos="721"/>
@@ -3996,7 +4409,16 @@
           <w:sz w:val="20"/>
           <w:szCs w:val="20"/>
         </w:rPr>
-        <w:t>VLAN1</w:t>
+        <w:t>VLAN</w:t>
+      </w:r>
+      <w:r>
+        <w:rPr>
+          <w:rFonts w:ascii="Arial" w:hAnsi="Arial" w:cs="Arial"/>
+          <w:b/>
+          <w:sz w:val="20"/>
+          <w:szCs w:val="20"/>
+        </w:rPr>
+        <w:t xml:space="preserve"> 999</w:t>
       </w:r>
       <w:r>
         <w:rPr>
@@ -4143,11 +4565,11 @@
     </w:p>
     <w:p>
       <w:pPr>
-        <w:pStyle w:val="ListParagraph"/>
+        <w:pStyle w:val="Prrafodelista"/>
         <w:widowControl/>
         <w:numPr>
           <w:ilvl w:val="0"/>
-          <w:numId w:val="45"/>
+          <w:numId w:val="7"/>
         </w:numPr>
         <w:spacing w:after="120" w:line="360" w:lineRule="exact"/>
         <w:contextualSpacing/>
@@ -4165,16 +4587,45 @@
           <w:sz w:val="20"/>
           <w:szCs w:val="20"/>
         </w:rPr>
-        <w:t>Creación de las VLANs.</w:t>
-      </w:r>
-    </w:p>
-    <w:p>
-      <w:pPr>
-        <w:pStyle w:val="ListParagraph"/>
+        <w:t xml:space="preserve">Creación de las </w:t>
+      </w:r>
+      <w:proofErr w:type="spellStart"/>
+      <w:r>
+        <w:rPr>
+          <w:rFonts w:ascii="Arial" w:hAnsi="Arial" w:cs="Arial"/>
+          <w:spacing w:val="-1"/>
+          <w:sz w:val="20"/>
+          <w:szCs w:val="20"/>
+        </w:rPr>
+        <w:t>VLANs</w:t>
+      </w:r>
+      <w:proofErr w:type="spellEnd"/>
+      <w:r>
+        <w:rPr>
+          <w:rFonts w:ascii="Arial" w:hAnsi="Arial" w:cs="Arial"/>
+          <w:spacing w:val="-1"/>
+          <w:sz w:val="20"/>
+          <w:szCs w:val="20"/>
+        </w:rPr>
+        <w:t xml:space="preserve"> (10, 20 y 999)</w:t>
+      </w:r>
+      <w:r>
+        <w:rPr>
+          <w:rFonts w:ascii="Arial" w:hAnsi="Arial" w:cs="Arial"/>
+          <w:spacing w:val="-1"/>
+          <w:sz w:val="20"/>
+          <w:szCs w:val="20"/>
+        </w:rPr>
+        <w:t>.</w:t>
+      </w:r>
+    </w:p>
+    <w:p>
+      <w:pPr>
+        <w:pStyle w:val="Prrafodelista"/>
         <w:widowControl/>
         <w:numPr>
           <w:ilvl w:val="0"/>
-          <w:numId w:val="45"/>
+          <w:numId w:val="7"/>
         </w:numPr>
         <w:spacing w:line="360" w:lineRule="exact"/>
         <w:contextualSpacing/>
@@ -4197,11 +4648,11 @@
     </w:p>
     <w:p>
       <w:pPr>
-        <w:pStyle w:val="ListParagraph"/>
+        <w:pStyle w:val="Prrafodelista"/>
         <w:widowControl/>
         <w:numPr>
           <w:ilvl w:val="0"/>
-          <w:numId w:val="45"/>
+          <w:numId w:val="7"/>
         </w:numPr>
         <w:spacing w:line="360" w:lineRule="exact"/>
         <w:contextualSpacing/>
@@ -4219,16 +4670,36 @@
           <w:sz w:val="20"/>
           <w:szCs w:val="20"/>
         </w:rPr>
-        <w:t>Asignación de puertos a las VLANs y definición de los puertos de acceso.</w:t>
-      </w:r>
-    </w:p>
-    <w:p>
-      <w:pPr>
-        <w:pStyle w:val="ListParagraph"/>
+        <w:t xml:space="preserve">Asignación de puertos a las </w:t>
+      </w:r>
+      <w:proofErr w:type="spellStart"/>
+      <w:r>
+        <w:rPr>
+          <w:rFonts w:ascii="Arial" w:hAnsi="Arial" w:cs="Arial"/>
+          <w:spacing w:val="-1"/>
+          <w:sz w:val="20"/>
+          <w:szCs w:val="20"/>
+        </w:rPr>
+        <w:t>VLANs</w:t>
+      </w:r>
+      <w:proofErr w:type="spellEnd"/>
+      <w:r>
+        <w:rPr>
+          <w:rFonts w:ascii="Arial" w:hAnsi="Arial" w:cs="Arial"/>
+          <w:spacing w:val="-1"/>
+          <w:sz w:val="20"/>
+          <w:szCs w:val="20"/>
+        </w:rPr>
+        <w:t xml:space="preserve"> y definición de los puertos de acceso.</w:t>
+      </w:r>
+    </w:p>
+    <w:p>
+      <w:pPr>
+        <w:pStyle w:val="Prrafodelista"/>
         <w:widowControl/>
         <w:numPr>
           <w:ilvl w:val="0"/>
-          <w:numId w:val="45"/>
+          <w:numId w:val="7"/>
         </w:numPr>
         <w:spacing w:line="360" w:lineRule="exact"/>
         <w:contextualSpacing/>
@@ -4282,6 +4753,7 @@
         </w:rPr>
         <w:t xml:space="preserve"> Verifique los nombres y números de VLAN con el comando: </w:t>
       </w:r>
+      <w:proofErr w:type="spellStart"/>
       <w:r>
         <w:rPr>
           <w:rFonts w:ascii="Arial" w:hAnsi="Arial" w:cs="Arial"/>
@@ -4291,12 +4763,61 @@
           <w:sz w:val="20"/>
           <w:szCs w:val="20"/>
         </w:rPr>
-        <w:t>sh vlan brief</w:t>
-      </w:r>
-    </w:p>
-    <w:p>
-      <w:pPr>
-        <w:pStyle w:val="ListParagraph"/>
+        <w:t>sh</w:t>
+      </w:r>
+      <w:proofErr w:type="spellEnd"/>
+      <w:r>
+        <w:rPr>
+          <w:rFonts w:ascii="Arial" w:hAnsi="Arial" w:cs="Arial"/>
+          <w:b/>
+          <w:bCs/>
+          <w:spacing w:val="-1"/>
+          <w:sz w:val="20"/>
+          <w:szCs w:val="20"/>
+        </w:rPr>
+        <w:t xml:space="preserve"> </w:t>
+      </w:r>
+      <w:proofErr w:type="spellStart"/>
+      <w:r>
+        <w:rPr>
+          <w:rFonts w:ascii="Arial" w:hAnsi="Arial" w:cs="Arial"/>
+          <w:b/>
+          <w:bCs/>
+          <w:spacing w:val="-1"/>
+          <w:sz w:val="20"/>
+          <w:szCs w:val="20"/>
+        </w:rPr>
+        <w:t>vlan</w:t>
+      </w:r>
+      <w:proofErr w:type="spellEnd"/>
+      <w:r>
+        <w:rPr>
+          <w:rFonts w:ascii="Arial" w:hAnsi="Arial" w:cs="Arial"/>
+          <w:b/>
+          <w:bCs/>
+          <w:spacing w:val="-1"/>
+          <w:sz w:val="20"/>
+          <w:szCs w:val="20"/>
+        </w:rPr>
+        <w:t xml:space="preserve"> </w:t>
+      </w:r>
+      <w:proofErr w:type="spellStart"/>
+      <w:r>
+        <w:rPr>
+          <w:rFonts w:ascii="Arial" w:hAnsi="Arial" w:cs="Arial"/>
+          <w:b/>
+          <w:bCs/>
+          <w:spacing w:val="-1"/>
+          <w:sz w:val="20"/>
+          <w:szCs w:val="20"/>
+        </w:rPr>
+        <w:t>brief</w:t>
+      </w:r>
+      <w:proofErr w:type="spellEnd"/>
+    </w:p>
+    <w:p>
+      <w:pPr>
+        <w:pStyle w:val="Prrafodelista"/>
         <w:widowControl/>
         <w:spacing w:line="360" w:lineRule="exact"/>
         <w:ind w:left="720"/>
@@ -4311,10 +4832,10 @@
     </w:p>
     <w:p>
       <w:pPr>
-        <w:pStyle w:val="ListParagraph"/>
+        <w:pStyle w:val="Prrafodelista"/>
         <w:numPr>
           <w:ilvl w:val="0"/>
-          <w:numId w:val="20"/>
+          <w:numId w:val="1"/>
         </w:numPr>
         <w:spacing w:after="120" w:line="360" w:lineRule="exact"/>
         <w:ind w:left="357" w:right="198" w:hanging="357"/>
@@ -4333,16 +4854,36 @@
           <w:bCs/>
           <w:spacing w:val="-1"/>
         </w:rPr>
-        <w:t xml:space="preserve">Complete la configuración del router R1 </w:t>
-      </w:r>
-    </w:p>
-    <w:p>
-      <w:pPr>
-        <w:pStyle w:val="ListParagraph"/>
+        <w:t xml:space="preserve">Complete la configuración del </w:t>
+      </w:r>
+      <w:proofErr w:type="spellStart"/>
+      <w:r>
+        <w:rPr>
+          <w:rFonts w:ascii="Arial" w:hAnsi="Arial" w:cs="Arial"/>
+          <w:b/>
+          <w:bCs/>
+          <w:spacing w:val="-1"/>
+        </w:rPr>
+        <w:t>router</w:t>
+      </w:r>
+      <w:proofErr w:type="spellEnd"/>
+      <w:r>
+        <w:rPr>
+          <w:rFonts w:ascii="Arial" w:hAnsi="Arial" w:cs="Arial"/>
+          <w:b/>
+          <w:bCs/>
+          <w:spacing w:val="-1"/>
+        </w:rPr>
+        <w:t xml:space="preserve"> R1 </w:t>
+      </w:r>
+    </w:p>
+    <w:p>
+      <w:pPr>
+        <w:pStyle w:val="Prrafodelista"/>
         <w:widowControl/>
         <w:numPr>
           <w:ilvl w:val="0"/>
-          <w:numId w:val="47"/>
+          <w:numId w:val="8"/>
         </w:numPr>
         <w:tabs>
           <w:tab w:val="left" w:pos="721"/>
@@ -4365,16 +4906,36 @@
           <w:sz w:val="20"/>
           <w:szCs w:val="20"/>
         </w:rPr>
-        <w:t>Configurar la interface serial</w:t>
-      </w:r>
-    </w:p>
-    <w:p>
-      <w:pPr>
-        <w:pStyle w:val="ListParagraph"/>
+        <w:t xml:space="preserve">Configurar la </w:t>
+      </w:r>
+      <w:proofErr w:type="gramStart"/>
+      <w:r>
+        <w:rPr>
+          <w:rFonts w:ascii="Arial" w:hAnsi="Arial" w:cs="Arial"/>
+          <w:spacing w:val="-1"/>
+          <w:sz w:val="20"/>
+          <w:szCs w:val="20"/>
+        </w:rPr>
+        <w:t>interface</w:t>
+      </w:r>
+      <w:proofErr w:type="gramEnd"/>
+      <w:r>
+        <w:rPr>
+          <w:rFonts w:ascii="Arial" w:hAnsi="Arial" w:cs="Arial"/>
+          <w:spacing w:val="-1"/>
+          <w:sz w:val="20"/>
+          <w:szCs w:val="20"/>
+        </w:rPr>
+        <w:t xml:space="preserve"> serial</w:t>
+      </w:r>
+    </w:p>
+    <w:p>
+      <w:pPr>
+        <w:pStyle w:val="Prrafodelista"/>
         <w:widowControl/>
         <w:numPr>
           <w:ilvl w:val="0"/>
-          <w:numId w:val="47"/>
+          <w:numId w:val="8"/>
         </w:numPr>
         <w:tabs>
           <w:tab w:val="left" w:pos="721"/>
@@ -4433,16 +4994,36 @@
           <w:sz w:val="20"/>
           <w:szCs w:val="20"/>
         </w:rPr>
-        <w:t xml:space="preserve"> para enrutar a varias VLANs mediante la creación de subinterfaces para cada VLAN.</w:t>
-      </w:r>
-    </w:p>
-    <w:p>
-      <w:pPr>
-        <w:pStyle w:val="ListParagraph"/>
+        <w:t xml:space="preserve"> para enrutar a varias </w:t>
+      </w:r>
+      <w:proofErr w:type="spellStart"/>
+      <w:r>
+        <w:rPr>
+          <w:rFonts w:ascii="Arial" w:hAnsi="Arial" w:cs="Arial"/>
+          <w:spacing w:val="-1"/>
+          <w:sz w:val="20"/>
+          <w:szCs w:val="20"/>
+        </w:rPr>
+        <w:t>VLANs</w:t>
+      </w:r>
+      <w:proofErr w:type="spellEnd"/>
+      <w:r>
+        <w:rPr>
+          <w:rFonts w:ascii="Arial" w:hAnsi="Arial" w:cs="Arial"/>
+          <w:spacing w:val="-1"/>
+          <w:sz w:val="20"/>
+          <w:szCs w:val="20"/>
+        </w:rPr>
+        <w:t xml:space="preserve"> mediante la creación de subinterfaces para cada VLAN.</w:t>
+      </w:r>
+    </w:p>
+    <w:p>
+      <w:pPr>
+        <w:pStyle w:val="Prrafodelista"/>
         <w:widowControl/>
         <w:numPr>
           <w:ilvl w:val="0"/>
-          <w:numId w:val="48"/>
+          <w:numId w:val="9"/>
         </w:numPr>
         <w:spacing w:line="360" w:lineRule="exact"/>
         <w:contextualSpacing/>
@@ -4461,34 +5042,36 @@
           <w:sz w:val="20"/>
           <w:szCs w:val="20"/>
         </w:rPr>
-        <w:t>Configurar</w:t>
-      </w:r>
-      <w:r>
-        <w:rPr>
-          <w:rFonts w:ascii="Arial" w:hAnsi="Arial" w:cs="Arial"/>
-          <w:spacing w:val="-1"/>
-          <w:sz w:val="20"/>
-          <w:szCs w:val="20"/>
-        </w:rPr>
-        <w:t xml:space="preserve"> una subinterface para la VLAN 1</w:t>
-      </w:r>
-      <w:r>
-        <w:rPr>
-          <w:rFonts w:ascii="Arial" w:hAnsi="Arial" w:cs="Arial"/>
-          <w:spacing w:val="-1"/>
-          <w:sz w:val="20"/>
-          <w:szCs w:val="20"/>
-        </w:rPr>
-        <w:t>.</w:t>
-      </w:r>
-    </w:p>
-    <w:p>
-      <w:pPr>
-        <w:pStyle w:val="ListParagraph"/>
+        <w:t xml:space="preserve">Configurar una </w:t>
+      </w:r>
+      <w:proofErr w:type="spellStart"/>
+      <w:r>
+        <w:rPr>
+          <w:rFonts w:ascii="Arial" w:hAnsi="Arial" w:cs="Arial"/>
+          <w:spacing w:val="-1"/>
+          <w:sz w:val="20"/>
+          <w:szCs w:val="20"/>
+        </w:rPr>
+        <w:t>subinterface</w:t>
+      </w:r>
+      <w:proofErr w:type="spellEnd"/>
+      <w:r>
+        <w:rPr>
+          <w:rFonts w:ascii="Arial" w:hAnsi="Arial" w:cs="Arial"/>
+          <w:spacing w:val="-1"/>
+          <w:sz w:val="20"/>
+          <w:szCs w:val="20"/>
+        </w:rPr>
+        <w:t xml:space="preserve"> para la VLAN 10.</w:t>
+      </w:r>
+    </w:p>
+    <w:p>
+      <w:pPr>
+        <w:pStyle w:val="Prrafodelista"/>
         <w:widowControl/>
         <w:numPr>
           <w:ilvl w:val="0"/>
-          <w:numId w:val="48"/>
+          <w:numId w:val="9"/>
         </w:numPr>
         <w:spacing w:line="360" w:lineRule="exact"/>
         <w:contextualSpacing/>
@@ -4507,16 +5090,36 @@
           <w:sz w:val="20"/>
           <w:szCs w:val="20"/>
         </w:rPr>
-        <w:t>Configurar una subinterface para la VLAN 10.</w:t>
-      </w:r>
-    </w:p>
-    <w:p>
-      <w:pPr>
-        <w:pStyle w:val="ListParagraph"/>
+        <w:t xml:space="preserve">Configurar una </w:t>
+      </w:r>
+      <w:proofErr w:type="spellStart"/>
+      <w:r>
+        <w:rPr>
+          <w:rFonts w:ascii="Arial" w:hAnsi="Arial" w:cs="Arial"/>
+          <w:spacing w:val="-1"/>
+          <w:sz w:val="20"/>
+          <w:szCs w:val="20"/>
+        </w:rPr>
+        <w:t>subinterface</w:t>
+      </w:r>
+      <w:proofErr w:type="spellEnd"/>
+      <w:r>
+        <w:rPr>
+          <w:rFonts w:ascii="Arial" w:hAnsi="Arial" w:cs="Arial"/>
+          <w:spacing w:val="-1"/>
+          <w:sz w:val="20"/>
+          <w:szCs w:val="20"/>
+        </w:rPr>
+        <w:t xml:space="preserve"> para la VLAN 20.</w:t>
+      </w:r>
+    </w:p>
+    <w:p>
+      <w:pPr>
+        <w:pStyle w:val="Prrafodelista"/>
         <w:widowControl/>
         <w:numPr>
           <w:ilvl w:val="0"/>
-          <w:numId w:val="48"/>
+          <w:numId w:val="9"/>
         </w:numPr>
         <w:spacing w:line="360" w:lineRule="exact"/>
         <w:contextualSpacing/>
@@ -4535,16 +5138,54 @@
           <w:sz w:val="20"/>
           <w:szCs w:val="20"/>
         </w:rPr>
-        <w:t>Configurar una subinterface para la VLAN 20.</w:t>
-      </w:r>
-    </w:p>
-    <w:p>
-      <w:pPr>
-        <w:pStyle w:val="ListParagraph"/>
+        <w:t xml:space="preserve">Configurar una </w:t>
+      </w:r>
+      <w:proofErr w:type="spellStart"/>
+      <w:r>
+        <w:rPr>
+          <w:rFonts w:ascii="Arial" w:hAnsi="Arial" w:cs="Arial"/>
+          <w:spacing w:val="-1"/>
+          <w:sz w:val="20"/>
+          <w:szCs w:val="20"/>
+        </w:rPr>
+        <w:t>subinterface</w:t>
+      </w:r>
+      <w:proofErr w:type="spellEnd"/>
+      <w:r>
+        <w:rPr>
+          <w:rFonts w:ascii="Arial" w:hAnsi="Arial" w:cs="Arial"/>
+          <w:spacing w:val="-1"/>
+          <w:sz w:val="20"/>
+          <w:szCs w:val="20"/>
+        </w:rPr>
+        <w:t xml:space="preserve"> para la VLAN </w:t>
+      </w:r>
+      <w:r>
+        <w:rPr>
+          <w:rFonts w:ascii="Arial" w:hAnsi="Arial" w:cs="Arial"/>
+          <w:spacing w:val="-1"/>
+          <w:sz w:val="20"/>
+          <w:szCs w:val="20"/>
+        </w:rPr>
+        <w:t>999</w:t>
+      </w:r>
+      <w:r>
+        <w:rPr>
+          <w:rFonts w:ascii="Arial" w:hAnsi="Arial" w:cs="Arial"/>
+          <w:spacing w:val="-1"/>
+          <w:sz w:val="20"/>
+          <w:szCs w:val="20"/>
+        </w:rPr>
+        <w:t>.</w:t>
+      </w:r>
+    </w:p>
+    <w:p>
+      <w:pPr>
+        <w:pStyle w:val="Prrafodelista"/>
         <w:widowControl/>
         <w:numPr>
           <w:ilvl w:val="0"/>
-          <w:numId w:val="47"/>
+          <w:numId w:val="8"/>
         </w:numPr>
         <w:tabs>
           <w:tab w:val="left" w:pos="721"/>
@@ -4596,7 +5237,27 @@
           <w:sz w:val="20"/>
           <w:szCs w:val="20"/>
         </w:rPr>
-        <w:t xml:space="preserve"> para entregar direccionamiento dinámico a las VLANs de</w:t>
+        <w:t xml:space="preserve"> para entregar direccionamiento dinámico a las </w:t>
+      </w:r>
+      <w:proofErr w:type="spellStart"/>
+      <w:r>
+        <w:rPr>
+          <w:rFonts w:ascii="Arial" w:hAnsi="Arial" w:cs="Arial"/>
+          <w:spacing w:val="-1"/>
+          <w:sz w:val="20"/>
+          <w:szCs w:val="20"/>
+        </w:rPr>
+        <w:t>VLANs</w:t>
+      </w:r>
+      <w:proofErr w:type="spellEnd"/>
+      <w:r>
+        <w:rPr>
+          <w:rFonts w:ascii="Arial" w:hAnsi="Arial" w:cs="Arial"/>
+          <w:spacing w:val="-1"/>
+          <w:sz w:val="20"/>
+          <w:szCs w:val="20"/>
+        </w:rPr>
+        <w:t xml:space="preserve"> de</w:t>
       </w:r>
       <w:r>
         <w:rPr>
@@ -4650,11 +5311,11 @@
     </w:p>
     <w:p>
       <w:pPr>
-        <w:pStyle w:val="ListParagraph"/>
+        <w:pStyle w:val="Prrafodelista"/>
         <w:widowControl/>
         <w:numPr>
           <w:ilvl w:val="0"/>
-          <w:numId w:val="47"/>
+          <w:numId w:val="8"/>
         </w:numPr>
         <w:tabs>
           <w:tab w:val="left" w:pos="721"/>
@@ -4702,7 +5363,7 @@
     </w:p>
     <w:p>
       <w:pPr>
-        <w:pStyle w:val="ListParagraph"/>
+        <w:pStyle w:val="Prrafodelista"/>
         <w:spacing w:line="360" w:lineRule="exact"/>
         <w:ind w:left="720" w:right="196"/>
         <w:jc w:val="both"/>
@@ -4714,11 +5375,11 @@
     </w:p>
     <w:p>
       <w:pPr>
-        <w:pStyle w:val="ListParagraph"/>
+        <w:pStyle w:val="Prrafodelista"/>
         <w:widowControl/>
         <w:numPr>
           <w:ilvl w:val="0"/>
-          <w:numId w:val="20"/>
+          <w:numId w:val="1"/>
         </w:numPr>
         <w:tabs>
           <w:tab w:val="left" w:pos="721"/>
@@ -4768,7 +5429,63 @@
           <w:sz w:val="20"/>
           <w:szCs w:val="20"/>
         </w:rPr>
-        <w:t>Configurar rutas estáticas hacia las subredes de las VLANs 1, 10 y 20.</w:t>
+        <w:t xml:space="preserve">Configurar rutas estáticas hacia las subredes de las </w:t>
+      </w:r>
+      <w:proofErr w:type="spellStart"/>
+      <w:r>
+        <w:rPr>
+          <w:rFonts w:ascii="Arial" w:hAnsi="Arial" w:cs="Arial"/>
+          <w:spacing w:val="-1"/>
+          <w:sz w:val="20"/>
+          <w:szCs w:val="20"/>
+        </w:rPr>
+        <w:t>VLANs</w:t>
+      </w:r>
+      <w:proofErr w:type="spellEnd"/>
+      <w:r>
+        <w:rPr>
+          <w:rFonts w:ascii="Arial" w:hAnsi="Arial" w:cs="Arial"/>
+          <w:spacing w:val="-1"/>
+          <w:sz w:val="20"/>
+          <w:szCs w:val="20"/>
+        </w:rPr>
+        <w:t xml:space="preserve"> 10</w:t>
+      </w:r>
+      <w:r>
+        <w:rPr>
+          <w:rFonts w:ascii="Arial" w:hAnsi="Arial" w:cs="Arial"/>
+          <w:spacing w:val="-1"/>
+          <w:sz w:val="20"/>
+          <w:szCs w:val="20"/>
+        </w:rPr>
+        <w:t>,</w:t>
+      </w:r>
+      <w:r>
+        <w:rPr>
+          <w:rFonts w:ascii="Arial" w:hAnsi="Arial" w:cs="Arial"/>
+          <w:spacing w:val="-1"/>
+          <w:sz w:val="20"/>
+          <w:szCs w:val="20"/>
+        </w:rPr>
+        <w:t xml:space="preserve"> 20</w:t>
+      </w:r>
+      <w:r>
+        <w:rPr>
+          <w:rFonts w:ascii="Arial" w:hAnsi="Arial" w:cs="Arial"/>
+          <w:spacing w:val="-1"/>
+          <w:sz w:val="20"/>
+          <w:szCs w:val="20"/>
+        </w:rPr>
+        <w:t xml:space="preserve"> y 999</w:t>
+      </w:r>
+      <w:r>
+        <w:rPr>
+          <w:rFonts w:ascii="Arial" w:hAnsi="Arial" w:cs="Arial"/>
+          <w:spacing w:val="-1"/>
+          <w:sz w:val="20"/>
+          <w:szCs w:val="20"/>
+        </w:rPr>
+        <w:t>.</w:t>
       </w:r>
     </w:p>
     <w:p>
@@ -4791,11 +5508,11 @@
     </w:p>
     <w:p>
       <w:pPr>
-        <w:pStyle w:val="ListParagraph"/>
+        <w:pStyle w:val="Prrafodelista"/>
         <w:widowControl/>
         <w:numPr>
           <w:ilvl w:val="0"/>
-          <w:numId w:val="20"/>
+          <w:numId w:val="1"/>
         </w:numPr>
         <w:tabs>
           <w:tab w:val="left" w:pos="721"/>
@@ -4822,11 +5539,11 @@
     </w:p>
     <w:p>
       <w:pPr>
-        <w:pStyle w:val="ListParagraph"/>
+        <w:pStyle w:val="Prrafodelista"/>
         <w:widowControl/>
         <w:numPr>
           <w:ilvl w:val="0"/>
-          <w:numId w:val="52"/>
+          <w:numId w:val="11"/>
         </w:numPr>
         <w:tabs>
           <w:tab w:val="left" w:pos="721"/>
@@ -4869,7 +5586,27 @@
           <w:sz w:val="20"/>
           <w:szCs w:val="20"/>
         </w:rPr>
-        <w:t> en todos los equipos terminales de las VLANs </w:t>
+        <w:t> en todos los equipos terminales de las </w:t>
+      </w:r>
+      <w:proofErr w:type="spellStart"/>
+      <w:r>
+        <w:rPr>
+          <w:rFonts w:ascii="Arial" w:hAnsi="Arial" w:cs="Arial"/>
+          <w:spacing w:val="-1"/>
+          <w:sz w:val="20"/>
+          <w:szCs w:val="20"/>
+        </w:rPr>
+        <w:t>VLANs</w:t>
+      </w:r>
+      <w:proofErr w:type="spellEnd"/>
+      <w:r>
+        <w:rPr>
+          <w:rFonts w:ascii="Arial" w:hAnsi="Arial" w:cs="Arial"/>
+          <w:spacing w:val="-1"/>
+          <w:sz w:val="20"/>
+          <w:szCs w:val="20"/>
+        </w:rPr>
+        <w:t> </w:t>
       </w:r>
       <w:r>
         <w:rPr>
@@ -4923,11 +5660,11 @@
     </w:p>
     <w:p>
       <w:pPr>
-        <w:pStyle w:val="ListParagraph"/>
+        <w:pStyle w:val="Prrafodelista"/>
         <w:widowControl/>
         <w:numPr>
           <w:ilvl w:val="0"/>
-          <w:numId w:val="52"/>
+          <w:numId w:val="11"/>
         </w:numPr>
         <w:tabs>
           <w:tab w:val="left" w:pos="721"/>
@@ -4985,11 +5722,11 @@
     </w:p>
     <w:p>
       <w:pPr>
-        <w:pStyle w:val="ListParagraph"/>
+        <w:pStyle w:val="Prrafodelista"/>
         <w:widowControl/>
         <w:numPr>
           <w:ilvl w:val="0"/>
-          <w:numId w:val="20"/>
+          <w:numId w:val="1"/>
         </w:numPr>
         <w:tabs>
           <w:tab w:val="left" w:pos="721"/>
@@ -5034,11 +5771,11 @@
     </w:p>
     <w:p>
       <w:pPr>
-        <w:pStyle w:val="ListParagraph"/>
+        <w:pStyle w:val="Prrafodelista"/>
         <w:widowControl/>
         <w:numPr>
           <w:ilvl w:val="0"/>
-          <w:numId w:val="54"/>
+          <w:numId w:val="12"/>
         </w:numPr>
         <w:tabs>
           <w:tab w:val="left" w:pos="721"/>
@@ -5093,23 +5830,46 @@
         <w:rPr>
           <w:lang w:val="en-US"/>
         </w:rPr>
-        <w:t xml:space="preserve">R1(config)# </w:t>
-      </w:r>
-      <w:r>
-        <w:rPr>
-          <w:b/>
-          <w:lang w:val="en-US"/>
-        </w:rPr>
-        <w:t>ip domain-name tec.com</w:t>
-      </w:r>
-    </w:p>
-    <w:p>
-      <w:pPr>
-        <w:pStyle w:val="ListParagraph"/>
+        <w:t>R1(</w:t>
+      </w:r>
+      <w:proofErr w:type="gramStart"/>
+      <w:r>
+        <w:rPr>
+          <w:lang w:val="en-US"/>
+        </w:rPr>
+        <w:t>config)#</w:t>
+      </w:r>
+      <w:proofErr w:type="gramEnd"/>
+      <w:r>
+        <w:rPr>
+          <w:lang w:val="en-US"/>
+        </w:rPr>
+        <w:t xml:space="preserve"> </w:t>
+      </w:r>
+      <w:proofErr w:type="spellStart"/>
+      <w:r>
+        <w:rPr>
+          <w:b/>
+          <w:lang w:val="en-US"/>
+        </w:rPr>
+        <w:t>ip</w:t>
+      </w:r>
+      <w:proofErr w:type="spellEnd"/>
+      <w:r>
+        <w:rPr>
+          <w:b/>
+          <w:lang w:val="en-US"/>
+        </w:rPr>
+        <w:t xml:space="preserve"> domain-name tec.com</w:t>
+      </w:r>
+    </w:p>
+    <w:p>
+      <w:pPr>
+        <w:pStyle w:val="Prrafodelista"/>
         <w:widowControl/>
         <w:numPr>
           <w:ilvl w:val="0"/>
-          <w:numId w:val="54"/>
+          <w:numId w:val="12"/>
         </w:numPr>
         <w:tabs>
           <w:tab w:val="left" w:pos="721"/>
@@ -5147,15 +5907,54 @@
         <w:rPr>
           <w:lang w:val="en-US"/>
         </w:rPr>
-        <w:t xml:space="preserve">R1(config)# </w:t>
-      </w:r>
-      <w:r>
-        <w:rPr>
-          <w:b/>
-          <w:lang w:val="en-US"/>
-        </w:rPr>
-        <w:t>crypto key generate rsa</w:t>
-      </w:r>
+        <w:t>R1(</w:t>
+      </w:r>
+      <w:proofErr w:type="gramStart"/>
+      <w:r>
+        <w:rPr>
+          <w:lang w:val="en-US"/>
+        </w:rPr>
+        <w:t>config)#</w:t>
+      </w:r>
+      <w:proofErr w:type="gramEnd"/>
+      <w:r>
+        <w:rPr>
+          <w:lang w:val="en-US"/>
+        </w:rPr>
+        <w:t xml:space="preserve"> </w:t>
+      </w:r>
+      <w:r>
+        <w:rPr>
+          <w:b/>
+          <w:lang w:val="en-US"/>
+        </w:rPr>
+        <w:t xml:space="preserve">crypto key </w:t>
+      </w:r>
+      <w:proofErr w:type="gramStart"/>
+      <w:r>
+        <w:rPr>
+          <w:b/>
+          <w:lang w:val="en-US"/>
+        </w:rPr>
+        <w:t>generate</w:t>
+      </w:r>
+      <w:proofErr w:type="gramEnd"/>
+      <w:r>
+        <w:rPr>
+          <w:b/>
+          <w:lang w:val="en-US"/>
+        </w:rPr>
+        <w:t xml:space="preserve"> </w:t>
+      </w:r>
+      <w:proofErr w:type="spellStart"/>
+      <w:r>
+        <w:rPr>
+          <w:b/>
+          <w:lang w:val="en-US"/>
+        </w:rPr>
+        <w:t>rsa</w:t>
+      </w:r>
+      <w:proofErr w:type="spellEnd"/>
     </w:p>
     <w:p>
       <w:pPr>
@@ -5398,11 +6197,11 @@
     </w:p>
     <w:p>
       <w:pPr>
-        <w:pStyle w:val="ListParagraph"/>
+        <w:pStyle w:val="Prrafodelista"/>
         <w:widowControl/>
         <w:numPr>
           <w:ilvl w:val="0"/>
-          <w:numId w:val="54"/>
+          <w:numId w:val="12"/>
         </w:numPr>
         <w:tabs>
           <w:tab w:val="left" w:pos="721"/>
@@ -5440,7 +6239,21 @@
         <w:rPr>
           <w:lang w:val="en-US"/>
         </w:rPr>
-        <w:t xml:space="preserve">R1(config)# </w:t>
+        <w:t>R1(</w:t>
+      </w:r>
+      <w:proofErr w:type="gramStart"/>
+      <w:r>
+        <w:rPr>
+          <w:lang w:val="en-US"/>
+        </w:rPr>
+        <w:t>config)#</w:t>
+      </w:r>
+      <w:proofErr w:type="gramEnd"/>
+      <w:r>
+        <w:rPr>
+          <w:lang w:val="en-US"/>
+        </w:rPr>
+        <w:t xml:space="preserve"> </w:t>
       </w:r>
       <w:r>
         <w:rPr>
@@ -5487,11 +6300,11 @@
     </w:p>
     <w:p>
       <w:pPr>
-        <w:pStyle w:val="ListParagraph"/>
+        <w:pStyle w:val="Prrafodelista"/>
         <w:widowControl/>
         <w:numPr>
           <w:ilvl w:val="0"/>
-          <w:numId w:val="54"/>
+          <w:numId w:val="12"/>
         </w:numPr>
         <w:tabs>
           <w:tab w:val="left" w:pos="721"/>
@@ -5530,14 +6343,44 @@
         <w:rPr>
           <w:lang w:val="en-US"/>
         </w:rPr>
-        <w:t xml:space="preserve">R1(config)# </w:t>
-      </w:r>
-      <w:r>
-        <w:rPr>
-          <w:b/>
-          <w:lang w:val="en-US"/>
-        </w:rPr>
-        <w:t>line vty 0 4</w:t>
+        <w:t>R1(</w:t>
+      </w:r>
+      <w:proofErr w:type="gramStart"/>
+      <w:r>
+        <w:rPr>
+          <w:lang w:val="en-US"/>
+        </w:rPr>
+        <w:t>config)#</w:t>
+      </w:r>
+      <w:proofErr w:type="gramEnd"/>
+      <w:r>
+        <w:rPr>
+          <w:lang w:val="en-US"/>
+        </w:rPr>
+        <w:t xml:space="preserve"> </w:t>
+      </w:r>
+      <w:r>
+        <w:rPr>
+          <w:b/>
+          <w:lang w:val="en-US"/>
+        </w:rPr>
+        <w:t xml:space="preserve">line </w:t>
+      </w:r>
+      <w:proofErr w:type="spellStart"/>
+      <w:r>
+        <w:rPr>
+          <w:b/>
+          <w:lang w:val="en-US"/>
+        </w:rPr>
+        <w:t>vty</w:t>
+      </w:r>
+      <w:proofErr w:type="spellEnd"/>
+      <w:r>
+        <w:rPr>
+          <w:b/>
+          <w:lang w:val="en-US"/>
+        </w:rPr>
+        <w:t xml:space="preserve"> 0 4</w:t>
       </w:r>
     </w:p>
     <w:p>
@@ -5567,11 +6410,11 @@
     </w:p>
     <w:p>
       <w:pPr>
-        <w:pStyle w:val="ListParagraph"/>
+        <w:pStyle w:val="Prrafodelista"/>
         <w:widowControl/>
         <w:numPr>
           <w:ilvl w:val="0"/>
-          <w:numId w:val="54"/>
+          <w:numId w:val="12"/>
         </w:numPr>
         <w:tabs>
           <w:tab w:val="left" w:pos="721"/>
@@ -5608,7 +6451,21 @@
         <w:rPr>
           <w:lang w:val="en-US"/>
         </w:rPr>
-        <w:t xml:space="preserve">R1(config-line)# </w:t>
+        <w:t>R1(config-</w:t>
+      </w:r>
+      <w:proofErr w:type="gramStart"/>
+      <w:r>
+        <w:rPr>
+          <w:lang w:val="en-US"/>
+        </w:rPr>
+        <w:t>line)#</w:t>
+      </w:r>
+      <w:proofErr w:type="gramEnd"/>
+      <w:r>
+        <w:rPr>
+          <w:lang w:val="en-US"/>
+        </w:rPr>
+        <w:t xml:space="preserve"> </w:t>
       </w:r>
       <w:r>
         <w:rPr>
@@ -5629,7 +6486,21 @@
         <w:rPr>
           <w:lang w:val="en-US"/>
         </w:rPr>
-        <w:t xml:space="preserve">R1(config-line)# </w:t>
+        <w:t>R1(config-</w:t>
+      </w:r>
+      <w:proofErr w:type="gramStart"/>
+      <w:r>
+        <w:rPr>
+          <w:lang w:val="en-US"/>
+        </w:rPr>
+        <w:t>line)#</w:t>
+      </w:r>
+      <w:proofErr w:type="gramEnd"/>
+      <w:r>
+        <w:rPr>
+          <w:lang w:val="en-US"/>
+        </w:rPr>
+        <w:t xml:space="preserve"> </w:t>
       </w:r>
       <w:r>
         <w:rPr>
@@ -5654,11 +6525,11 @@
     </w:p>
     <w:p>
       <w:pPr>
-        <w:pStyle w:val="ListParagraph"/>
+        <w:pStyle w:val="Prrafodelista"/>
         <w:widowControl/>
         <w:numPr>
           <w:ilvl w:val="0"/>
-          <w:numId w:val="20"/>
+          <w:numId w:val="1"/>
         </w:numPr>
         <w:tabs>
           <w:tab w:val="left" w:pos="721"/>
@@ -5773,6 +6644,7 @@
         </w:rPr>
         <w:t xml:space="preserve">Use el nombre de usuario </w:t>
       </w:r>
+      <w:proofErr w:type="spellStart"/>
       <w:r>
         <w:rPr>
           <w:rFonts w:ascii="Arial" w:hAnsi="Arial" w:cs="Arial"/>
@@ -5782,6 +6654,7 @@
         </w:rPr>
         <w:t>admin</w:t>
       </w:r>
+      <w:proofErr w:type="spellEnd"/>
       <w:r>
         <w:rPr>
           <w:rFonts w:ascii="Arial" w:hAnsi="Arial" w:cs="Arial"/>
@@ -5808,6 +6681,7 @@
         </w:rPr>
         <w:t>. En la línea de comandos (</w:t>
       </w:r>
+      <w:proofErr w:type="spellStart"/>
       <w:r>
         <w:rPr>
           <w:rFonts w:ascii="Arial" w:hAnsi="Arial" w:cs="Arial"/>
@@ -5816,8 +6690,31 @@
           <w:sz w:val="20"/>
           <w:szCs w:val="20"/>
         </w:rPr>
-        <w:t>Command Prompt</w:t>
-      </w:r>
+        <w:t>Command</w:t>
+      </w:r>
+      <w:proofErr w:type="spellEnd"/>
+      <w:r>
+        <w:rPr>
+          <w:rFonts w:ascii="Arial" w:hAnsi="Arial" w:cs="Arial"/>
+          <w:b/>
+          <w:bCs/>
+          <w:sz w:val="20"/>
+          <w:szCs w:val="20"/>
+        </w:rPr>
+        <w:t xml:space="preserve"> </w:t>
+      </w:r>
+      <w:proofErr w:type="spellStart"/>
+      <w:r>
+        <w:rPr>
+          <w:rFonts w:ascii="Arial" w:hAnsi="Arial" w:cs="Arial"/>
+          <w:b/>
+          <w:bCs/>
+          <w:sz w:val="20"/>
+          <w:szCs w:val="20"/>
+        </w:rPr>
+        <w:t>Prompt</w:t>
+      </w:r>
+      <w:proofErr w:type="spellEnd"/>
       <w:r>
         <w:rPr>
           <w:rFonts w:ascii="Arial" w:hAnsi="Arial" w:cs="Arial"/>
@@ -5926,6 +6823,7 @@
         </w:rPr>
         <w:t xml:space="preserve"> </w:t>
       </w:r>
+      <w:proofErr w:type="spellStart"/>
       <w:r>
         <w:rPr>
           <w:sz w:val="24"/>
@@ -5934,6 +6832,7 @@
         </w:rPr>
         <w:t>adminpass</w:t>
       </w:r>
+      <w:proofErr w:type="spellEnd"/>
     </w:p>
     <w:p>
       <w:pPr>
@@ -5948,11 +6847,11 @@
     </w:p>
     <w:p>
       <w:pPr>
-        <w:pStyle w:val="ListParagraph"/>
+        <w:pStyle w:val="Prrafodelista"/>
         <w:widowControl/>
         <w:numPr>
           <w:ilvl w:val="0"/>
-          <w:numId w:val="20"/>
+          <w:numId w:val="1"/>
         </w:numPr>
         <w:tabs>
           <w:tab w:val="left" w:pos="721"/>
@@ -5983,7 +6882,7 @@
         <w:pStyle w:val="SubStepAlpha"/>
         <w:numPr>
           <w:ilvl w:val="2"/>
-          <w:numId w:val="50"/>
+          <w:numId w:val="10"/>
         </w:numPr>
       </w:pPr>
       <w:r>
@@ -6001,14 +6900,37 @@
         <w:rPr>
           <w:lang w:val="en-US"/>
         </w:rPr>
-        <w:t xml:space="preserve">S1(config)# </w:t>
-      </w:r>
-      <w:r>
-        <w:rPr>
-          <w:b/>
-          <w:lang w:val="en-US"/>
-        </w:rPr>
-        <w:t xml:space="preserve">ip domain-name </w:t>
+        <w:t>S1(</w:t>
+      </w:r>
+      <w:proofErr w:type="gramStart"/>
+      <w:r>
+        <w:rPr>
+          <w:lang w:val="en-US"/>
+        </w:rPr>
+        <w:t>config)#</w:t>
+      </w:r>
+      <w:proofErr w:type="gramEnd"/>
+      <w:r>
+        <w:rPr>
+          <w:lang w:val="en-US"/>
+        </w:rPr>
+        <w:t xml:space="preserve"> </w:t>
+      </w:r>
+      <w:proofErr w:type="spellStart"/>
+      <w:r>
+        <w:rPr>
+          <w:b/>
+          <w:lang w:val="en-US"/>
+        </w:rPr>
+        <w:t>ip</w:t>
+      </w:r>
+      <w:proofErr w:type="spellEnd"/>
+      <w:r>
+        <w:rPr>
+          <w:b/>
+          <w:lang w:val="en-US"/>
+        </w:rPr>
+        <w:t xml:space="preserve"> domain-name </w:t>
       </w:r>
       <w:r>
         <w:rPr>
@@ -6030,7 +6952,7 @@
         <w:pStyle w:val="SubStepAlpha"/>
         <w:numPr>
           <w:ilvl w:val="2"/>
-          <w:numId w:val="50"/>
+          <w:numId w:val="10"/>
         </w:numPr>
       </w:pPr>
       <w:r>
@@ -6055,15 +6977,54 @@
         <w:rPr>
           <w:lang w:val="en-US"/>
         </w:rPr>
-        <w:t xml:space="preserve">1(config)# </w:t>
-      </w:r>
-      <w:r>
-        <w:rPr>
-          <w:b/>
-          <w:lang w:val="en-US"/>
-        </w:rPr>
-        <w:t>crypto key generate rsa</w:t>
-      </w:r>
+        <w:t>1(</w:t>
+      </w:r>
+      <w:proofErr w:type="gramStart"/>
+      <w:r>
+        <w:rPr>
+          <w:lang w:val="en-US"/>
+        </w:rPr>
+        <w:t>config)#</w:t>
+      </w:r>
+      <w:proofErr w:type="gramEnd"/>
+      <w:r>
+        <w:rPr>
+          <w:lang w:val="en-US"/>
+        </w:rPr>
+        <w:t xml:space="preserve"> </w:t>
+      </w:r>
+      <w:r>
+        <w:rPr>
+          <w:b/>
+          <w:lang w:val="en-US"/>
+        </w:rPr>
+        <w:t xml:space="preserve">crypto key </w:t>
+      </w:r>
+      <w:proofErr w:type="gramStart"/>
+      <w:r>
+        <w:rPr>
+          <w:b/>
+          <w:lang w:val="en-US"/>
+        </w:rPr>
+        <w:t>generate</w:t>
+      </w:r>
+      <w:proofErr w:type="gramEnd"/>
+      <w:r>
+        <w:rPr>
+          <w:b/>
+          <w:lang w:val="en-US"/>
+        </w:rPr>
+        <w:t xml:space="preserve"> </w:t>
+      </w:r>
+      <w:proofErr w:type="spellStart"/>
+      <w:r>
+        <w:rPr>
+          <w:b/>
+          <w:lang w:val="en-US"/>
+        </w:rPr>
+        <w:t>rsa</w:t>
+      </w:r>
+      <w:proofErr w:type="spellEnd"/>
     </w:p>
     <w:p>
       <w:pPr>
@@ -6304,7 +7265,7 @@
         <w:pStyle w:val="SubStepAlpha"/>
         <w:numPr>
           <w:ilvl w:val="2"/>
-          <w:numId w:val="50"/>
+          <w:numId w:val="10"/>
         </w:numPr>
       </w:pPr>
       <w:r>
@@ -6323,22 +7284,45 @@
         <w:rPr>
           <w:lang w:val="en-US"/>
         </w:rPr>
-        <w:t xml:space="preserve">S1(config)# </w:t>
-      </w:r>
-      <w:r>
-        <w:rPr>
-          <w:b/>
-          <w:lang w:val="en-US"/>
-        </w:rPr>
-        <w:t>username admin privilege 15 secret adminpass</w:t>
-      </w:r>
+        <w:t>S1(</w:t>
+      </w:r>
+      <w:proofErr w:type="gramStart"/>
+      <w:r>
+        <w:rPr>
+          <w:lang w:val="en-US"/>
+        </w:rPr>
+        <w:t>config)#</w:t>
+      </w:r>
+      <w:proofErr w:type="gramEnd"/>
+      <w:r>
+        <w:rPr>
+          <w:lang w:val="en-US"/>
+        </w:rPr>
+        <w:t xml:space="preserve"> </w:t>
+      </w:r>
+      <w:r>
+        <w:rPr>
+          <w:b/>
+          <w:lang w:val="en-US"/>
+        </w:rPr>
+        <w:t xml:space="preserve">username admin privilege 15 secret </w:t>
+      </w:r>
+      <w:proofErr w:type="spellStart"/>
+      <w:r>
+        <w:rPr>
+          <w:b/>
+          <w:lang w:val="en-US"/>
+        </w:rPr>
+        <w:t>adminpass</w:t>
+      </w:r>
+      <w:proofErr w:type="spellEnd"/>
     </w:p>
     <w:p>
       <w:pPr>
         <w:pStyle w:val="SubStepAlpha"/>
         <w:numPr>
           <w:ilvl w:val="2"/>
-          <w:numId w:val="50"/>
+          <w:numId w:val="10"/>
         </w:numPr>
       </w:pPr>
       <w:r>
@@ -6357,14 +7341,44 @@
         <w:rPr>
           <w:lang w:val="en-US"/>
         </w:rPr>
-        <w:t xml:space="preserve">S1(config)# </w:t>
-      </w:r>
-      <w:r>
-        <w:rPr>
-          <w:b/>
-          <w:lang w:val="en-US"/>
-        </w:rPr>
-        <w:t>line vty 0 15</w:t>
+        <w:t>S1(</w:t>
+      </w:r>
+      <w:proofErr w:type="gramStart"/>
+      <w:r>
+        <w:rPr>
+          <w:lang w:val="en-US"/>
+        </w:rPr>
+        <w:t>config)#</w:t>
+      </w:r>
+      <w:proofErr w:type="gramEnd"/>
+      <w:r>
+        <w:rPr>
+          <w:lang w:val="en-US"/>
+        </w:rPr>
+        <w:t xml:space="preserve"> </w:t>
+      </w:r>
+      <w:r>
+        <w:rPr>
+          <w:b/>
+          <w:lang w:val="en-US"/>
+        </w:rPr>
+        <w:t xml:space="preserve">line </w:t>
+      </w:r>
+      <w:proofErr w:type="spellStart"/>
+      <w:r>
+        <w:rPr>
+          <w:b/>
+          <w:lang w:val="en-US"/>
+        </w:rPr>
+        <w:t>vty</w:t>
+      </w:r>
+      <w:proofErr w:type="spellEnd"/>
+      <w:r>
+        <w:rPr>
+          <w:b/>
+          <w:lang w:val="en-US"/>
+        </w:rPr>
+        <w:t xml:space="preserve"> 0 15</w:t>
       </w:r>
     </w:p>
     <w:p>
@@ -6378,7 +7392,21 @@
         <w:rPr>
           <w:lang w:val="en-US"/>
         </w:rPr>
-        <w:t xml:space="preserve">S1(config-line)# </w:t>
+        <w:t>S1(config-</w:t>
+      </w:r>
+      <w:proofErr w:type="gramStart"/>
+      <w:r>
+        <w:rPr>
+          <w:lang w:val="en-US"/>
+        </w:rPr>
+        <w:t>line)#</w:t>
+      </w:r>
+      <w:proofErr w:type="gramEnd"/>
+      <w:r>
+        <w:rPr>
+          <w:lang w:val="en-US"/>
+        </w:rPr>
+        <w:t xml:space="preserve"> </w:t>
       </w:r>
       <w:r>
         <w:rPr>
@@ -6393,7 +7421,7 @@
         <w:pStyle w:val="SubStepAlpha"/>
         <w:numPr>
           <w:ilvl w:val="2"/>
-          <w:numId w:val="50"/>
+          <w:numId w:val="10"/>
         </w:numPr>
       </w:pPr>
       <w:r>
@@ -6411,6 +7439,42 @@
         <w:rPr>
           <w:lang w:val="en-US"/>
         </w:rPr>
+        <w:t>S1(config-</w:t>
+      </w:r>
+      <w:proofErr w:type="gramStart"/>
+      <w:r>
+        <w:rPr>
+          <w:lang w:val="en-US"/>
+        </w:rPr>
+        <w:t>line)#</w:t>
+      </w:r>
+      <w:proofErr w:type="gramEnd"/>
+      <w:r>
+        <w:rPr>
+          <w:lang w:val="en-US"/>
+        </w:rPr>
+        <w:t xml:space="preserve"> </w:t>
+      </w:r>
+      <w:r>
+        <w:rPr>
+          <w:b/>
+          <w:lang w:val="en-US"/>
+        </w:rPr>
+        <w:t>login local</w:t>
+      </w:r>
+    </w:p>
+    <w:p>
+      <w:pPr>
+        <w:pStyle w:val="CMD"/>
+        <w:rPr>
+          <w:b/>
+          <w:lang w:val="en-US"/>
+        </w:rPr>
+      </w:pPr>
+      <w:r>
+        <w:rPr>
+          <w:lang w:val="en-US"/>
+        </w:rPr>
         <w:t xml:space="preserve">S1(config-line)# </w:t>
       </w:r>
       <w:r>
@@ -6418,46 +7482,24 @@
           <w:b/>
           <w:lang w:val="en-US"/>
         </w:rPr>
-        <w:t>login local</w:t>
+        <w:t>end</w:t>
       </w:r>
     </w:p>
     <w:p>
       <w:pPr>
         <w:pStyle w:val="CMD"/>
         <w:rPr>
-          <w:b/>
-          <w:lang w:val="en-US"/>
-        </w:rPr>
-      </w:pPr>
-      <w:r>
-        <w:rPr>
-          <w:lang w:val="en-US"/>
-        </w:rPr>
-        <w:t xml:space="preserve">S1(config-line)# </w:t>
-      </w:r>
-      <w:r>
-        <w:rPr>
-          <w:b/>
-          <w:lang w:val="en-US"/>
-        </w:rPr>
-        <w:t>end</w:t>
-      </w:r>
-    </w:p>
-    <w:p>
-      <w:pPr>
-        <w:pStyle w:val="CMD"/>
-        <w:rPr>
-          <w:lang w:val="en-US"/>
-        </w:rPr>
-      </w:pPr>
-    </w:p>
-    <w:p>
-      <w:pPr>
-        <w:pStyle w:val="ListParagraph"/>
+          <w:lang w:val="en-US"/>
+        </w:rPr>
+      </w:pPr>
+    </w:p>
+    <w:p>
+      <w:pPr>
+        <w:pStyle w:val="Prrafodelista"/>
         <w:widowControl/>
         <w:numPr>
           <w:ilvl w:val="0"/>
-          <w:numId w:val="20"/>
+          <w:numId w:val="1"/>
         </w:numPr>
         <w:tabs>
           <w:tab w:val="left" w:pos="721"/>
@@ -6556,6 +7598,7 @@
         </w:rPr>
         <w:t>con el comando SSH. En la línea de comandos (</w:t>
       </w:r>
+      <w:proofErr w:type="spellStart"/>
       <w:r>
         <w:rPr>
           <w:rFonts w:ascii="Arial" w:hAnsi="Arial" w:cs="Arial"/>
@@ -6564,8 +7607,31 @@
           <w:sz w:val="20"/>
           <w:szCs w:val="20"/>
         </w:rPr>
-        <w:t>Command Prompt</w:t>
-      </w:r>
+        <w:t>Command</w:t>
+      </w:r>
+      <w:proofErr w:type="spellEnd"/>
+      <w:r>
+        <w:rPr>
+          <w:rFonts w:ascii="Arial" w:hAnsi="Arial" w:cs="Arial"/>
+          <w:b/>
+          <w:bCs/>
+          <w:sz w:val="20"/>
+          <w:szCs w:val="20"/>
+        </w:rPr>
+        <w:t xml:space="preserve"> </w:t>
+      </w:r>
+      <w:proofErr w:type="spellStart"/>
+      <w:r>
+        <w:rPr>
+          <w:rFonts w:ascii="Arial" w:hAnsi="Arial" w:cs="Arial"/>
+          <w:b/>
+          <w:bCs/>
+          <w:sz w:val="20"/>
+          <w:szCs w:val="20"/>
+        </w:rPr>
+        <w:t>Prompt</w:t>
+      </w:r>
+      <w:proofErr w:type="spellEnd"/>
       <w:r>
         <w:rPr>
           <w:rFonts w:ascii="Arial" w:hAnsi="Arial" w:cs="Arial"/>
@@ -6720,6 +7786,7 @@
         </w:rPr>
         <w:t xml:space="preserve"> </w:t>
       </w:r>
+      <w:proofErr w:type="spellStart"/>
       <w:r>
         <w:rPr>
           <w:rFonts w:cs="Arial"/>
@@ -6729,6 +7796,7 @@
         </w:rPr>
         <w:t>adminpass</w:t>
       </w:r>
+      <w:proofErr w:type="spellEnd"/>
     </w:p>
     <w:p>
       <w:pPr>
@@ -6746,7 +7814,7 @@
     <w:sectPr>
       <w:footerReference w:type="default" r:id="rId8"/>
       <w:pgSz w:w="12240" w:h="15840"/>
-      <w:pgMar w:top="426" w:right="720" w:bottom="1134" w:left="720" w:header="0" w:footer="1696" w:gutter="0"/>
+      <w:pgMar w:top="567" w:right="720" w:bottom="993" w:left="720" w:header="0" w:footer="1696" w:gutter="0"/>
       <w:cols w:space="720"/>
       <w:docGrid w:linePitch="299"/>
     </w:sectPr>
@@ -6809,534 +7877,6 @@
 <file path=word/numbering.xml><?xml version="1.0" encoding="utf-8"?>
 <w:numbering xmlns:wpc="http://schemas.microsoft.com/office/word/2010/wordprocessingCanvas" xmlns:cx="http://schemas.microsoft.com/office/drawing/2014/chartex" xmlns:cx1="http://schemas.microsoft.com/office/drawing/2015/9/8/chartex" xmlns:cx2="http://schemas.microsoft.com/office/drawing/2015/10/21/chartex" xmlns:cx3="http://schemas.microsoft.com/office/drawing/2016/5/9/chartex" xmlns:cx4="http://schemas.microsoft.com/office/drawing/2016/5/10/chartex" xmlns:cx5="http://schemas.microsoft.com/office/drawing/2016/5/11/chartex" xmlns:cx6="http://schemas.microsoft.com/office/drawing/2016/5/12/chartex" xmlns:cx7="http://schemas.microsoft.com/office/drawing/2016/5/13/chartex" xmlns:cx8="http://schemas.microsoft.com/office/drawing/2016/5/14/chartex" xmlns:mc="http://schemas.openxmlformats.org/markup-compatibility/2006" xmlns:aink="http://schemas.microsoft.com/office/drawing/2016/ink" xmlns:am3d="http://schemas.microsoft.com/office/drawing/2017/model3d" xmlns:o="urn:schemas-microsoft-com:office:office" xmlns:oel="http://schemas.microsoft.com/office/2019/extlst" xmlns:r="http://schemas.openxmlformats.org/officeDocument/2006/relationships" xmlns:m="http://schemas.openxmlformats.org/officeDocument/2006/math" xmlns:v="urn:schemas-microsoft-com:vml" xmlns:wp14="http://schemas.microsoft.com/office/word/2010/wordprocessingDrawing" xmlns:wp="http://schemas.openxmlformats.org/drawingml/2006/wordprocessingDrawing" xmlns:w10="urn:schemas-microsoft-com:office:word" xmlns:w="http://schemas.openxmlformats.org/wordprocessingml/2006/main" xmlns:w14="http://schemas.microsoft.com/office/word/2010/wordml" xmlns:w15="http://schemas.microsoft.com/office/word/2012/wordml" xmlns:w16cex="http://schemas.microsoft.com/office/word/2018/wordml/cex" xmlns:w16cid="http://schemas.microsoft.com/office/word/2016/wordml/cid" xmlns:w16="http://schemas.microsoft.com/office/word/2018/wordml" xmlns:w16du="http://schemas.microsoft.com/office/word/2023/wordml/word16du" xmlns:w16sdtdh="http://schemas.microsoft.com/office/word/2020/wordml/sdtdatahash" xmlns:w16sdtfl="http://schemas.microsoft.com/office/word/2024/wordml/sdtformatlock" xmlns:w16se="http://schemas.microsoft.com/office/word/2015/wordml/symex" xmlns:wpg="http://schemas.microsoft.com/office/word/2010/wordprocessingGroup" xmlns:wpi="http://schemas.microsoft.com/office/word/2010/wordprocessingInk" xmlns:wne="http://schemas.microsoft.com/office/word/2006/wordml" xmlns:wps="http://schemas.microsoft.com/office/word/2010/wordprocessingShape" mc:Ignorable="w14 w15 w16se w16cid w16 w16cex w16sdtdh w16sdtfl w16du wp14">
   <w:abstractNum w:abstractNumId="0" w15:restartNumberingAfterBreak="0">
-    <w:nsid w:val="005B447F"/>
-    <w:multiLevelType w:val="hybridMultilevel"/>
-    <w:tmpl w:val="DDC0B1C4"/>
-    <w:lvl w:ilvl="0" w:tplc="080A0001">
-      <w:start w:val="1"/>
-      <w:numFmt w:val="bullet"/>
-      <w:lvlText w:val=""/>
-      <w:lvlJc w:val="left"/>
-      <w:pPr>
-        <w:ind w:left="940" w:hanging="360"/>
-        <w:jc w:val="right"/>
-      </w:pPr>
-      <w:rPr>
-        <w:rFonts w:ascii="Symbol" w:hAnsi="Symbol" w:hint="default"/>
-        <w:spacing w:val="-1"/>
-        <w:sz w:val="24"/>
-        <w:szCs w:val="24"/>
-      </w:rPr>
-    </w:lvl>
-    <w:lvl w:ilvl="1" w:tplc="0900A07E">
-      <w:start w:val="1"/>
-      <w:numFmt w:val="bullet"/>
-      <w:lvlText w:val="•"/>
-      <w:lvlJc w:val="left"/>
-      <w:pPr>
-        <w:ind w:left="1968" w:hanging="360"/>
-      </w:pPr>
-      <w:rPr>
-        <w:rFonts w:hint="default"/>
-      </w:rPr>
-    </w:lvl>
-    <w:lvl w:ilvl="2" w:tplc="8E2235AE">
-      <w:start w:val="1"/>
-      <w:numFmt w:val="bullet"/>
-      <w:lvlText w:val="•"/>
-      <w:lvlJc w:val="left"/>
-      <w:pPr>
-        <w:ind w:left="2996" w:hanging="360"/>
-      </w:pPr>
-      <w:rPr>
-        <w:rFonts w:hint="default"/>
-      </w:rPr>
-    </w:lvl>
-    <w:lvl w:ilvl="3" w:tplc="BFBAC474">
-      <w:start w:val="1"/>
-      <w:numFmt w:val="bullet"/>
-      <w:lvlText w:val="•"/>
-      <w:lvlJc w:val="left"/>
-      <w:pPr>
-        <w:ind w:left="4024" w:hanging="360"/>
-      </w:pPr>
-      <w:rPr>
-        <w:rFonts w:hint="default"/>
-      </w:rPr>
-    </w:lvl>
-    <w:lvl w:ilvl="4" w:tplc="4B0EE2FE">
-      <w:start w:val="1"/>
-      <w:numFmt w:val="bullet"/>
-      <w:lvlText w:val="•"/>
-      <w:lvlJc w:val="left"/>
-      <w:pPr>
-        <w:ind w:left="5052" w:hanging="360"/>
-      </w:pPr>
-      <w:rPr>
-        <w:rFonts w:hint="default"/>
-      </w:rPr>
-    </w:lvl>
-    <w:lvl w:ilvl="5" w:tplc="D174030C">
-      <w:start w:val="1"/>
-      <w:numFmt w:val="bullet"/>
-      <w:lvlText w:val="•"/>
-      <w:lvlJc w:val="left"/>
-      <w:pPr>
-        <w:ind w:left="6080" w:hanging="360"/>
-      </w:pPr>
-      <w:rPr>
-        <w:rFonts w:hint="default"/>
-      </w:rPr>
-    </w:lvl>
-    <w:lvl w:ilvl="6" w:tplc="479CA4AC">
-      <w:start w:val="1"/>
-      <w:numFmt w:val="bullet"/>
-      <w:lvlText w:val="•"/>
-      <w:lvlJc w:val="left"/>
-      <w:pPr>
-        <w:ind w:left="7108" w:hanging="360"/>
-      </w:pPr>
-      <w:rPr>
-        <w:rFonts w:hint="default"/>
-      </w:rPr>
-    </w:lvl>
-    <w:lvl w:ilvl="7" w:tplc="F2AA0D34">
-      <w:start w:val="1"/>
-      <w:numFmt w:val="bullet"/>
-      <w:lvlText w:val="•"/>
-      <w:lvlJc w:val="left"/>
-      <w:pPr>
-        <w:ind w:left="8136" w:hanging="360"/>
-      </w:pPr>
-      <w:rPr>
-        <w:rFonts w:hint="default"/>
-      </w:rPr>
-    </w:lvl>
-    <w:lvl w:ilvl="8" w:tplc="E4F88E78">
-      <w:start w:val="1"/>
-      <w:numFmt w:val="bullet"/>
-      <w:lvlText w:val="•"/>
-      <w:lvlJc w:val="left"/>
-      <w:pPr>
-        <w:ind w:left="9164" w:hanging="360"/>
-      </w:pPr>
-      <w:rPr>
-        <w:rFonts w:hint="default"/>
-      </w:rPr>
-    </w:lvl>
-  </w:abstractNum>
-  <w:abstractNum w:abstractNumId="1" w15:restartNumberingAfterBreak="0">
-    <w:nsid w:val="02A061E3"/>
-    <w:multiLevelType w:val="hybridMultilevel"/>
-    <w:tmpl w:val="14902DF6"/>
-    <w:lvl w:ilvl="0" w:tplc="080A000F">
-      <w:start w:val="1"/>
-      <w:numFmt w:val="decimal"/>
-      <w:lvlText w:val="%1."/>
-      <w:lvlJc w:val="left"/>
-      <w:pPr>
-        <w:ind w:left="720" w:hanging="360"/>
-      </w:pPr>
-    </w:lvl>
-    <w:lvl w:ilvl="1" w:tplc="080A0019" w:tentative="1">
-      <w:start w:val="1"/>
-      <w:numFmt w:val="lowerLetter"/>
-      <w:lvlText w:val="%2."/>
-      <w:lvlJc w:val="left"/>
-      <w:pPr>
-        <w:ind w:left="1440" w:hanging="360"/>
-      </w:pPr>
-    </w:lvl>
-    <w:lvl w:ilvl="2" w:tplc="080A001B" w:tentative="1">
-      <w:start w:val="1"/>
-      <w:numFmt w:val="lowerRoman"/>
-      <w:lvlText w:val="%3."/>
-      <w:lvlJc w:val="right"/>
-      <w:pPr>
-        <w:ind w:left="2160" w:hanging="180"/>
-      </w:pPr>
-    </w:lvl>
-    <w:lvl w:ilvl="3" w:tplc="080A000F" w:tentative="1">
-      <w:start w:val="1"/>
-      <w:numFmt w:val="decimal"/>
-      <w:lvlText w:val="%4."/>
-      <w:lvlJc w:val="left"/>
-      <w:pPr>
-        <w:ind w:left="2880" w:hanging="360"/>
-      </w:pPr>
-    </w:lvl>
-    <w:lvl w:ilvl="4" w:tplc="080A0019" w:tentative="1">
-      <w:start w:val="1"/>
-      <w:numFmt w:val="lowerLetter"/>
-      <w:lvlText w:val="%5."/>
-      <w:lvlJc w:val="left"/>
-      <w:pPr>
-        <w:ind w:left="3600" w:hanging="360"/>
-      </w:pPr>
-    </w:lvl>
-    <w:lvl w:ilvl="5" w:tplc="080A001B" w:tentative="1">
-      <w:start w:val="1"/>
-      <w:numFmt w:val="lowerRoman"/>
-      <w:lvlText w:val="%6."/>
-      <w:lvlJc w:val="right"/>
-      <w:pPr>
-        <w:ind w:left="4320" w:hanging="180"/>
-      </w:pPr>
-    </w:lvl>
-    <w:lvl w:ilvl="6" w:tplc="080A000F" w:tentative="1">
-      <w:start w:val="1"/>
-      <w:numFmt w:val="decimal"/>
-      <w:lvlText w:val="%7."/>
-      <w:lvlJc w:val="left"/>
-      <w:pPr>
-        <w:ind w:left="5040" w:hanging="360"/>
-      </w:pPr>
-    </w:lvl>
-    <w:lvl w:ilvl="7" w:tplc="080A0019" w:tentative="1">
-      <w:start w:val="1"/>
-      <w:numFmt w:val="lowerLetter"/>
-      <w:lvlText w:val="%8."/>
-      <w:lvlJc w:val="left"/>
-      <w:pPr>
-        <w:ind w:left="5760" w:hanging="360"/>
-      </w:pPr>
-    </w:lvl>
-    <w:lvl w:ilvl="8" w:tplc="080A001B" w:tentative="1">
-      <w:start w:val="1"/>
-      <w:numFmt w:val="lowerRoman"/>
-      <w:lvlText w:val="%9."/>
-      <w:lvlJc w:val="right"/>
-      <w:pPr>
-        <w:ind w:left="6480" w:hanging="180"/>
-      </w:pPr>
-    </w:lvl>
-  </w:abstractNum>
-  <w:abstractNum w:abstractNumId="2" w15:restartNumberingAfterBreak="0">
-    <w:nsid w:val="05AC52C8"/>
-    <w:multiLevelType w:val="hybridMultilevel"/>
-    <w:tmpl w:val="1CBCB178"/>
-    <w:lvl w:ilvl="0" w:tplc="E6469AE2">
-      <w:start w:val="2"/>
-      <w:numFmt w:val="decimal"/>
-      <w:lvlText w:val="%1."/>
-      <w:lvlJc w:val="left"/>
-      <w:pPr>
-        <w:ind w:left="360" w:hanging="360"/>
-      </w:pPr>
-      <w:rPr>
-        <w:rFonts w:ascii="Calibri" w:eastAsia="Calibri" w:hAnsi="Calibri" w:hint="default"/>
-        <w:sz w:val="24"/>
-        <w:szCs w:val="24"/>
-      </w:rPr>
-    </w:lvl>
-    <w:lvl w:ilvl="1" w:tplc="6E4CC482">
-      <w:start w:val="1"/>
-      <w:numFmt w:val="decimal"/>
-      <w:lvlText w:val="%2."/>
-      <w:lvlJc w:val="left"/>
-      <w:pPr>
-        <w:ind w:left="480" w:hanging="360"/>
-      </w:pPr>
-      <w:rPr>
-        <w:rFonts w:ascii="Times New Roman" w:eastAsia="Times New Roman" w:hAnsi="Times New Roman" w:hint="default"/>
-        <w:sz w:val="24"/>
-        <w:szCs w:val="24"/>
-      </w:rPr>
-    </w:lvl>
-    <w:lvl w:ilvl="2" w:tplc="6C9C3F92">
-      <w:start w:val="1"/>
-      <w:numFmt w:val="lowerLetter"/>
-      <w:lvlText w:val="%3."/>
-      <w:lvlJc w:val="left"/>
-      <w:pPr>
-        <w:ind w:left="480" w:hanging="360"/>
-        <w:jc w:val="right"/>
-      </w:pPr>
-      <w:rPr>
-        <w:rFonts w:ascii="Times New Roman" w:eastAsia="Times New Roman" w:hAnsi="Times New Roman" w:hint="default"/>
-        <w:spacing w:val="-1"/>
-        <w:sz w:val="24"/>
-        <w:szCs w:val="24"/>
-      </w:rPr>
-    </w:lvl>
-    <w:lvl w:ilvl="3" w:tplc="4D0881A4">
-      <w:start w:val="1"/>
-      <w:numFmt w:val="bullet"/>
-      <w:lvlText w:val="•"/>
-      <w:lvlJc w:val="left"/>
-      <w:pPr>
-        <w:ind w:left="2729" w:hanging="360"/>
-      </w:pPr>
-      <w:rPr>
-        <w:rFonts w:hint="default"/>
-      </w:rPr>
-    </w:lvl>
-    <w:lvl w:ilvl="4" w:tplc="FA5C5BA2">
-      <w:start w:val="1"/>
-      <w:numFmt w:val="bullet"/>
-      <w:lvlText w:val="•"/>
-      <w:lvlJc w:val="left"/>
-      <w:pPr>
-        <w:ind w:left="3853" w:hanging="360"/>
-      </w:pPr>
-      <w:rPr>
-        <w:rFonts w:hint="default"/>
-      </w:rPr>
-    </w:lvl>
-    <w:lvl w:ilvl="5" w:tplc="E1E216FC">
-      <w:start w:val="1"/>
-      <w:numFmt w:val="bullet"/>
-      <w:lvlText w:val="•"/>
-      <w:lvlJc w:val="left"/>
-      <w:pPr>
-        <w:ind w:left="4978" w:hanging="360"/>
-      </w:pPr>
-      <w:rPr>
-        <w:rFonts w:hint="default"/>
-      </w:rPr>
-    </w:lvl>
-    <w:lvl w:ilvl="6" w:tplc="103E7E44">
-      <w:start w:val="1"/>
-      <w:numFmt w:val="bullet"/>
-      <w:lvlText w:val="•"/>
-      <w:lvlJc w:val="left"/>
-      <w:pPr>
-        <w:ind w:left="6102" w:hanging="360"/>
-      </w:pPr>
-      <w:rPr>
-        <w:rFonts w:hint="default"/>
-      </w:rPr>
-    </w:lvl>
-    <w:lvl w:ilvl="7" w:tplc="853E1D18">
-      <w:start w:val="1"/>
-      <w:numFmt w:val="bullet"/>
-      <w:lvlText w:val="•"/>
-      <w:lvlJc w:val="left"/>
-      <w:pPr>
-        <w:ind w:left="7226" w:hanging="360"/>
-      </w:pPr>
-      <w:rPr>
-        <w:rFonts w:hint="default"/>
-      </w:rPr>
-    </w:lvl>
-    <w:lvl w:ilvl="8" w:tplc="765C3882">
-      <w:start w:val="1"/>
-      <w:numFmt w:val="bullet"/>
-      <w:lvlText w:val="•"/>
-      <w:lvlJc w:val="left"/>
-      <w:pPr>
-        <w:ind w:left="8351" w:hanging="360"/>
-      </w:pPr>
-      <w:rPr>
-        <w:rFonts w:hint="default"/>
-      </w:rPr>
-    </w:lvl>
-  </w:abstractNum>
-  <w:abstractNum w:abstractNumId="3" w15:restartNumberingAfterBreak="0">
-    <w:nsid w:val="09A6691A"/>
-    <w:multiLevelType w:val="hybridMultilevel"/>
-    <w:tmpl w:val="D5B04E28"/>
-    <w:lvl w:ilvl="0" w:tplc="080A0001">
-      <w:start w:val="1"/>
-      <w:numFmt w:val="bullet"/>
-      <w:lvlText w:val=""/>
-      <w:lvlJc w:val="left"/>
-      <w:pPr>
-        <w:ind w:left="720" w:hanging="360"/>
-      </w:pPr>
-      <w:rPr>
-        <w:rFonts w:ascii="Symbol" w:hAnsi="Symbol" w:hint="default"/>
-      </w:rPr>
-    </w:lvl>
-    <w:lvl w:ilvl="1" w:tplc="080A0019" w:tentative="1">
-      <w:start w:val="1"/>
-      <w:numFmt w:val="lowerLetter"/>
-      <w:lvlText w:val="%2."/>
-      <w:lvlJc w:val="left"/>
-      <w:pPr>
-        <w:ind w:left="1440" w:hanging="360"/>
-      </w:pPr>
-    </w:lvl>
-    <w:lvl w:ilvl="2" w:tplc="080A001B" w:tentative="1">
-      <w:start w:val="1"/>
-      <w:numFmt w:val="lowerRoman"/>
-      <w:lvlText w:val="%3."/>
-      <w:lvlJc w:val="right"/>
-      <w:pPr>
-        <w:ind w:left="2160" w:hanging="180"/>
-      </w:pPr>
-    </w:lvl>
-    <w:lvl w:ilvl="3" w:tplc="080A000F" w:tentative="1">
-      <w:start w:val="1"/>
-      <w:numFmt w:val="decimal"/>
-      <w:lvlText w:val="%4."/>
-      <w:lvlJc w:val="left"/>
-      <w:pPr>
-        <w:ind w:left="2880" w:hanging="360"/>
-      </w:pPr>
-    </w:lvl>
-    <w:lvl w:ilvl="4" w:tplc="080A0019" w:tentative="1">
-      <w:start w:val="1"/>
-      <w:numFmt w:val="lowerLetter"/>
-      <w:lvlText w:val="%5."/>
-      <w:lvlJc w:val="left"/>
-      <w:pPr>
-        <w:ind w:left="3600" w:hanging="360"/>
-      </w:pPr>
-    </w:lvl>
-    <w:lvl w:ilvl="5" w:tplc="080A001B" w:tentative="1">
-      <w:start w:val="1"/>
-      <w:numFmt w:val="lowerRoman"/>
-      <w:lvlText w:val="%6."/>
-      <w:lvlJc w:val="right"/>
-      <w:pPr>
-        <w:ind w:left="4320" w:hanging="180"/>
-      </w:pPr>
-    </w:lvl>
-    <w:lvl w:ilvl="6" w:tplc="080A000F" w:tentative="1">
-      <w:start w:val="1"/>
-      <w:numFmt w:val="decimal"/>
-      <w:lvlText w:val="%7."/>
-      <w:lvlJc w:val="left"/>
-      <w:pPr>
-        <w:ind w:left="5040" w:hanging="360"/>
-      </w:pPr>
-    </w:lvl>
-    <w:lvl w:ilvl="7" w:tplc="080A0019" w:tentative="1">
-      <w:start w:val="1"/>
-      <w:numFmt w:val="lowerLetter"/>
-      <w:lvlText w:val="%8."/>
-      <w:lvlJc w:val="left"/>
-      <w:pPr>
-        <w:ind w:left="5760" w:hanging="360"/>
-      </w:pPr>
-    </w:lvl>
-    <w:lvl w:ilvl="8" w:tplc="080A001B" w:tentative="1">
-      <w:start w:val="1"/>
-      <w:numFmt w:val="lowerRoman"/>
-      <w:lvlText w:val="%9."/>
-      <w:lvlJc w:val="right"/>
-      <w:pPr>
-        <w:ind w:left="6480" w:hanging="180"/>
-      </w:pPr>
-    </w:lvl>
-  </w:abstractNum>
-  <w:abstractNum w:abstractNumId="4" w15:restartNumberingAfterBreak="0">
-    <w:nsid w:val="0F0B487D"/>
-    <w:multiLevelType w:val="hybridMultilevel"/>
-    <w:tmpl w:val="67E6748C"/>
-    <w:lvl w:ilvl="0" w:tplc="8DDE045C">
-      <w:start w:val="1"/>
-      <w:numFmt w:val="lowerLetter"/>
-      <w:lvlText w:val="%1)"/>
-      <w:lvlJc w:val="left"/>
-      <w:pPr>
-        <w:ind w:left="820" w:hanging="360"/>
-      </w:pPr>
-      <w:rPr>
-        <w:rFonts w:ascii="Arial Narrow" w:eastAsia="Arial Narrow" w:hAnsi="Arial Narrow" w:hint="default"/>
-        <w:sz w:val="24"/>
-        <w:szCs w:val="24"/>
-      </w:rPr>
-    </w:lvl>
-    <w:lvl w:ilvl="1" w:tplc="A55A0750">
-      <w:start w:val="1"/>
-      <w:numFmt w:val="bullet"/>
-      <w:lvlText w:val="•"/>
-      <w:lvlJc w:val="left"/>
-      <w:pPr>
-        <w:ind w:left="1846" w:hanging="360"/>
-      </w:pPr>
-      <w:rPr>
-        <w:rFonts w:hint="default"/>
-      </w:rPr>
-    </w:lvl>
-    <w:lvl w:ilvl="2" w:tplc="F5DC8322">
-      <w:start w:val="1"/>
-      <w:numFmt w:val="bullet"/>
-      <w:lvlText w:val="•"/>
-      <w:lvlJc w:val="left"/>
-      <w:pPr>
-        <w:ind w:left="2872" w:hanging="360"/>
-      </w:pPr>
-      <w:rPr>
-        <w:rFonts w:hint="default"/>
-      </w:rPr>
-    </w:lvl>
-    <w:lvl w:ilvl="3" w:tplc="43708A34">
-      <w:start w:val="1"/>
-      <w:numFmt w:val="bullet"/>
-      <w:lvlText w:val="•"/>
-      <w:lvlJc w:val="left"/>
-      <w:pPr>
-        <w:ind w:left="3898" w:hanging="360"/>
-      </w:pPr>
-      <w:rPr>
-        <w:rFonts w:hint="default"/>
-      </w:rPr>
-    </w:lvl>
-    <w:lvl w:ilvl="4" w:tplc="9300D7D4">
-      <w:start w:val="1"/>
-      <w:numFmt w:val="bullet"/>
-      <w:lvlText w:val="•"/>
-      <w:lvlJc w:val="left"/>
-      <w:pPr>
-        <w:ind w:left="4924" w:hanging="360"/>
-      </w:pPr>
-      <w:rPr>
-        <w:rFonts w:hint="default"/>
-      </w:rPr>
-    </w:lvl>
-    <w:lvl w:ilvl="5" w:tplc="71EE5654">
-      <w:start w:val="1"/>
-      <w:numFmt w:val="bullet"/>
-      <w:lvlText w:val="•"/>
-      <w:lvlJc w:val="left"/>
-      <w:pPr>
-        <w:ind w:left="5950" w:hanging="360"/>
-      </w:pPr>
-      <w:rPr>
-        <w:rFonts w:hint="default"/>
-      </w:rPr>
-    </w:lvl>
-    <w:lvl w:ilvl="6" w:tplc="395E3806">
-      <w:start w:val="1"/>
-      <w:numFmt w:val="bullet"/>
-      <w:lvlText w:val="•"/>
-      <w:lvlJc w:val="left"/>
-      <w:pPr>
-        <w:ind w:left="6976" w:hanging="360"/>
-      </w:pPr>
-      <w:rPr>
-        <w:rFonts w:hint="default"/>
-      </w:rPr>
-    </w:lvl>
-    <w:lvl w:ilvl="7" w:tplc="92F0A80E">
-      <w:start w:val="1"/>
-      <w:numFmt w:val="bullet"/>
-      <w:lvlText w:val="•"/>
-      <w:lvlJc w:val="left"/>
-      <w:pPr>
-        <w:ind w:left="8002" w:hanging="360"/>
-      </w:pPr>
-      <w:rPr>
-        <w:rFonts w:hint="default"/>
-      </w:rPr>
-    </w:lvl>
-    <w:lvl w:ilvl="8" w:tplc="C23C1C3E">
-      <w:start w:val="1"/>
-      <w:numFmt w:val="bullet"/>
-      <w:lvlText w:val="•"/>
-      <w:lvlJc w:val="left"/>
-      <w:pPr>
-        <w:ind w:left="9028" w:hanging="360"/>
-      </w:pPr>
-      <w:rPr>
-        <w:rFonts w:hint="default"/>
-      </w:rPr>
-    </w:lvl>
-  </w:abstractNum>
-  <w:abstractNum w:abstractNumId="5" w15:restartNumberingAfterBreak="0">
     <w:nsid w:val="1217228C"/>
     <w:multiLevelType w:val="multilevel"/>
     <w:tmpl w:val="5218E3DA"/>
@@ -7458,389 +7998,7 @@
       </w:rPr>
     </w:lvl>
   </w:abstractNum>
-  <w:abstractNum w:abstractNumId="6" w15:restartNumberingAfterBreak="0">
-    <w:nsid w:val="142506FB"/>
-    <w:multiLevelType w:val="hybridMultilevel"/>
-    <w:tmpl w:val="EF180D3A"/>
-    <w:lvl w:ilvl="0" w:tplc="80E66362">
-      <w:start w:val="1"/>
-      <w:numFmt w:val="decimal"/>
-      <w:lvlText w:val="%1."/>
-      <w:lvlJc w:val="left"/>
-      <w:pPr>
-        <w:ind w:left="723" w:hanging="360"/>
-      </w:pPr>
-      <w:rPr>
-        <w:rFonts w:hint="default"/>
-      </w:rPr>
-    </w:lvl>
-    <w:lvl w:ilvl="1" w:tplc="080A0019" w:tentative="1">
-      <w:start w:val="1"/>
-      <w:numFmt w:val="lowerLetter"/>
-      <w:lvlText w:val="%2."/>
-      <w:lvlJc w:val="left"/>
-      <w:pPr>
-        <w:ind w:left="1443" w:hanging="360"/>
-      </w:pPr>
-    </w:lvl>
-    <w:lvl w:ilvl="2" w:tplc="080A001B" w:tentative="1">
-      <w:start w:val="1"/>
-      <w:numFmt w:val="lowerRoman"/>
-      <w:lvlText w:val="%3."/>
-      <w:lvlJc w:val="right"/>
-      <w:pPr>
-        <w:ind w:left="2163" w:hanging="180"/>
-      </w:pPr>
-    </w:lvl>
-    <w:lvl w:ilvl="3" w:tplc="080A000F" w:tentative="1">
-      <w:start w:val="1"/>
-      <w:numFmt w:val="decimal"/>
-      <w:lvlText w:val="%4."/>
-      <w:lvlJc w:val="left"/>
-      <w:pPr>
-        <w:ind w:left="2883" w:hanging="360"/>
-      </w:pPr>
-    </w:lvl>
-    <w:lvl w:ilvl="4" w:tplc="080A0019" w:tentative="1">
-      <w:start w:val="1"/>
-      <w:numFmt w:val="lowerLetter"/>
-      <w:lvlText w:val="%5."/>
-      <w:lvlJc w:val="left"/>
-      <w:pPr>
-        <w:ind w:left="3603" w:hanging="360"/>
-      </w:pPr>
-    </w:lvl>
-    <w:lvl w:ilvl="5" w:tplc="080A001B" w:tentative="1">
-      <w:start w:val="1"/>
-      <w:numFmt w:val="lowerRoman"/>
-      <w:lvlText w:val="%6."/>
-      <w:lvlJc w:val="right"/>
-      <w:pPr>
-        <w:ind w:left="4323" w:hanging="180"/>
-      </w:pPr>
-    </w:lvl>
-    <w:lvl w:ilvl="6" w:tplc="080A000F" w:tentative="1">
-      <w:start w:val="1"/>
-      <w:numFmt w:val="decimal"/>
-      <w:lvlText w:val="%7."/>
-      <w:lvlJc w:val="left"/>
-      <w:pPr>
-        <w:ind w:left="5043" w:hanging="360"/>
-      </w:pPr>
-    </w:lvl>
-    <w:lvl w:ilvl="7" w:tplc="080A0019" w:tentative="1">
-      <w:start w:val="1"/>
-      <w:numFmt w:val="lowerLetter"/>
-      <w:lvlText w:val="%8."/>
-      <w:lvlJc w:val="left"/>
-      <w:pPr>
-        <w:ind w:left="5763" w:hanging="360"/>
-      </w:pPr>
-    </w:lvl>
-    <w:lvl w:ilvl="8" w:tplc="080A001B" w:tentative="1">
-      <w:start w:val="1"/>
-      <w:numFmt w:val="lowerRoman"/>
-      <w:lvlText w:val="%9."/>
-      <w:lvlJc w:val="right"/>
-      <w:pPr>
-        <w:ind w:left="6483" w:hanging="180"/>
-      </w:pPr>
-    </w:lvl>
-  </w:abstractNum>
-  <w:abstractNum w:abstractNumId="7" w15:restartNumberingAfterBreak="0">
-    <w:nsid w:val="15F8087C"/>
-    <w:multiLevelType w:val="hybridMultilevel"/>
-    <w:tmpl w:val="182E0796"/>
-    <w:lvl w:ilvl="0" w:tplc="080A000F">
-      <w:start w:val="1"/>
-      <w:numFmt w:val="decimal"/>
-      <w:lvlText w:val="%1."/>
-      <w:lvlJc w:val="left"/>
-      <w:pPr>
-        <w:ind w:left="720" w:hanging="360"/>
-      </w:pPr>
-      <w:rPr>
-        <w:rFonts w:hint="default"/>
-      </w:rPr>
-    </w:lvl>
-    <w:lvl w:ilvl="1" w:tplc="080A0019" w:tentative="1">
-      <w:start w:val="1"/>
-      <w:numFmt w:val="lowerLetter"/>
-      <w:lvlText w:val="%2."/>
-      <w:lvlJc w:val="left"/>
-      <w:pPr>
-        <w:ind w:left="1440" w:hanging="360"/>
-      </w:pPr>
-    </w:lvl>
-    <w:lvl w:ilvl="2" w:tplc="080A001B" w:tentative="1">
-      <w:start w:val="1"/>
-      <w:numFmt w:val="lowerRoman"/>
-      <w:lvlText w:val="%3."/>
-      <w:lvlJc w:val="right"/>
-      <w:pPr>
-        <w:ind w:left="2160" w:hanging="180"/>
-      </w:pPr>
-    </w:lvl>
-    <w:lvl w:ilvl="3" w:tplc="080A000F" w:tentative="1">
-      <w:start w:val="1"/>
-      <w:numFmt w:val="decimal"/>
-      <w:lvlText w:val="%4."/>
-      <w:lvlJc w:val="left"/>
-      <w:pPr>
-        <w:ind w:left="2880" w:hanging="360"/>
-      </w:pPr>
-    </w:lvl>
-    <w:lvl w:ilvl="4" w:tplc="080A0019" w:tentative="1">
-      <w:start w:val="1"/>
-      <w:numFmt w:val="lowerLetter"/>
-      <w:lvlText w:val="%5."/>
-      <w:lvlJc w:val="left"/>
-      <w:pPr>
-        <w:ind w:left="3600" w:hanging="360"/>
-      </w:pPr>
-    </w:lvl>
-    <w:lvl w:ilvl="5" w:tplc="080A001B" w:tentative="1">
-      <w:start w:val="1"/>
-      <w:numFmt w:val="lowerRoman"/>
-      <w:lvlText w:val="%6."/>
-      <w:lvlJc w:val="right"/>
-      <w:pPr>
-        <w:ind w:left="4320" w:hanging="180"/>
-      </w:pPr>
-    </w:lvl>
-    <w:lvl w:ilvl="6" w:tplc="080A000F" w:tentative="1">
-      <w:start w:val="1"/>
-      <w:numFmt w:val="decimal"/>
-      <w:lvlText w:val="%7."/>
-      <w:lvlJc w:val="left"/>
-      <w:pPr>
-        <w:ind w:left="5040" w:hanging="360"/>
-      </w:pPr>
-    </w:lvl>
-    <w:lvl w:ilvl="7" w:tplc="080A0019" w:tentative="1">
-      <w:start w:val="1"/>
-      <w:numFmt w:val="lowerLetter"/>
-      <w:lvlText w:val="%8."/>
-      <w:lvlJc w:val="left"/>
-      <w:pPr>
-        <w:ind w:left="5760" w:hanging="360"/>
-      </w:pPr>
-    </w:lvl>
-    <w:lvl w:ilvl="8" w:tplc="080A001B" w:tentative="1">
-      <w:start w:val="1"/>
-      <w:numFmt w:val="lowerRoman"/>
-      <w:lvlText w:val="%9."/>
-      <w:lvlJc w:val="right"/>
-      <w:pPr>
-        <w:ind w:left="6480" w:hanging="180"/>
-      </w:pPr>
-    </w:lvl>
-  </w:abstractNum>
-  <w:abstractNum w:abstractNumId="8" w15:restartNumberingAfterBreak="0">
-    <w:nsid w:val="17B05E9E"/>
-    <w:multiLevelType w:val="hybridMultilevel"/>
-    <w:tmpl w:val="31AE44E0"/>
-    <w:lvl w:ilvl="0" w:tplc="B9EE9434">
-      <w:start w:val="1"/>
-      <w:numFmt w:val="lowerLetter"/>
-      <w:lvlText w:val="%1)"/>
-      <w:lvlJc w:val="left"/>
-      <w:pPr>
-        <w:ind w:left="860" w:hanging="360"/>
-      </w:pPr>
-      <w:rPr>
-        <w:rFonts w:ascii="Arial Narrow" w:eastAsia="Arial Narrow" w:hAnsi="Arial Narrow" w:hint="default"/>
-        <w:sz w:val="24"/>
-        <w:szCs w:val="24"/>
-      </w:rPr>
-    </w:lvl>
-    <w:lvl w:ilvl="1" w:tplc="F76C7DDE">
-      <w:start w:val="1"/>
-      <w:numFmt w:val="bullet"/>
-      <w:lvlText w:val="•"/>
-      <w:lvlJc w:val="left"/>
-      <w:pPr>
-        <w:ind w:left="1882" w:hanging="360"/>
-      </w:pPr>
-      <w:rPr>
-        <w:rFonts w:hint="default"/>
-      </w:rPr>
-    </w:lvl>
-    <w:lvl w:ilvl="2" w:tplc="53AE8B78">
-      <w:start w:val="1"/>
-      <w:numFmt w:val="bullet"/>
-      <w:lvlText w:val="•"/>
-      <w:lvlJc w:val="left"/>
-      <w:pPr>
-        <w:ind w:left="2904" w:hanging="360"/>
-      </w:pPr>
-      <w:rPr>
-        <w:rFonts w:hint="default"/>
-      </w:rPr>
-    </w:lvl>
-    <w:lvl w:ilvl="3" w:tplc="E3DC1A2E">
-      <w:start w:val="1"/>
-      <w:numFmt w:val="bullet"/>
-      <w:lvlText w:val="•"/>
-      <w:lvlJc w:val="left"/>
-      <w:pPr>
-        <w:ind w:left="3926" w:hanging="360"/>
-      </w:pPr>
-      <w:rPr>
-        <w:rFonts w:hint="default"/>
-      </w:rPr>
-    </w:lvl>
-    <w:lvl w:ilvl="4" w:tplc="9AEE0402">
-      <w:start w:val="1"/>
-      <w:numFmt w:val="bullet"/>
-      <w:lvlText w:val="•"/>
-      <w:lvlJc w:val="left"/>
-      <w:pPr>
-        <w:ind w:left="4948" w:hanging="360"/>
-      </w:pPr>
-      <w:rPr>
-        <w:rFonts w:hint="default"/>
-      </w:rPr>
-    </w:lvl>
-    <w:lvl w:ilvl="5" w:tplc="00924C68">
-      <w:start w:val="1"/>
-      <w:numFmt w:val="bullet"/>
-      <w:lvlText w:val="•"/>
-      <w:lvlJc w:val="left"/>
-      <w:pPr>
-        <w:ind w:left="5970" w:hanging="360"/>
-      </w:pPr>
-      <w:rPr>
-        <w:rFonts w:hint="default"/>
-      </w:rPr>
-    </w:lvl>
-    <w:lvl w:ilvl="6" w:tplc="829C2842">
-      <w:start w:val="1"/>
-      <w:numFmt w:val="bullet"/>
-      <w:lvlText w:val="•"/>
-      <w:lvlJc w:val="left"/>
-      <w:pPr>
-        <w:ind w:left="6992" w:hanging="360"/>
-      </w:pPr>
-      <w:rPr>
-        <w:rFonts w:hint="default"/>
-      </w:rPr>
-    </w:lvl>
-    <w:lvl w:ilvl="7" w:tplc="C2CA4686">
-      <w:start w:val="1"/>
-      <w:numFmt w:val="bullet"/>
-      <w:lvlText w:val="•"/>
-      <w:lvlJc w:val="left"/>
-      <w:pPr>
-        <w:ind w:left="8014" w:hanging="360"/>
-      </w:pPr>
-      <w:rPr>
-        <w:rFonts w:hint="default"/>
-      </w:rPr>
-    </w:lvl>
-    <w:lvl w:ilvl="8" w:tplc="0922C7AE">
-      <w:start w:val="1"/>
-      <w:numFmt w:val="bullet"/>
-      <w:lvlText w:val="•"/>
-      <w:lvlJc w:val="left"/>
-      <w:pPr>
-        <w:ind w:left="9036" w:hanging="360"/>
-      </w:pPr>
-      <w:rPr>
-        <w:rFonts w:hint="default"/>
-      </w:rPr>
-    </w:lvl>
-  </w:abstractNum>
-  <w:abstractNum w:abstractNumId="9" w15:restartNumberingAfterBreak="0">
-    <w:nsid w:val="23250BA6"/>
-    <w:multiLevelType w:val="hybridMultilevel"/>
-    <w:tmpl w:val="41AA8802"/>
-    <w:lvl w:ilvl="0" w:tplc="080A000F">
-      <w:start w:val="1"/>
-      <w:numFmt w:val="decimal"/>
-      <w:lvlText w:val="%1."/>
-      <w:lvlJc w:val="left"/>
-      <w:pPr>
-        <w:ind w:left="720" w:hanging="360"/>
-      </w:pPr>
-      <w:rPr>
-        <w:rFonts w:hint="default"/>
-      </w:rPr>
-    </w:lvl>
-    <w:lvl w:ilvl="1" w:tplc="080A0019" w:tentative="1">
-      <w:start w:val="1"/>
-      <w:numFmt w:val="lowerLetter"/>
-      <w:lvlText w:val="%2."/>
-      <w:lvlJc w:val="left"/>
-      <w:pPr>
-        <w:ind w:left="1440" w:hanging="360"/>
-      </w:pPr>
-    </w:lvl>
-    <w:lvl w:ilvl="2" w:tplc="080A001B" w:tentative="1">
-      <w:start w:val="1"/>
-      <w:numFmt w:val="lowerRoman"/>
-      <w:lvlText w:val="%3."/>
-      <w:lvlJc w:val="right"/>
-      <w:pPr>
-        <w:ind w:left="2160" w:hanging="180"/>
-      </w:pPr>
-    </w:lvl>
-    <w:lvl w:ilvl="3" w:tplc="080A000F" w:tentative="1">
-      <w:start w:val="1"/>
-      <w:numFmt w:val="decimal"/>
-      <w:lvlText w:val="%4."/>
-      <w:lvlJc w:val="left"/>
-      <w:pPr>
-        <w:ind w:left="2880" w:hanging="360"/>
-      </w:pPr>
-    </w:lvl>
-    <w:lvl w:ilvl="4" w:tplc="080A0019" w:tentative="1">
-      <w:start w:val="1"/>
-      <w:numFmt w:val="lowerLetter"/>
-      <w:lvlText w:val="%5."/>
-      <w:lvlJc w:val="left"/>
-      <w:pPr>
-        <w:ind w:left="3600" w:hanging="360"/>
-      </w:pPr>
-    </w:lvl>
-    <w:lvl w:ilvl="5" w:tplc="080A001B" w:tentative="1">
-      <w:start w:val="1"/>
-      <w:numFmt w:val="lowerRoman"/>
-      <w:lvlText w:val="%6."/>
-      <w:lvlJc w:val="right"/>
-      <w:pPr>
-        <w:ind w:left="4320" w:hanging="180"/>
-      </w:pPr>
-    </w:lvl>
-    <w:lvl w:ilvl="6" w:tplc="080A000F" w:tentative="1">
-      <w:start w:val="1"/>
-      <w:numFmt w:val="decimal"/>
-      <w:lvlText w:val="%7."/>
-      <w:lvlJc w:val="left"/>
-      <w:pPr>
-        <w:ind w:left="5040" w:hanging="360"/>
-      </w:pPr>
-    </w:lvl>
-    <w:lvl w:ilvl="7" w:tplc="080A0019" w:tentative="1">
-      <w:start w:val="1"/>
-      <w:numFmt w:val="lowerLetter"/>
-      <w:lvlText w:val="%8."/>
-      <w:lvlJc w:val="left"/>
-      <w:pPr>
-        <w:ind w:left="5760" w:hanging="360"/>
-      </w:pPr>
-    </w:lvl>
-    <w:lvl w:ilvl="8" w:tplc="080A001B" w:tentative="1">
-      <w:start w:val="1"/>
-      <w:numFmt w:val="lowerRoman"/>
-      <w:lvlText w:val="%9."/>
-      <w:lvlJc w:val="right"/>
-      <w:pPr>
-        <w:ind w:left="6480" w:hanging="180"/>
-      </w:pPr>
-    </w:lvl>
-  </w:abstractNum>
-  <w:abstractNum w:abstractNumId="10" w15:restartNumberingAfterBreak="0">
+  <w:abstractNum w:abstractNumId="1" w15:restartNumberingAfterBreak="0">
     <w:nsid w:val="236D3551"/>
     <w:multiLevelType w:val="hybridMultilevel"/>
     <w:tmpl w:val="22B4A094"/>
@@ -7953,454 +8111,17 @@
       </w:rPr>
     </w:lvl>
   </w:abstractNum>
-  <w:abstractNum w:abstractNumId="11" w15:restartNumberingAfterBreak="0">
-    <w:nsid w:val="24BC66B9"/>
+  <w:abstractNum w:abstractNumId="2" w15:restartNumberingAfterBreak="0">
+    <w:nsid w:val="367E4F44"/>
     <w:multiLevelType w:val="hybridMultilevel"/>
-    <w:tmpl w:val="37A2BEE6"/>
-    <w:lvl w:ilvl="0" w:tplc="081C85F0">
-      <w:start w:val="1"/>
-      <w:numFmt w:val="bullet"/>
-      <w:lvlText w:val="•"/>
-      <w:lvlJc w:val="left"/>
-      <w:pPr>
-        <w:ind w:left="147" w:hanging="71"/>
-      </w:pPr>
-      <w:rPr>
-        <w:rFonts w:ascii="Arial" w:eastAsia="Arial" w:hAnsi="Arial" w:hint="default"/>
-        <w:color w:val="231F20"/>
-        <w:sz w:val="14"/>
-        <w:szCs w:val="14"/>
-      </w:rPr>
-    </w:lvl>
-    <w:lvl w:ilvl="1" w:tplc="B97413D4">
-      <w:start w:val="1"/>
-      <w:numFmt w:val="bullet"/>
-      <w:lvlText w:val="•"/>
-      <w:lvlJc w:val="left"/>
-      <w:pPr>
-        <w:ind w:left="527" w:hanging="71"/>
-      </w:pPr>
-      <w:rPr>
-        <w:rFonts w:hint="default"/>
-      </w:rPr>
-    </w:lvl>
-    <w:lvl w:ilvl="2" w:tplc="F07EA1C4">
-      <w:start w:val="1"/>
-      <w:numFmt w:val="bullet"/>
-      <w:lvlText w:val="•"/>
-      <w:lvlJc w:val="left"/>
-      <w:pPr>
-        <w:ind w:left="907" w:hanging="71"/>
-      </w:pPr>
-      <w:rPr>
-        <w:rFonts w:hint="default"/>
-      </w:rPr>
-    </w:lvl>
-    <w:lvl w:ilvl="3" w:tplc="42F66ACA">
-      <w:start w:val="1"/>
-      <w:numFmt w:val="bullet"/>
-      <w:lvlText w:val="•"/>
-      <w:lvlJc w:val="left"/>
-      <w:pPr>
-        <w:ind w:left="1287" w:hanging="71"/>
-      </w:pPr>
-      <w:rPr>
-        <w:rFonts w:hint="default"/>
-      </w:rPr>
-    </w:lvl>
-    <w:lvl w:ilvl="4" w:tplc="24F8B44A">
-      <w:start w:val="1"/>
-      <w:numFmt w:val="bullet"/>
-      <w:lvlText w:val="•"/>
-      <w:lvlJc w:val="left"/>
-      <w:pPr>
-        <w:ind w:left="1667" w:hanging="71"/>
-      </w:pPr>
-      <w:rPr>
-        <w:rFonts w:hint="default"/>
-      </w:rPr>
-    </w:lvl>
-    <w:lvl w:ilvl="5" w:tplc="102A66EC">
-      <w:start w:val="1"/>
-      <w:numFmt w:val="bullet"/>
-      <w:lvlText w:val="•"/>
-      <w:lvlJc w:val="left"/>
-      <w:pPr>
-        <w:ind w:left="2047" w:hanging="71"/>
-      </w:pPr>
-      <w:rPr>
-        <w:rFonts w:hint="default"/>
-      </w:rPr>
-    </w:lvl>
-    <w:lvl w:ilvl="6" w:tplc="07A0CAA4">
-      <w:start w:val="1"/>
-      <w:numFmt w:val="bullet"/>
-      <w:lvlText w:val="•"/>
-      <w:lvlJc w:val="left"/>
-      <w:pPr>
-        <w:ind w:left="2428" w:hanging="71"/>
-      </w:pPr>
-      <w:rPr>
-        <w:rFonts w:hint="default"/>
-      </w:rPr>
-    </w:lvl>
-    <w:lvl w:ilvl="7" w:tplc="7A2A134E">
-      <w:start w:val="1"/>
-      <w:numFmt w:val="bullet"/>
-      <w:lvlText w:val="•"/>
-      <w:lvlJc w:val="left"/>
-      <w:pPr>
-        <w:ind w:left="2808" w:hanging="71"/>
-      </w:pPr>
-      <w:rPr>
-        <w:rFonts w:hint="default"/>
-      </w:rPr>
-    </w:lvl>
-    <w:lvl w:ilvl="8" w:tplc="E666528E">
-      <w:start w:val="1"/>
-      <w:numFmt w:val="bullet"/>
-      <w:lvlText w:val="•"/>
-      <w:lvlJc w:val="left"/>
-      <w:pPr>
-        <w:ind w:left="3188" w:hanging="71"/>
-      </w:pPr>
-      <w:rPr>
-        <w:rFonts w:hint="default"/>
-      </w:rPr>
-    </w:lvl>
-  </w:abstractNum>
-  <w:abstractNum w:abstractNumId="12" w15:restartNumberingAfterBreak="0">
-    <w:nsid w:val="257D66E3"/>
-    <w:multiLevelType w:val="hybridMultilevel"/>
-    <w:tmpl w:val="AB5EE206"/>
-    <w:lvl w:ilvl="0" w:tplc="856268B0">
-      <w:start w:val="1"/>
-      <w:numFmt w:val="decimal"/>
-      <w:lvlText w:val="%1."/>
-      <w:lvlJc w:val="left"/>
-      <w:pPr>
-        <w:ind w:left="125" w:hanging="107"/>
-      </w:pPr>
-      <w:rPr>
-        <w:rFonts w:ascii="Arial" w:eastAsia="Arial" w:hAnsi="Arial" w:hint="default"/>
-        <w:color w:val="7B7C7D"/>
-        <w:spacing w:val="-22"/>
-        <w:sz w:val="16"/>
-        <w:szCs w:val="16"/>
-      </w:rPr>
-    </w:lvl>
-    <w:lvl w:ilvl="1" w:tplc="AD84562A">
-      <w:start w:val="1"/>
-      <w:numFmt w:val="bullet"/>
-      <w:lvlText w:val="•"/>
-      <w:lvlJc w:val="left"/>
-      <w:pPr>
-        <w:ind w:left="1071" w:hanging="107"/>
-      </w:pPr>
-      <w:rPr>
-        <w:rFonts w:hint="default"/>
-      </w:rPr>
-    </w:lvl>
-    <w:lvl w:ilvl="2" w:tplc="EBB4E85C">
-      <w:start w:val="1"/>
-      <w:numFmt w:val="bullet"/>
-      <w:lvlText w:val="•"/>
-      <w:lvlJc w:val="left"/>
-      <w:pPr>
-        <w:ind w:left="2016" w:hanging="107"/>
-      </w:pPr>
-      <w:rPr>
-        <w:rFonts w:hint="default"/>
-      </w:rPr>
-    </w:lvl>
-    <w:lvl w:ilvl="3" w:tplc="91B0952C">
-      <w:start w:val="1"/>
-      <w:numFmt w:val="bullet"/>
-      <w:lvlText w:val="•"/>
-      <w:lvlJc w:val="left"/>
-      <w:pPr>
-        <w:ind w:left="2962" w:hanging="107"/>
-      </w:pPr>
-      <w:rPr>
-        <w:rFonts w:hint="default"/>
-      </w:rPr>
-    </w:lvl>
-    <w:lvl w:ilvl="4" w:tplc="2056D56E">
-      <w:start w:val="1"/>
-      <w:numFmt w:val="bullet"/>
-      <w:lvlText w:val="•"/>
-      <w:lvlJc w:val="left"/>
-      <w:pPr>
-        <w:ind w:left="3907" w:hanging="107"/>
-      </w:pPr>
-      <w:rPr>
-        <w:rFonts w:hint="default"/>
-      </w:rPr>
-    </w:lvl>
-    <w:lvl w:ilvl="5" w:tplc="6DB4F81A">
-      <w:start w:val="1"/>
-      <w:numFmt w:val="bullet"/>
-      <w:lvlText w:val="•"/>
-      <w:lvlJc w:val="left"/>
-      <w:pPr>
-        <w:ind w:left="4852" w:hanging="107"/>
-      </w:pPr>
-      <w:rPr>
-        <w:rFonts w:hint="default"/>
-      </w:rPr>
-    </w:lvl>
-    <w:lvl w:ilvl="6" w:tplc="8D3CC390">
-      <w:start w:val="1"/>
-      <w:numFmt w:val="bullet"/>
-      <w:lvlText w:val="•"/>
-      <w:lvlJc w:val="left"/>
-      <w:pPr>
-        <w:ind w:left="5798" w:hanging="107"/>
-      </w:pPr>
-      <w:rPr>
-        <w:rFonts w:hint="default"/>
-      </w:rPr>
-    </w:lvl>
-    <w:lvl w:ilvl="7" w:tplc="1D1400B8">
-      <w:start w:val="1"/>
-      <w:numFmt w:val="bullet"/>
-      <w:lvlText w:val="•"/>
-      <w:lvlJc w:val="left"/>
-      <w:pPr>
-        <w:ind w:left="6743" w:hanging="107"/>
-      </w:pPr>
-      <w:rPr>
-        <w:rFonts w:hint="default"/>
-      </w:rPr>
-    </w:lvl>
-    <w:lvl w:ilvl="8" w:tplc="ECA4E052">
-      <w:start w:val="1"/>
-      <w:numFmt w:val="bullet"/>
-      <w:lvlText w:val="•"/>
-      <w:lvlJc w:val="left"/>
-      <w:pPr>
-        <w:ind w:left="7689" w:hanging="107"/>
-      </w:pPr>
-      <w:rPr>
-        <w:rFonts w:hint="default"/>
-      </w:rPr>
-    </w:lvl>
-  </w:abstractNum>
-  <w:abstractNum w:abstractNumId="13" w15:restartNumberingAfterBreak="0">
-    <w:nsid w:val="284F26AC"/>
-    <w:multiLevelType w:val="hybridMultilevel"/>
-    <w:tmpl w:val="90DE0268"/>
-    <w:lvl w:ilvl="0" w:tplc="B06480AE">
-      <w:start w:val="1"/>
-      <w:numFmt w:val="lowerLetter"/>
-      <w:lvlText w:val="%1)"/>
-      <w:lvlJc w:val="left"/>
-      <w:pPr>
-        <w:ind w:left="820" w:hanging="361"/>
-      </w:pPr>
-      <w:rPr>
-        <w:rFonts w:ascii="Calibri" w:eastAsia="Calibri" w:hAnsi="Calibri" w:hint="default"/>
-        <w:sz w:val="24"/>
-        <w:szCs w:val="24"/>
-      </w:rPr>
-    </w:lvl>
-    <w:lvl w:ilvl="1" w:tplc="011851D0">
-      <w:start w:val="1"/>
-      <w:numFmt w:val="bullet"/>
-      <w:lvlText w:val="•"/>
-      <w:lvlJc w:val="left"/>
-      <w:pPr>
-        <w:ind w:left="1880" w:hanging="361"/>
-      </w:pPr>
-      <w:rPr>
-        <w:rFonts w:hint="default"/>
-      </w:rPr>
-    </w:lvl>
-    <w:lvl w:ilvl="2" w:tplc="2702E63A">
-      <w:start w:val="1"/>
-      <w:numFmt w:val="bullet"/>
-      <w:lvlText w:val="•"/>
-      <w:lvlJc w:val="left"/>
-      <w:pPr>
-        <w:ind w:left="2940" w:hanging="361"/>
-      </w:pPr>
-      <w:rPr>
-        <w:rFonts w:hint="default"/>
-      </w:rPr>
-    </w:lvl>
-    <w:lvl w:ilvl="3" w:tplc="EEAE3A92">
-      <w:start w:val="1"/>
-      <w:numFmt w:val="bullet"/>
-      <w:lvlText w:val="•"/>
-      <w:lvlJc w:val="left"/>
-      <w:pPr>
-        <w:ind w:left="4000" w:hanging="361"/>
-      </w:pPr>
-      <w:rPr>
-        <w:rFonts w:hint="default"/>
-      </w:rPr>
-    </w:lvl>
-    <w:lvl w:ilvl="4" w:tplc="75B06C6C">
-      <w:start w:val="1"/>
-      <w:numFmt w:val="bullet"/>
-      <w:lvlText w:val="•"/>
-      <w:lvlJc w:val="left"/>
-      <w:pPr>
-        <w:ind w:left="5060" w:hanging="361"/>
-      </w:pPr>
-      <w:rPr>
-        <w:rFonts w:hint="default"/>
-      </w:rPr>
-    </w:lvl>
-    <w:lvl w:ilvl="5" w:tplc="F8C8C2DE">
-      <w:start w:val="1"/>
-      <w:numFmt w:val="bullet"/>
-      <w:lvlText w:val="•"/>
-      <w:lvlJc w:val="left"/>
-      <w:pPr>
-        <w:ind w:left="6120" w:hanging="361"/>
-      </w:pPr>
-      <w:rPr>
-        <w:rFonts w:hint="default"/>
-      </w:rPr>
-    </w:lvl>
-    <w:lvl w:ilvl="6" w:tplc="550E4FAC">
-      <w:start w:val="1"/>
-      <w:numFmt w:val="bullet"/>
-      <w:lvlText w:val="•"/>
-      <w:lvlJc w:val="left"/>
-      <w:pPr>
-        <w:ind w:left="7180" w:hanging="361"/>
-      </w:pPr>
-      <w:rPr>
-        <w:rFonts w:hint="default"/>
-      </w:rPr>
-    </w:lvl>
-    <w:lvl w:ilvl="7" w:tplc="DA90703E">
-      <w:start w:val="1"/>
-      <w:numFmt w:val="bullet"/>
-      <w:lvlText w:val="•"/>
-      <w:lvlJc w:val="left"/>
-      <w:pPr>
-        <w:ind w:left="8240" w:hanging="361"/>
-      </w:pPr>
-      <w:rPr>
-        <w:rFonts w:hint="default"/>
-      </w:rPr>
-    </w:lvl>
-    <w:lvl w:ilvl="8" w:tplc="81B683F6">
-      <w:start w:val="1"/>
-      <w:numFmt w:val="bullet"/>
-      <w:lvlText w:val="•"/>
-      <w:lvlJc w:val="left"/>
-      <w:pPr>
-        <w:ind w:left="9300" w:hanging="361"/>
-      </w:pPr>
-      <w:rPr>
-        <w:rFonts w:hint="default"/>
-      </w:rPr>
-    </w:lvl>
-  </w:abstractNum>
-  <w:abstractNum w:abstractNumId="14" w15:restartNumberingAfterBreak="0">
-    <w:nsid w:val="28630D36"/>
-    <w:multiLevelType w:val="hybridMultilevel"/>
-    <w:tmpl w:val="FBA80720"/>
-    <w:lvl w:ilvl="0" w:tplc="DC289FF6">
-      <w:start w:val="1"/>
-      <w:numFmt w:val="decimal"/>
-      <w:lvlText w:val="%1."/>
-      <w:lvlJc w:val="left"/>
-      <w:pPr>
-        <w:ind w:left="729" w:hanging="360"/>
-      </w:pPr>
-      <w:rPr>
-        <w:rFonts w:hint="default"/>
-      </w:rPr>
-    </w:lvl>
-    <w:lvl w:ilvl="1" w:tplc="080A0019" w:tentative="1">
-      <w:start w:val="1"/>
-      <w:numFmt w:val="lowerLetter"/>
-      <w:lvlText w:val="%2."/>
-      <w:lvlJc w:val="left"/>
-      <w:pPr>
-        <w:ind w:left="1449" w:hanging="360"/>
-      </w:pPr>
-    </w:lvl>
-    <w:lvl w:ilvl="2" w:tplc="080A001B" w:tentative="1">
-      <w:start w:val="1"/>
-      <w:numFmt w:val="lowerRoman"/>
-      <w:lvlText w:val="%3."/>
-      <w:lvlJc w:val="right"/>
-      <w:pPr>
-        <w:ind w:left="2169" w:hanging="180"/>
-      </w:pPr>
-    </w:lvl>
-    <w:lvl w:ilvl="3" w:tplc="080A000F" w:tentative="1">
-      <w:start w:val="1"/>
-      <w:numFmt w:val="decimal"/>
-      <w:lvlText w:val="%4."/>
-      <w:lvlJc w:val="left"/>
-      <w:pPr>
-        <w:ind w:left="2889" w:hanging="360"/>
-      </w:pPr>
-    </w:lvl>
-    <w:lvl w:ilvl="4" w:tplc="080A0019" w:tentative="1">
-      <w:start w:val="1"/>
-      <w:numFmt w:val="lowerLetter"/>
-      <w:lvlText w:val="%5."/>
-      <w:lvlJc w:val="left"/>
-      <w:pPr>
-        <w:ind w:left="3609" w:hanging="360"/>
-      </w:pPr>
-    </w:lvl>
-    <w:lvl w:ilvl="5" w:tplc="080A001B" w:tentative="1">
-      <w:start w:val="1"/>
-      <w:numFmt w:val="lowerRoman"/>
-      <w:lvlText w:val="%6."/>
-      <w:lvlJc w:val="right"/>
-      <w:pPr>
-        <w:ind w:left="4329" w:hanging="180"/>
-      </w:pPr>
-    </w:lvl>
-    <w:lvl w:ilvl="6" w:tplc="080A000F" w:tentative="1">
-      <w:start w:val="1"/>
-      <w:numFmt w:val="decimal"/>
-      <w:lvlText w:val="%7."/>
-      <w:lvlJc w:val="left"/>
-      <w:pPr>
-        <w:ind w:left="5049" w:hanging="360"/>
-      </w:pPr>
-    </w:lvl>
-    <w:lvl w:ilvl="7" w:tplc="080A0019" w:tentative="1">
-      <w:start w:val="1"/>
-      <w:numFmt w:val="lowerLetter"/>
-      <w:lvlText w:val="%8."/>
-      <w:lvlJc w:val="left"/>
-      <w:pPr>
-        <w:ind w:left="5769" w:hanging="360"/>
-      </w:pPr>
-    </w:lvl>
-    <w:lvl w:ilvl="8" w:tplc="080A001B" w:tentative="1">
-      <w:start w:val="1"/>
-      <w:numFmt w:val="lowerRoman"/>
-      <w:lvlText w:val="%9."/>
-      <w:lvlJc w:val="right"/>
-      <w:pPr>
-        <w:ind w:left="6489" w:hanging="180"/>
-      </w:pPr>
-    </w:lvl>
-  </w:abstractNum>
-  <w:abstractNum w:abstractNumId="15" w15:restartNumberingAfterBreak="0">
-    <w:nsid w:val="2B4653A9"/>
-    <w:multiLevelType w:val="hybridMultilevel"/>
-    <w:tmpl w:val="E586CEC0"/>
+    <w:tmpl w:val="60C289DA"/>
     <w:lvl w:ilvl="0" w:tplc="080A0001">
       <w:start w:val="1"/>
       <w:numFmt w:val="bullet"/>
       <w:lvlText w:val=""/>
       <w:lvlJc w:val="left"/>
       <w:pPr>
-        <w:ind w:left="644" w:hanging="360"/>
+        <w:ind w:left="1080" w:hanging="360"/>
       </w:pPr>
       <w:rPr>
         <w:rFonts w:ascii="Symbol" w:hAnsi="Symbol" w:hint="default"/>
@@ -8412,7 +8133,7 @@
       <w:lvlText w:val="o"/>
       <w:lvlJc w:val="left"/>
       <w:pPr>
-        <w:ind w:left="1364" w:hanging="360"/>
+        <w:ind w:left="1800" w:hanging="360"/>
       </w:pPr>
       <w:rPr>
         <w:rFonts w:ascii="Courier New" w:hAnsi="Courier New" w:cs="Courier New" w:hint="default"/>
@@ -8424,7 +8145,7 @@
       <w:lvlText w:val=""/>
       <w:lvlJc w:val="left"/>
       <w:pPr>
-        <w:ind w:left="2084" w:hanging="360"/>
+        <w:ind w:left="2520" w:hanging="360"/>
       </w:pPr>
       <w:rPr>
         <w:rFonts w:ascii="Wingdings" w:hAnsi="Wingdings" w:hint="default"/>
@@ -8436,7 +8157,7 @@
       <w:lvlText w:val=""/>
       <w:lvlJc w:val="left"/>
       <w:pPr>
-        <w:ind w:left="2804" w:hanging="360"/>
+        <w:ind w:left="3240" w:hanging="360"/>
       </w:pPr>
       <w:rPr>
         <w:rFonts w:ascii="Symbol" w:hAnsi="Symbol" w:hint="default"/>
@@ -8448,7 +8169,7 @@
       <w:lvlText w:val="o"/>
       <w:lvlJc w:val="left"/>
       <w:pPr>
-        <w:ind w:left="3524" w:hanging="360"/>
+        <w:ind w:left="3960" w:hanging="360"/>
       </w:pPr>
       <w:rPr>
         <w:rFonts w:ascii="Courier New" w:hAnsi="Courier New" w:cs="Courier New" w:hint="default"/>
@@ -8460,7 +8181,7 @@
       <w:lvlText w:val=""/>
       <w:lvlJc w:val="left"/>
       <w:pPr>
-        <w:ind w:left="4244" w:hanging="360"/>
+        <w:ind w:left="4680" w:hanging="360"/>
       </w:pPr>
       <w:rPr>
         <w:rFonts w:ascii="Wingdings" w:hAnsi="Wingdings" w:hint="default"/>
@@ -8472,7 +8193,7 @@
       <w:lvlText w:val=""/>
       <w:lvlJc w:val="left"/>
       <w:pPr>
-        <w:ind w:left="4964" w:hanging="360"/>
+        <w:ind w:left="5400" w:hanging="360"/>
       </w:pPr>
       <w:rPr>
         <w:rFonts w:ascii="Symbol" w:hAnsi="Symbol" w:hint="default"/>
@@ -8484,7 +8205,7 @@
       <w:lvlText w:val="o"/>
       <w:lvlJc w:val="left"/>
       <w:pPr>
-        <w:ind w:left="5684" w:hanging="360"/>
+        <w:ind w:left="6120" w:hanging="360"/>
       </w:pPr>
       <w:rPr>
         <w:rFonts w:ascii="Courier New" w:hAnsi="Courier New" w:cs="Courier New" w:hint="default"/>
@@ -8496,248 +8217,14 @@
       <w:lvlText w:val=""/>
       <w:lvlJc w:val="left"/>
       <w:pPr>
-        <w:ind w:left="6404" w:hanging="360"/>
+        <w:ind w:left="6840" w:hanging="360"/>
       </w:pPr>
       <w:rPr>
         <w:rFonts w:ascii="Wingdings" w:hAnsi="Wingdings" w:hint="default"/>
       </w:rPr>
     </w:lvl>
   </w:abstractNum>
-  <w:abstractNum w:abstractNumId="16" w15:restartNumberingAfterBreak="0">
-    <w:nsid w:val="30CA6F8B"/>
-    <w:multiLevelType w:val="hybridMultilevel"/>
-    <w:tmpl w:val="0160385C"/>
-    <w:lvl w:ilvl="0" w:tplc="A32ECEC0">
-      <w:start w:val="1"/>
-      <w:numFmt w:val="lowerLetter"/>
-      <w:lvlText w:val="%1)"/>
-      <w:lvlJc w:val="left"/>
-      <w:pPr>
-        <w:ind w:left="820" w:hanging="361"/>
-      </w:pPr>
-      <w:rPr>
-        <w:rFonts w:ascii="Calibri" w:eastAsia="Calibri" w:hAnsi="Calibri" w:hint="default"/>
-        <w:sz w:val="24"/>
-        <w:szCs w:val="24"/>
-      </w:rPr>
-    </w:lvl>
-    <w:lvl w:ilvl="1" w:tplc="3FD40AF4">
-      <w:start w:val="1"/>
-      <w:numFmt w:val="bullet"/>
-      <w:lvlText w:val="•"/>
-      <w:lvlJc w:val="left"/>
-      <w:pPr>
-        <w:ind w:left="468" w:hanging="87"/>
-      </w:pPr>
-      <w:rPr>
-        <w:rFonts w:ascii="Arial" w:eastAsia="Arial" w:hAnsi="Arial" w:hint="default"/>
-        <w:color w:val="7B7C7D"/>
-        <w:sz w:val="18"/>
-        <w:szCs w:val="18"/>
-      </w:rPr>
-    </w:lvl>
-    <w:lvl w:ilvl="2" w:tplc="73B8F9B6">
-      <w:start w:val="1"/>
-      <w:numFmt w:val="bullet"/>
-      <w:lvlText w:val="•"/>
-      <w:lvlJc w:val="left"/>
-      <w:pPr>
-        <w:ind w:left="795" w:hanging="105"/>
-      </w:pPr>
-      <w:rPr>
-        <w:rFonts w:ascii="Arial" w:eastAsia="Arial" w:hAnsi="Arial" w:hint="default"/>
-        <w:color w:val="FFFFFF"/>
-        <w:sz w:val="18"/>
-        <w:szCs w:val="18"/>
-      </w:rPr>
-    </w:lvl>
-    <w:lvl w:ilvl="3" w:tplc="57A4B404">
-      <w:start w:val="1"/>
-      <w:numFmt w:val="bullet"/>
-      <w:lvlText w:val="•"/>
-      <w:lvlJc w:val="left"/>
-      <w:pPr>
-        <w:ind w:left="589" w:hanging="105"/>
-      </w:pPr>
-      <w:rPr>
-        <w:rFonts w:hint="default"/>
-      </w:rPr>
-    </w:lvl>
-    <w:lvl w:ilvl="4" w:tplc="78F23DB2">
-      <w:start w:val="1"/>
-      <w:numFmt w:val="bullet"/>
-      <w:lvlText w:val="•"/>
-      <w:lvlJc w:val="left"/>
-      <w:pPr>
-        <w:ind w:left="357" w:hanging="105"/>
-      </w:pPr>
-      <w:rPr>
-        <w:rFonts w:hint="default"/>
-      </w:rPr>
-    </w:lvl>
-    <w:lvl w:ilvl="5" w:tplc="55C8423C">
-      <w:start w:val="1"/>
-      <w:numFmt w:val="bullet"/>
-      <w:lvlText w:val="•"/>
-      <w:lvlJc w:val="left"/>
-      <w:pPr>
-        <w:ind w:left="126" w:hanging="105"/>
-      </w:pPr>
-      <w:rPr>
-        <w:rFonts w:hint="default"/>
-      </w:rPr>
-    </w:lvl>
-    <w:lvl w:ilvl="6" w:tplc="692C494A">
-      <w:start w:val="1"/>
-      <w:numFmt w:val="bullet"/>
-      <w:lvlText w:val="•"/>
-      <w:lvlJc w:val="left"/>
-      <w:pPr>
-        <w:ind w:left="-105" w:hanging="105"/>
-      </w:pPr>
-      <w:rPr>
-        <w:rFonts w:hint="default"/>
-      </w:rPr>
-    </w:lvl>
-    <w:lvl w:ilvl="7" w:tplc="058E5416">
-      <w:start w:val="1"/>
-      <w:numFmt w:val="bullet"/>
-      <w:lvlText w:val="•"/>
-      <w:lvlJc w:val="left"/>
-      <w:pPr>
-        <w:ind w:left="-336" w:hanging="105"/>
-      </w:pPr>
-      <w:rPr>
-        <w:rFonts w:hint="default"/>
-      </w:rPr>
-    </w:lvl>
-    <w:lvl w:ilvl="8" w:tplc="58460006">
-      <w:start w:val="1"/>
-      <w:numFmt w:val="bullet"/>
-      <w:lvlText w:val="•"/>
-      <w:lvlJc w:val="left"/>
-      <w:pPr>
-        <w:ind w:left="-568" w:hanging="105"/>
-      </w:pPr>
-      <w:rPr>
-        <w:rFonts w:hint="default"/>
-      </w:rPr>
-    </w:lvl>
-  </w:abstractNum>
-  <w:abstractNum w:abstractNumId="17" w15:restartNumberingAfterBreak="0">
-    <w:nsid w:val="367E4F44"/>
-    <w:multiLevelType w:val="hybridMultilevel"/>
-    <w:tmpl w:val="60C289DA"/>
-    <w:lvl w:ilvl="0" w:tplc="080A0001">
-      <w:start w:val="1"/>
-      <w:numFmt w:val="bullet"/>
-      <w:lvlText w:val=""/>
-      <w:lvlJc w:val="left"/>
-      <w:pPr>
-        <w:ind w:left="1080" w:hanging="360"/>
-      </w:pPr>
-      <w:rPr>
-        <w:rFonts w:ascii="Symbol" w:hAnsi="Symbol" w:hint="default"/>
-      </w:rPr>
-    </w:lvl>
-    <w:lvl w:ilvl="1" w:tplc="080A0003" w:tentative="1">
-      <w:start w:val="1"/>
-      <w:numFmt w:val="bullet"/>
-      <w:lvlText w:val="o"/>
-      <w:lvlJc w:val="left"/>
-      <w:pPr>
-        <w:ind w:left="1800" w:hanging="360"/>
-      </w:pPr>
-      <w:rPr>
-        <w:rFonts w:ascii="Courier New" w:hAnsi="Courier New" w:cs="Courier New" w:hint="default"/>
-      </w:rPr>
-    </w:lvl>
-    <w:lvl w:ilvl="2" w:tplc="080A0005" w:tentative="1">
-      <w:start w:val="1"/>
-      <w:numFmt w:val="bullet"/>
-      <w:lvlText w:val=""/>
-      <w:lvlJc w:val="left"/>
-      <w:pPr>
-        <w:ind w:left="2520" w:hanging="360"/>
-      </w:pPr>
-      <w:rPr>
-        <w:rFonts w:ascii="Wingdings" w:hAnsi="Wingdings" w:hint="default"/>
-      </w:rPr>
-    </w:lvl>
-    <w:lvl w:ilvl="3" w:tplc="080A0001" w:tentative="1">
-      <w:start w:val="1"/>
-      <w:numFmt w:val="bullet"/>
-      <w:lvlText w:val=""/>
-      <w:lvlJc w:val="left"/>
-      <w:pPr>
-        <w:ind w:left="3240" w:hanging="360"/>
-      </w:pPr>
-      <w:rPr>
-        <w:rFonts w:ascii="Symbol" w:hAnsi="Symbol" w:hint="default"/>
-      </w:rPr>
-    </w:lvl>
-    <w:lvl w:ilvl="4" w:tplc="080A0003" w:tentative="1">
-      <w:start w:val="1"/>
-      <w:numFmt w:val="bullet"/>
-      <w:lvlText w:val="o"/>
-      <w:lvlJc w:val="left"/>
-      <w:pPr>
-        <w:ind w:left="3960" w:hanging="360"/>
-      </w:pPr>
-      <w:rPr>
-        <w:rFonts w:ascii="Courier New" w:hAnsi="Courier New" w:cs="Courier New" w:hint="default"/>
-      </w:rPr>
-    </w:lvl>
-    <w:lvl w:ilvl="5" w:tplc="080A0005" w:tentative="1">
-      <w:start w:val="1"/>
-      <w:numFmt w:val="bullet"/>
-      <w:lvlText w:val=""/>
-      <w:lvlJc w:val="left"/>
-      <w:pPr>
-        <w:ind w:left="4680" w:hanging="360"/>
-      </w:pPr>
-      <w:rPr>
-        <w:rFonts w:ascii="Wingdings" w:hAnsi="Wingdings" w:hint="default"/>
-      </w:rPr>
-    </w:lvl>
-    <w:lvl w:ilvl="6" w:tplc="080A0001" w:tentative="1">
-      <w:start w:val="1"/>
-      <w:numFmt w:val="bullet"/>
-      <w:lvlText w:val=""/>
-      <w:lvlJc w:val="left"/>
-      <w:pPr>
-        <w:ind w:left="5400" w:hanging="360"/>
-      </w:pPr>
-      <w:rPr>
-        <w:rFonts w:ascii="Symbol" w:hAnsi="Symbol" w:hint="default"/>
-      </w:rPr>
-    </w:lvl>
-    <w:lvl w:ilvl="7" w:tplc="080A0003" w:tentative="1">
-      <w:start w:val="1"/>
-      <w:numFmt w:val="bullet"/>
-      <w:lvlText w:val="o"/>
-      <w:lvlJc w:val="left"/>
-      <w:pPr>
-        <w:ind w:left="6120" w:hanging="360"/>
-      </w:pPr>
-      <w:rPr>
-        <w:rFonts w:ascii="Courier New" w:hAnsi="Courier New" w:cs="Courier New" w:hint="default"/>
-      </w:rPr>
-    </w:lvl>
-    <w:lvl w:ilvl="8" w:tplc="080A0005" w:tentative="1">
-      <w:start w:val="1"/>
-      <w:numFmt w:val="bullet"/>
-      <w:lvlText w:val=""/>
-      <w:lvlJc w:val="left"/>
-      <w:pPr>
-        <w:ind w:left="6840" w:hanging="360"/>
-      </w:pPr>
-      <w:rPr>
-        <w:rFonts w:ascii="Wingdings" w:hAnsi="Wingdings" w:hint="default"/>
-      </w:rPr>
-    </w:lvl>
-  </w:abstractNum>
-  <w:abstractNum w:abstractNumId="18" w15:restartNumberingAfterBreak="0">
+  <w:abstractNum w:abstractNumId="3" w15:restartNumberingAfterBreak="0">
     <w:nsid w:val="3865301A"/>
     <w:multiLevelType w:val="hybridMultilevel"/>
     <w:tmpl w:val="0BAAFC72"/>
@@ -8823,886 +8310,7 @@
       </w:pPr>
     </w:lvl>
   </w:abstractNum>
-  <w:abstractNum w:abstractNumId="19" w15:restartNumberingAfterBreak="0">
-    <w:nsid w:val="3D400B22"/>
-    <w:multiLevelType w:val="hybridMultilevel"/>
-    <w:tmpl w:val="AEFA6016"/>
-    <w:lvl w:ilvl="0" w:tplc="5A8C1958">
-      <w:start w:val="1"/>
-      <w:numFmt w:val="decimal"/>
-      <w:lvlText w:val="%1."/>
-      <w:lvlJc w:val="left"/>
-      <w:pPr>
-        <w:ind w:left="720" w:hanging="360"/>
-      </w:pPr>
-      <w:rPr>
-        <w:rFonts w:hint="default"/>
-      </w:rPr>
-    </w:lvl>
-    <w:lvl w:ilvl="1" w:tplc="080A0019" w:tentative="1">
-      <w:start w:val="1"/>
-      <w:numFmt w:val="lowerLetter"/>
-      <w:lvlText w:val="%2."/>
-      <w:lvlJc w:val="left"/>
-      <w:pPr>
-        <w:ind w:left="1440" w:hanging="360"/>
-      </w:pPr>
-    </w:lvl>
-    <w:lvl w:ilvl="2" w:tplc="080A001B" w:tentative="1">
-      <w:start w:val="1"/>
-      <w:numFmt w:val="lowerRoman"/>
-      <w:lvlText w:val="%3."/>
-      <w:lvlJc w:val="right"/>
-      <w:pPr>
-        <w:ind w:left="2160" w:hanging="180"/>
-      </w:pPr>
-    </w:lvl>
-    <w:lvl w:ilvl="3" w:tplc="080A000F" w:tentative="1">
-      <w:start w:val="1"/>
-      <w:numFmt w:val="decimal"/>
-      <w:lvlText w:val="%4."/>
-      <w:lvlJc w:val="left"/>
-      <w:pPr>
-        <w:ind w:left="2880" w:hanging="360"/>
-      </w:pPr>
-    </w:lvl>
-    <w:lvl w:ilvl="4" w:tplc="080A0019" w:tentative="1">
-      <w:start w:val="1"/>
-      <w:numFmt w:val="lowerLetter"/>
-      <w:lvlText w:val="%5."/>
-      <w:lvlJc w:val="left"/>
-      <w:pPr>
-        <w:ind w:left="3600" w:hanging="360"/>
-      </w:pPr>
-    </w:lvl>
-    <w:lvl w:ilvl="5" w:tplc="080A001B" w:tentative="1">
-      <w:start w:val="1"/>
-      <w:numFmt w:val="lowerRoman"/>
-      <w:lvlText w:val="%6."/>
-      <w:lvlJc w:val="right"/>
-      <w:pPr>
-        <w:ind w:left="4320" w:hanging="180"/>
-      </w:pPr>
-    </w:lvl>
-    <w:lvl w:ilvl="6" w:tplc="080A000F" w:tentative="1">
-      <w:start w:val="1"/>
-      <w:numFmt w:val="decimal"/>
-      <w:lvlText w:val="%7."/>
-      <w:lvlJc w:val="left"/>
-      <w:pPr>
-        <w:ind w:left="5040" w:hanging="360"/>
-      </w:pPr>
-    </w:lvl>
-    <w:lvl w:ilvl="7" w:tplc="080A0019" w:tentative="1">
-      <w:start w:val="1"/>
-      <w:numFmt w:val="lowerLetter"/>
-      <w:lvlText w:val="%8."/>
-      <w:lvlJc w:val="left"/>
-      <w:pPr>
-        <w:ind w:left="5760" w:hanging="360"/>
-      </w:pPr>
-    </w:lvl>
-    <w:lvl w:ilvl="8" w:tplc="080A001B" w:tentative="1">
-      <w:start w:val="1"/>
-      <w:numFmt w:val="lowerRoman"/>
-      <w:lvlText w:val="%9."/>
-      <w:lvlJc w:val="right"/>
-      <w:pPr>
-        <w:ind w:left="6480" w:hanging="180"/>
-      </w:pPr>
-    </w:lvl>
-  </w:abstractNum>
-  <w:abstractNum w:abstractNumId="20" w15:restartNumberingAfterBreak="0">
-    <w:nsid w:val="3EA90ACA"/>
-    <w:multiLevelType w:val="hybridMultilevel"/>
-    <w:tmpl w:val="3D5C3D86"/>
-    <w:lvl w:ilvl="0" w:tplc="080A0001">
-      <w:start w:val="1"/>
-      <w:numFmt w:val="bullet"/>
-      <w:lvlText w:val=""/>
-      <w:lvlJc w:val="left"/>
-      <w:pPr>
-        <w:ind w:left="940" w:hanging="360"/>
-        <w:jc w:val="right"/>
-      </w:pPr>
-      <w:rPr>
-        <w:rFonts w:ascii="Symbol" w:hAnsi="Symbol" w:hint="default"/>
-        <w:spacing w:val="-1"/>
-        <w:sz w:val="24"/>
-        <w:szCs w:val="24"/>
-      </w:rPr>
-    </w:lvl>
-    <w:lvl w:ilvl="1" w:tplc="0900A07E">
-      <w:start w:val="1"/>
-      <w:numFmt w:val="bullet"/>
-      <w:lvlText w:val="•"/>
-      <w:lvlJc w:val="left"/>
-      <w:pPr>
-        <w:ind w:left="1968" w:hanging="360"/>
-      </w:pPr>
-      <w:rPr>
-        <w:rFonts w:hint="default"/>
-      </w:rPr>
-    </w:lvl>
-    <w:lvl w:ilvl="2" w:tplc="8E2235AE">
-      <w:start w:val="1"/>
-      <w:numFmt w:val="bullet"/>
-      <w:lvlText w:val="•"/>
-      <w:lvlJc w:val="left"/>
-      <w:pPr>
-        <w:ind w:left="2996" w:hanging="360"/>
-      </w:pPr>
-      <w:rPr>
-        <w:rFonts w:hint="default"/>
-      </w:rPr>
-    </w:lvl>
-    <w:lvl w:ilvl="3" w:tplc="BFBAC474">
-      <w:start w:val="1"/>
-      <w:numFmt w:val="bullet"/>
-      <w:lvlText w:val="•"/>
-      <w:lvlJc w:val="left"/>
-      <w:pPr>
-        <w:ind w:left="4024" w:hanging="360"/>
-      </w:pPr>
-      <w:rPr>
-        <w:rFonts w:hint="default"/>
-      </w:rPr>
-    </w:lvl>
-    <w:lvl w:ilvl="4" w:tplc="4B0EE2FE">
-      <w:start w:val="1"/>
-      <w:numFmt w:val="bullet"/>
-      <w:lvlText w:val="•"/>
-      <w:lvlJc w:val="left"/>
-      <w:pPr>
-        <w:ind w:left="5052" w:hanging="360"/>
-      </w:pPr>
-      <w:rPr>
-        <w:rFonts w:hint="default"/>
-      </w:rPr>
-    </w:lvl>
-    <w:lvl w:ilvl="5" w:tplc="D174030C">
-      <w:start w:val="1"/>
-      <w:numFmt w:val="bullet"/>
-      <w:lvlText w:val="•"/>
-      <w:lvlJc w:val="left"/>
-      <w:pPr>
-        <w:ind w:left="6080" w:hanging="360"/>
-      </w:pPr>
-      <w:rPr>
-        <w:rFonts w:hint="default"/>
-      </w:rPr>
-    </w:lvl>
-    <w:lvl w:ilvl="6" w:tplc="479CA4AC">
-      <w:start w:val="1"/>
-      <w:numFmt w:val="bullet"/>
-      <w:lvlText w:val="•"/>
-      <w:lvlJc w:val="left"/>
-      <w:pPr>
-        <w:ind w:left="7108" w:hanging="360"/>
-      </w:pPr>
-      <w:rPr>
-        <w:rFonts w:hint="default"/>
-      </w:rPr>
-    </w:lvl>
-    <w:lvl w:ilvl="7" w:tplc="F2AA0D34">
-      <w:start w:val="1"/>
-      <w:numFmt w:val="bullet"/>
-      <w:lvlText w:val="•"/>
-      <w:lvlJc w:val="left"/>
-      <w:pPr>
-        <w:ind w:left="8136" w:hanging="360"/>
-      </w:pPr>
-      <w:rPr>
-        <w:rFonts w:hint="default"/>
-      </w:rPr>
-    </w:lvl>
-    <w:lvl w:ilvl="8" w:tplc="E4F88E78">
-      <w:start w:val="1"/>
-      <w:numFmt w:val="bullet"/>
-      <w:lvlText w:val="•"/>
-      <w:lvlJc w:val="left"/>
-      <w:pPr>
-        <w:ind w:left="9164" w:hanging="360"/>
-      </w:pPr>
-      <w:rPr>
-        <w:rFonts w:hint="default"/>
-      </w:rPr>
-    </w:lvl>
-  </w:abstractNum>
-  <w:abstractNum w:abstractNumId="21" w15:restartNumberingAfterBreak="0">
-    <w:nsid w:val="407B771C"/>
-    <w:multiLevelType w:val="hybridMultilevel"/>
-    <w:tmpl w:val="74264BD6"/>
-    <w:lvl w:ilvl="0" w:tplc="C21EB228">
-      <w:start w:val="8"/>
-      <w:numFmt w:val="decimal"/>
-      <w:lvlText w:val="%1-"/>
-      <w:lvlJc w:val="left"/>
-      <w:pPr>
-        <w:ind w:left="233" w:hanging="89"/>
-      </w:pPr>
-      <w:rPr>
-        <w:rFonts w:ascii="Arial" w:eastAsia="Arial" w:hAnsi="Arial" w:hint="default"/>
-        <w:color w:val="7B7C7D"/>
-        <w:spacing w:val="-32"/>
-        <w:sz w:val="18"/>
-        <w:szCs w:val="18"/>
-      </w:rPr>
-    </w:lvl>
-    <w:lvl w:ilvl="1" w:tplc="4ADEB666">
-      <w:start w:val="1"/>
-      <w:numFmt w:val="bullet"/>
-      <w:lvlText w:val="•"/>
-      <w:lvlJc w:val="left"/>
-      <w:pPr>
-        <w:ind w:left="435" w:hanging="89"/>
-      </w:pPr>
-      <w:rPr>
-        <w:rFonts w:ascii="Arial" w:eastAsia="Arial" w:hAnsi="Arial" w:hint="default"/>
-        <w:color w:val="7B7C7D"/>
-        <w:sz w:val="18"/>
-        <w:szCs w:val="18"/>
-      </w:rPr>
-    </w:lvl>
-    <w:lvl w:ilvl="2" w:tplc="FF806F7E">
-      <w:start w:val="1"/>
-      <w:numFmt w:val="bullet"/>
-      <w:lvlText w:val="•"/>
-      <w:lvlJc w:val="left"/>
-      <w:pPr>
-        <w:ind w:left="824" w:hanging="89"/>
-      </w:pPr>
-      <w:rPr>
-        <w:rFonts w:hint="default"/>
-      </w:rPr>
-    </w:lvl>
-    <w:lvl w:ilvl="3" w:tplc="A9E8CB82">
-      <w:start w:val="1"/>
-      <w:numFmt w:val="bullet"/>
-      <w:lvlText w:val="•"/>
-      <w:lvlJc w:val="left"/>
-      <w:pPr>
-        <w:ind w:left="1212" w:hanging="89"/>
-      </w:pPr>
-      <w:rPr>
-        <w:rFonts w:hint="default"/>
-      </w:rPr>
-    </w:lvl>
-    <w:lvl w:ilvl="4" w:tplc="B18E170C">
-      <w:start w:val="1"/>
-      <w:numFmt w:val="bullet"/>
-      <w:lvlText w:val="•"/>
-      <w:lvlJc w:val="left"/>
-      <w:pPr>
-        <w:ind w:left="1601" w:hanging="89"/>
-      </w:pPr>
-      <w:rPr>
-        <w:rFonts w:hint="default"/>
-      </w:rPr>
-    </w:lvl>
-    <w:lvl w:ilvl="5" w:tplc="7542C720">
-      <w:start w:val="1"/>
-      <w:numFmt w:val="bullet"/>
-      <w:lvlText w:val="•"/>
-      <w:lvlJc w:val="left"/>
-      <w:pPr>
-        <w:ind w:left="1989" w:hanging="89"/>
-      </w:pPr>
-      <w:rPr>
-        <w:rFonts w:hint="default"/>
-      </w:rPr>
-    </w:lvl>
-    <w:lvl w:ilvl="6" w:tplc="D2385D22">
-      <w:start w:val="1"/>
-      <w:numFmt w:val="bullet"/>
-      <w:lvlText w:val="•"/>
-      <w:lvlJc w:val="left"/>
-      <w:pPr>
-        <w:ind w:left="2378" w:hanging="89"/>
-      </w:pPr>
-      <w:rPr>
-        <w:rFonts w:hint="default"/>
-      </w:rPr>
-    </w:lvl>
-    <w:lvl w:ilvl="7" w:tplc="693A306E">
-      <w:start w:val="1"/>
-      <w:numFmt w:val="bullet"/>
-      <w:lvlText w:val="•"/>
-      <w:lvlJc w:val="left"/>
-      <w:pPr>
-        <w:ind w:left="2766" w:hanging="89"/>
-      </w:pPr>
-      <w:rPr>
-        <w:rFonts w:hint="default"/>
-      </w:rPr>
-    </w:lvl>
-    <w:lvl w:ilvl="8" w:tplc="5FC2F25E">
-      <w:start w:val="1"/>
-      <w:numFmt w:val="bullet"/>
-      <w:lvlText w:val="•"/>
-      <w:lvlJc w:val="left"/>
-      <w:pPr>
-        <w:ind w:left="3155" w:hanging="89"/>
-      </w:pPr>
-      <w:rPr>
-        <w:rFonts w:hint="default"/>
-      </w:rPr>
-    </w:lvl>
-  </w:abstractNum>
-  <w:abstractNum w:abstractNumId="22" w15:restartNumberingAfterBreak="0">
-    <w:nsid w:val="499225EB"/>
-    <w:multiLevelType w:val="hybridMultilevel"/>
-    <w:tmpl w:val="B0D2F384"/>
-    <w:lvl w:ilvl="0" w:tplc="080A0001">
-      <w:start w:val="1"/>
-      <w:numFmt w:val="bullet"/>
-      <w:lvlText w:val=""/>
-      <w:lvlJc w:val="left"/>
-      <w:pPr>
-        <w:ind w:left="940" w:hanging="360"/>
-        <w:jc w:val="right"/>
-      </w:pPr>
-      <w:rPr>
-        <w:rFonts w:ascii="Symbol" w:hAnsi="Symbol" w:hint="default"/>
-        <w:spacing w:val="-1"/>
-        <w:sz w:val="24"/>
-        <w:szCs w:val="24"/>
-      </w:rPr>
-    </w:lvl>
-    <w:lvl w:ilvl="1" w:tplc="0900A07E">
-      <w:start w:val="1"/>
-      <w:numFmt w:val="bullet"/>
-      <w:lvlText w:val="•"/>
-      <w:lvlJc w:val="left"/>
-      <w:pPr>
-        <w:ind w:left="1968" w:hanging="360"/>
-      </w:pPr>
-      <w:rPr>
-        <w:rFonts w:hint="default"/>
-      </w:rPr>
-    </w:lvl>
-    <w:lvl w:ilvl="2" w:tplc="8E2235AE">
-      <w:start w:val="1"/>
-      <w:numFmt w:val="bullet"/>
-      <w:lvlText w:val="•"/>
-      <w:lvlJc w:val="left"/>
-      <w:pPr>
-        <w:ind w:left="2996" w:hanging="360"/>
-      </w:pPr>
-      <w:rPr>
-        <w:rFonts w:hint="default"/>
-      </w:rPr>
-    </w:lvl>
-    <w:lvl w:ilvl="3" w:tplc="BFBAC474">
-      <w:start w:val="1"/>
-      <w:numFmt w:val="bullet"/>
-      <w:lvlText w:val="•"/>
-      <w:lvlJc w:val="left"/>
-      <w:pPr>
-        <w:ind w:left="4024" w:hanging="360"/>
-      </w:pPr>
-      <w:rPr>
-        <w:rFonts w:hint="default"/>
-      </w:rPr>
-    </w:lvl>
-    <w:lvl w:ilvl="4" w:tplc="4B0EE2FE">
-      <w:start w:val="1"/>
-      <w:numFmt w:val="bullet"/>
-      <w:lvlText w:val="•"/>
-      <w:lvlJc w:val="left"/>
-      <w:pPr>
-        <w:ind w:left="5052" w:hanging="360"/>
-      </w:pPr>
-      <w:rPr>
-        <w:rFonts w:hint="default"/>
-      </w:rPr>
-    </w:lvl>
-    <w:lvl w:ilvl="5" w:tplc="D174030C">
-      <w:start w:val="1"/>
-      <w:numFmt w:val="bullet"/>
-      <w:lvlText w:val="•"/>
-      <w:lvlJc w:val="left"/>
-      <w:pPr>
-        <w:ind w:left="6080" w:hanging="360"/>
-      </w:pPr>
-      <w:rPr>
-        <w:rFonts w:hint="default"/>
-      </w:rPr>
-    </w:lvl>
-    <w:lvl w:ilvl="6" w:tplc="479CA4AC">
-      <w:start w:val="1"/>
-      <w:numFmt w:val="bullet"/>
-      <w:lvlText w:val="•"/>
-      <w:lvlJc w:val="left"/>
-      <w:pPr>
-        <w:ind w:left="7108" w:hanging="360"/>
-      </w:pPr>
-      <w:rPr>
-        <w:rFonts w:hint="default"/>
-      </w:rPr>
-    </w:lvl>
-    <w:lvl w:ilvl="7" w:tplc="F2AA0D34">
-      <w:start w:val="1"/>
-      <w:numFmt w:val="bullet"/>
-      <w:lvlText w:val="•"/>
-      <w:lvlJc w:val="left"/>
-      <w:pPr>
-        <w:ind w:left="8136" w:hanging="360"/>
-      </w:pPr>
-      <w:rPr>
-        <w:rFonts w:hint="default"/>
-      </w:rPr>
-    </w:lvl>
-    <w:lvl w:ilvl="8" w:tplc="E4F88E78">
-      <w:start w:val="1"/>
-      <w:numFmt w:val="bullet"/>
-      <w:lvlText w:val="•"/>
-      <w:lvlJc w:val="left"/>
-      <w:pPr>
-        <w:ind w:left="9164" w:hanging="360"/>
-      </w:pPr>
-      <w:rPr>
-        <w:rFonts w:hint="default"/>
-      </w:rPr>
-    </w:lvl>
-  </w:abstractNum>
-  <w:abstractNum w:abstractNumId="23" w15:restartNumberingAfterBreak="0">
-    <w:nsid w:val="4AD87528"/>
-    <w:multiLevelType w:val="hybridMultilevel"/>
-    <w:tmpl w:val="B2C0E58E"/>
-    <w:lvl w:ilvl="0" w:tplc="080A0001">
-      <w:start w:val="1"/>
-      <w:numFmt w:val="bullet"/>
-      <w:lvlText w:val=""/>
-      <w:lvlJc w:val="left"/>
-      <w:pPr>
-        <w:ind w:left="740" w:hanging="360"/>
-      </w:pPr>
-      <w:rPr>
-        <w:rFonts w:ascii="Symbol" w:hAnsi="Symbol" w:hint="default"/>
-      </w:rPr>
-    </w:lvl>
-    <w:lvl w:ilvl="1" w:tplc="080A0003" w:tentative="1">
-      <w:start w:val="1"/>
-      <w:numFmt w:val="bullet"/>
-      <w:lvlText w:val="o"/>
-      <w:lvlJc w:val="left"/>
-      <w:pPr>
-        <w:ind w:left="1460" w:hanging="360"/>
-      </w:pPr>
-      <w:rPr>
-        <w:rFonts w:ascii="Courier New" w:hAnsi="Courier New" w:cs="Courier New" w:hint="default"/>
-      </w:rPr>
-    </w:lvl>
-    <w:lvl w:ilvl="2" w:tplc="080A0005" w:tentative="1">
-      <w:start w:val="1"/>
-      <w:numFmt w:val="bullet"/>
-      <w:lvlText w:val=""/>
-      <w:lvlJc w:val="left"/>
-      <w:pPr>
-        <w:ind w:left="2180" w:hanging="360"/>
-      </w:pPr>
-      <w:rPr>
-        <w:rFonts w:ascii="Wingdings" w:hAnsi="Wingdings" w:hint="default"/>
-      </w:rPr>
-    </w:lvl>
-    <w:lvl w:ilvl="3" w:tplc="080A0001" w:tentative="1">
-      <w:start w:val="1"/>
-      <w:numFmt w:val="bullet"/>
-      <w:lvlText w:val=""/>
-      <w:lvlJc w:val="left"/>
-      <w:pPr>
-        <w:ind w:left="2900" w:hanging="360"/>
-      </w:pPr>
-      <w:rPr>
-        <w:rFonts w:ascii="Symbol" w:hAnsi="Symbol" w:hint="default"/>
-      </w:rPr>
-    </w:lvl>
-    <w:lvl w:ilvl="4" w:tplc="080A0003" w:tentative="1">
-      <w:start w:val="1"/>
-      <w:numFmt w:val="bullet"/>
-      <w:lvlText w:val="o"/>
-      <w:lvlJc w:val="left"/>
-      <w:pPr>
-        <w:ind w:left="3620" w:hanging="360"/>
-      </w:pPr>
-      <w:rPr>
-        <w:rFonts w:ascii="Courier New" w:hAnsi="Courier New" w:cs="Courier New" w:hint="default"/>
-      </w:rPr>
-    </w:lvl>
-    <w:lvl w:ilvl="5" w:tplc="080A0005" w:tentative="1">
-      <w:start w:val="1"/>
-      <w:numFmt w:val="bullet"/>
-      <w:lvlText w:val=""/>
-      <w:lvlJc w:val="left"/>
-      <w:pPr>
-        <w:ind w:left="4340" w:hanging="360"/>
-      </w:pPr>
-      <w:rPr>
-        <w:rFonts w:ascii="Wingdings" w:hAnsi="Wingdings" w:hint="default"/>
-      </w:rPr>
-    </w:lvl>
-    <w:lvl w:ilvl="6" w:tplc="080A0001" w:tentative="1">
-      <w:start w:val="1"/>
-      <w:numFmt w:val="bullet"/>
-      <w:lvlText w:val=""/>
-      <w:lvlJc w:val="left"/>
-      <w:pPr>
-        <w:ind w:left="5060" w:hanging="360"/>
-      </w:pPr>
-      <w:rPr>
-        <w:rFonts w:ascii="Symbol" w:hAnsi="Symbol" w:hint="default"/>
-      </w:rPr>
-    </w:lvl>
-    <w:lvl w:ilvl="7" w:tplc="080A0003" w:tentative="1">
-      <w:start w:val="1"/>
-      <w:numFmt w:val="bullet"/>
-      <w:lvlText w:val="o"/>
-      <w:lvlJc w:val="left"/>
-      <w:pPr>
-        <w:ind w:left="5780" w:hanging="360"/>
-      </w:pPr>
-      <w:rPr>
-        <w:rFonts w:ascii="Courier New" w:hAnsi="Courier New" w:cs="Courier New" w:hint="default"/>
-      </w:rPr>
-    </w:lvl>
-    <w:lvl w:ilvl="8" w:tplc="080A0005" w:tentative="1">
-      <w:start w:val="1"/>
-      <w:numFmt w:val="bullet"/>
-      <w:lvlText w:val=""/>
-      <w:lvlJc w:val="left"/>
-      <w:pPr>
-        <w:ind w:left="6500" w:hanging="360"/>
-      </w:pPr>
-      <w:rPr>
-        <w:rFonts w:ascii="Wingdings" w:hAnsi="Wingdings" w:hint="default"/>
-      </w:rPr>
-    </w:lvl>
-  </w:abstractNum>
-  <w:abstractNum w:abstractNumId="24" w15:restartNumberingAfterBreak="0">
-    <w:nsid w:val="4D307250"/>
-    <w:multiLevelType w:val="hybridMultilevel"/>
-    <w:tmpl w:val="89BEB27E"/>
-    <w:lvl w:ilvl="0" w:tplc="3ABCAFBA">
-      <w:start w:val="1"/>
-      <w:numFmt w:val="lowerLetter"/>
-      <w:lvlText w:val="%1."/>
-      <w:lvlJc w:val="left"/>
-      <w:pPr>
-        <w:ind w:left="940" w:hanging="360"/>
-        <w:jc w:val="right"/>
-      </w:pPr>
-      <w:rPr>
-        <w:rFonts w:ascii="Times New Roman" w:eastAsia="Times New Roman" w:hAnsi="Times New Roman" w:hint="default"/>
-        <w:spacing w:val="-1"/>
-        <w:sz w:val="24"/>
-        <w:szCs w:val="24"/>
-      </w:rPr>
-    </w:lvl>
-    <w:lvl w:ilvl="1" w:tplc="0900A07E">
-      <w:start w:val="1"/>
-      <w:numFmt w:val="bullet"/>
-      <w:lvlText w:val="•"/>
-      <w:lvlJc w:val="left"/>
-      <w:pPr>
-        <w:ind w:left="1968" w:hanging="360"/>
-      </w:pPr>
-      <w:rPr>
-        <w:rFonts w:hint="default"/>
-      </w:rPr>
-    </w:lvl>
-    <w:lvl w:ilvl="2" w:tplc="8E2235AE">
-      <w:start w:val="1"/>
-      <w:numFmt w:val="bullet"/>
-      <w:lvlText w:val="•"/>
-      <w:lvlJc w:val="left"/>
-      <w:pPr>
-        <w:ind w:left="2996" w:hanging="360"/>
-      </w:pPr>
-      <w:rPr>
-        <w:rFonts w:hint="default"/>
-      </w:rPr>
-    </w:lvl>
-    <w:lvl w:ilvl="3" w:tplc="BFBAC474">
-      <w:start w:val="1"/>
-      <w:numFmt w:val="bullet"/>
-      <w:lvlText w:val="•"/>
-      <w:lvlJc w:val="left"/>
-      <w:pPr>
-        <w:ind w:left="4024" w:hanging="360"/>
-      </w:pPr>
-      <w:rPr>
-        <w:rFonts w:hint="default"/>
-      </w:rPr>
-    </w:lvl>
-    <w:lvl w:ilvl="4" w:tplc="4B0EE2FE">
-      <w:start w:val="1"/>
-      <w:numFmt w:val="bullet"/>
-      <w:lvlText w:val="•"/>
-      <w:lvlJc w:val="left"/>
-      <w:pPr>
-        <w:ind w:left="5052" w:hanging="360"/>
-      </w:pPr>
-      <w:rPr>
-        <w:rFonts w:hint="default"/>
-      </w:rPr>
-    </w:lvl>
-    <w:lvl w:ilvl="5" w:tplc="D174030C">
-      <w:start w:val="1"/>
-      <w:numFmt w:val="bullet"/>
-      <w:lvlText w:val="•"/>
-      <w:lvlJc w:val="left"/>
-      <w:pPr>
-        <w:ind w:left="6080" w:hanging="360"/>
-      </w:pPr>
-      <w:rPr>
-        <w:rFonts w:hint="default"/>
-      </w:rPr>
-    </w:lvl>
-    <w:lvl w:ilvl="6" w:tplc="479CA4AC">
-      <w:start w:val="1"/>
-      <w:numFmt w:val="bullet"/>
-      <w:lvlText w:val="•"/>
-      <w:lvlJc w:val="left"/>
-      <w:pPr>
-        <w:ind w:left="7108" w:hanging="360"/>
-      </w:pPr>
-      <w:rPr>
-        <w:rFonts w:hint="default"/>
-      </w:rPr>
-    </w:lvl>
-    <w:lvl w:ilvl="7" w:tplc="F2AA0D34">
-      <w:start w:val="1"/>
-      <w:numFmt w:val="bullet"/>
-      <w:lvlText w:val="•"/>
-      <w:lvlJc w:val="left"/>
-      <w:pPr>
-        <w:ind w:left="8136" w:hanging="360"/>
-      </w:pPr>
-      <w:rPr>
-        <w:rFonts w:hint="default"/>
-      </w:rPr>
-    </w:lvl>
-    <w:lvl w:ilvl="8" w:tplc="E4F88E78">
-      <w:start w:val="1"/>
-      <w:numFmt w:val="bullet"/>
-      <w:lvlText w:val="•"/>
-      <w:lvlJc w:val="left"/>
-      <w:pPr>
-        <w:ind w:left="9164" w:hanging="360"/>
-      </w:pPr>
-      <w:rPr>
-        <w:rFonts w:hint="default"/>
-      </w:rPr>
-    </w:lvl>
-  </w:abstractNum>
-  <w:abstractNum w:abstractNumId="25" w15:restartNumberingAfterBreak="0">
-    <w:nsid w:val="4FBE669E"/>
-    <w:multiLevelType w:val="hybridMultilevel"/>
-    <w:tmpl w:val="09D20572"/>
-    <w:lvl w:ilvl="0" w:tplc="23F25BC8">
-      <w:start w:val="1"/>
-      <w:numFmt w:val="lowerLetter"/>
-      <w:lvlText w:val="%1)"/>
-      <w:lvlJc w:val="left"/>
-      <w:pPr>
-        <w:ind w:left="820" w:hanging="360"/>
-      </w:pPr>
-      <w:rPr>
-        <w:rFonts w:ascii="Arial Narrow" w:hAnsi="Arial Narrow" w:hint="default"/>
-        <w:sz w:val="20"/>
-        <w:szCs w:val="24"/>
-      </w:rPr>
-    </w:lvl>
-    <w:lvl w:ilvl="1" w:tplc="080A0019" w:tentative="1">
-      <w:start w:val="1"/>
-      <w:numFmt w:val="lowerLetter"/>
-      <w:lvlText w:val="%2."/>
-      <w:lvlJc w:val="left"/>
-      <w:pPr>
-        <w:ind w:left="1540" w:hanging="360"/>
-      </w:pPr>
-    </w:lvl>
-    <w:lvl w:ilvl="2" w:tplc="080A001B" w:tentative="1">
-      <w:start w:val="1"/>
-      <w:numFmt w:val="lowerRoman"/>
-      <w:lvlText w:val="%3."/>
-      <w:lvlJc w:val="right"/>
-      <w:pPr>
-        <w:ind w:left="2260" w:hanging="180"/>
-      </w:pPr>
-    </w:lvl>
-    <w:lvl w:ilvl="3" w:tplc="080A000F" w:tentative="1">
-      <w:start w:val="1"/>
-      <w:numFmt w:val="decimal"/>
-      <w:lvlText w:val="%4."/>
-      <w:lvlJc w:val="left"/>
-      <w:pPr>
-        <w:ind w:left="2980" w:hanging="360"/>
-      </w:pPr>
-    </w:lvl>
-    <w:lvl w:ilvl="4" w:tplc="080A0019" w:tentative="1">
-      <w:start w:val="1"/>
-      <w:numFmt w:val="lowerLetter"/>
-      <w:lvlText w:val="%5."/>
-      <w:lvlJc w:val="left"/>
-      <w:pPr>
-        <w:ind w:left="3700" w:hanging="360"/>
-      </w:pPr>
-    </w:lvl>
-    <w:lvl w:ilvl="5" w:tplc="080A001B" w:tentative="1">
-      <w:start w:val="1"/>
-      <w:numFmt w:val="lowerRoman"/>
-      <w:lvlText w:val="%6."/>
-      <w:lvlJc w:val="right"/>
-      <w:pPr>
-        <w:ind w:left="4420" w:hanging="180"/>
-      </w:pPr>
-    </w:lvl>
-    <w:lvl w:ilvl="6" w:tplc="080A000F" w:tentative="1">
-      <w:start w:val="1"/>
-      <w:numFmt w:val="decimal"/>
-      <w:lvlText w:val="%7."/>
-      <w:lvlJc w:val="left"/>
-      <w:pPr>
-        <w:ind w:left="5140" w:hanging="360"/>
-      </w:pPr>
-    </w:lvl>
-    <w:lvl w:ilvl="7" w:tplc="080A0019" w:tentative="1">
-      <w:start w:val="1"/>
-      <w:numFmt w:val="lowerLetter"/>
-      <w:lvlText w:val="%8."/>
-      <w:lvlJc w:val="left"/>
-      <w:pPr>
-        <w:ind w:left="5860" w:hanging="360"/>
-      </w:pPr>
-    </w:lvl>
-    <w:lvl w:ilvl="8" w:tplc="080A001B" w:tentative="1">
-      <w:start w:val="1"/>
-      <w:numFmt w:val="lowerRoman"/>
-      <w:lvlText w:val="%9."/>
-      <w:lvlJc w:val="right"/>
-      <w:pPr>
-        <w:ind w:left="6580" w:hanging="180"/>
-      </w:pPr>
-    </w:lvl>
-  </w:abstractNum>
-  <w:abstractNum w:abstractNumId="26" w15:restartNumberingAfterBreak="0">
-    <w:nsid w:val="5A8C79DD"/>
-    <w:multiLevelType w:val="hybridMultilevel"/>
-    <w:tmpl w:val="D2860C58"/>
-    <w:lvl w:ilvl="0" w:tplc="11681B16">
-      <w:start w:val="1"/>
-      <w:numFmt w:val="decimal"/>
-      <w:lvlText w:val="%1."/>
-      <w:lvlJc w:val="left"/>
-      <w:pPr>
-        <w:ind w:left="860" w:hanging="360"/>
-      </w:pPr>
-      <w:rPr>
-        <w:rFonts w:ascii="Arial Narrow" w:eastAsia="Arial Narrow" w:hAnsi="Arial Narrow" w:hint="default"/>
-        <w:sz w:val="24"/>
-        <w:szCs w:val="24"/>
-      </w:rPr>
-    </w:lvl>
-    <w:lvl w:ilvl="1" w:tplc="6332E87C">
-      <w:start w:val="1"/>
-      <w:numFmt w:val="bullet"/>
-      <w:lvlText w:val="•"/>
-      <w:lvlJc w:val="left"/>
-      <w:pPr>
-        <w:ind w:left="1882" w:hanging="360"/>
-      </w:pPr>
-      <w:rPr>
-        <w:rFonts w:hint="default"/>
-      </w:rPr>
-    </w:lvl>
-    <w:lvl w:ilvl="2" w:tplc="97D2FAD8">
-      <w:start w:val="1"/>
-      <w:numFmt w:val="bullet"/>
-      <w:lvlText w:val="•"/>
-      <w:lvlJc w:val="left"/>
-      <w:pPr>
-        <w:ind w:left="2904" w:hanging="360"/>
-      </w:pPr>
-      <w:rPr>
-        <w:rFonts w:hint="default"/>
-      </w:rPr>
-    </w:lvl>
-    <w:lvl w:ilvl="3" w:tplc="E004A0D8">
-      <w:start w:val="1"/>
-      <w:numFmt w:val="bullet"/>
-      <w:lvlText w:val="•"/>
-      <w:lvlJc w:val="left"/>
-      <w:pPr>
-        <w:ind w:left="3926" w:hanging="360"/>
-      </w:pPr>
-      <w:rPr>
-        <w:rFonts w:hint="default"/>
-      </w:rPr>
-    </w:lvl>
-    <w:lvl w:ilvl="4" w:tplc="2EC20E6A">
-      <w:start w:val="1"/>
-      <w:numFmt w:val="bullet"/>
-      <w:lvlText w:val="•"/>
-      <w:lvlJc w:val="left"/>
-      <w:pPr>
-        <w:ind w:left="4948" w:hanging="360"/>
-      </w:pPr>
-      <w:rPr>
-        <w:rFonts w:hint="default"/>
-      </w:rPr>
-    </w:lvl>
-    <w:lvl w:ilvl="5" w:tplc="3D2C35D0">
-      <w:start w:val="1"/>
-      <w:numFmt w:val="bullet"/>
-      <w:lvlText w:val="•"/>
-      <w:lvlJc w:val="left"/>
-      <w:pPr>
-        <w:ind w:left="5970" w:hanging="360"/>
-      </w:pPr>
-      <w:rPr>
-        <w:rFonts w:hint="default"/>
-      </w:rPr>
-    </w:lvl>
-    <w:lvl w:ilvl="6" w:tplc="FE72FD6E">
-      <w:start w:val="1"/>
-      <w:numFmt w:val="bullet"/>
-      <w:lvlText w:val="•"/>
-      <w:lvlJc w:val="left"/>
-      <w:pPr>
-        <w:ind w:left="6992" w:hanging="360"/>
-      </w:pPr>
-      <w:rPr>
-        <w:rFonts w:hint="default"/>
-      </w:rPr>
-    </w:lvl>
-    <w:lvl w:ilvl="7" w:tplc="F686F614">
-      <w:start w:val="1"/>
-      <w:numFmt w:val="bullet"/>
-      <w:lvlText w:val="•"/>
-      <w:lvlJc w:val="left"/>
-      <w:pPr>
-        <w:ind w:left="8014" w:hanging="360"/>
-      </w:pPr>
-      <w:rPr>
-        <w:rFonts w:hint="default"/>
-      </w:rPr>
-    </w:lvl>
-    <w:lvl w:ilvl="8" w:tplc="EB5CDC06">
-      <w:start w:val="1"/>
-      <w:numFmt w:val="bullet"/>
-      <w:lvlText w:val="•"/>
-      <w:lvlJc w:val="left"/>
-      <w:pPr>
-        <w:ind w:left="9036" w:hanging="360"/>
-      </w:pPr>
-      <w:rPr>
-        <w:rFonts w:hint="default"/>
-      </w:rPr>
-    </w:lvl>
-  </w:abstractNum>
-  <w:abstractNum w:abstractNumId="27" w15:restartNumberingAfterBreak="0">
+  <w:abstractNum w:abstractNumId="4" w15:restartNumberingAfterBreak="0">
     <w:nsid w:val="5B187B36"/>
     <w:multiLevelType w:val="multilevel"/>
     <w:tmpl w:val="68EA46AC"/>
@@ -9826,134 +8434,7 @@
       </w:rPr>
     </w:lvl>
   </w:abstractNum>
-  <w:abstractNum w:abstractNumId="28" w15:restartNumberingAfterBreak="0">
-    <w:nsid w:val="5C561D15"/>
-    <w:multiLevelType w:val="multilevel"/>
-    <w:tmpl w:val="32568F7C"/>
-    <w:lvl w:ilvl="0">
-      <w:start w:val="1"/>
-      <w:numFmt w:val="decimal"/>
-      <w:lvlText w:val="Parte %1:"/>
-      <w:lvlJc w:val="left"/>
-      <w:pPr>
-        <w:tabs>
-          <w:tab w:val="num" w:pos="1080"/>
-        </w:tabs>
-        <w:ind w:left="1080" w:hanging="1080"/>
-      </w:pPr>
-      <w:rPr>
-        <w:rFonts w:hint="default"/>
-      </w:rPr>
-    </w:lvl>
-    <w:lvl w:ilvl="1">
-      <w:start w:val="1"/>
-      <w:numFmt w:val="decimal"/>
-      <w:lvlText w:val="Paso %2:"/>
-      <w:lvlJc w:val="left"/>
-      <w:pPr>
-        <w:tabs>
-          <w:tab w:val="num" w:pos="936"/>
-        </w:tabs>
-        <w:ind w:left="936" w:hanging="936"/>
-      </w:pPr>
-      <w:rPr>
-        <w:rFonts w:hint="default"/>
-      </w:rPr>
-    </w:lvl>
-    <w:lvl w:ilvl="2">
-      <w:start w:val="1"/>
-      <w:numFmt w:val="lowerLetter"/>
-      <w:lvlText w:val="%3."/>
-      <w:lvlJc w:val="left"/>
-      <w:pPr>
-        <w:tabs>
-          <w:tab w:val="num" w:pos="720"/>
-        </w:tabs>
-        <w:ind w:left="720" w:hanging="360"/>
-      </w:pPr>
-      <w:rPr>
-        <w:rFonts w:hint="default"/>
-        <w:sz w:val="20"/>
-        <w:szCs w:val="24"/>
-      </w:rPr>
-    </w:lvl>
-    <w:lvl w:ilvl="3">
-      <w:start w:val="1"/>
-      <w:numFmt w:val="decimal"/>
-      <w:lvlText w:val="%4)"/>
-      <w:lvlJc w:val="left"/>
-      <w:pPr>
-        <w:tabs>
-          <w:tab w:val="num" w:pos="1080"/>
-        </w:tabs>
-        <w:ind w:left="1080" w:hanging="360"/>
-      </w:pPr>
-      <w:rPr>
-        <w:rFonts w:hint="default"/>
-      </w:rPr>
-    </w:lvl>
-    <w:lvl w:ilvl="4">
-      <w:start w:val="1"/>
-      <w:numFmt w:val="none"/>
-      <w:lvlText w:val="(%5)"/>
-      <w:lvlJc w:val="left"/>
-      <w:pPr>
-        <w:ind w:left="1800" w:hanging="360"/>
-      </w:pPr>
-      <w:rPr>
-        <w:rFonts w:hint="default"/>
-      </w:rPr>
-    </w:lvl>
-    <w:lvl w:ilvl="5">
-      <w:start w:val="1"/>
-      <w:numFmt w:val="lowerRoman"/>
-      <w:lvlText w:val="(%6)"/>
-      <w:lvlJc w:val="left"/>
-      <w:pPr>
-        <w:ind w:left="2160" w:hanging="360"/>
-      </w:pPr>
-      <w:rPr>
-        <w:rFonts w:hint="default"/>
-      </w:rPr>
-    </w:lvl>
-    <w:lvl w:ilvl="6">
-      <w:start w:val="1"/>
-      <w:numFmt w:val="decimal"/>
-      <w:lvlText w:val="%7."/>
-      <w:lvlJc w:val="left"/>
-      <w:pPr>
-        <w:ind w:left="2520" w:hanging="360"/>
-      </w:pPr>
-      <w:rPr>
-        <w:rFonts w:hint="default"/>
-      </w:rPr>
-    </w:lvl>
-    <w:lvl w:ilvl="7">
-      <w:start w:val="1"/>
-      <w:numFmt w:val="lowerLetter"/>
-      <w:lvlText w:val="%8."/>
-      <w:lvlJc w:val="left"/>
-      <w:pPr>
-        <w:ind w:left="2880" w:hanging="360"/>
-      </w:pPr>
-      <w:rPr>
-        <w:rFonts w:hint="default"/>
-      </w:rPr>
-    </w:lvl>
-    <w:lvl w:ilvl="8">
-      <w:start w:val="1"/>
-      <w:numFmt w:val="lowerRoman"/>
-      <w:lvlText w:val="%9."/>
-      <w:lvlJc w:val="left"/>
-      <w:pPr>
-        <w:ind w:left="3240" w:hanging="360"/>
-      </w:pPr>
-      <w:rPr>
-        <w:rFonts w:hint="default"/>
-      </w:rPr>
-    </w:lvl>
-  </w:abstractNum>
-  <w:abstractNum w:abstractNumId="29" w15:restartNumberingAfterBreak="0">
+  <w:abstractNum w:abstractNumId="5" w15:restartNumberingAfterBreak="0">
     <w:nsid w:val="5C8D6926"/>
     <w:multiLevelType w:val="hybridMultilevel"/>
     <w:tmpl w:val="D43A3374"/>
@@ -10039,134 +8520,7 @@
       </w:pPr>
     </w:lvl>
   </w:abstractNum>
-  <w:abstractNum w:abstractNumId="30" w15:restartNumberingAfterBreak="0">
-    <w:nsid w:val="5F272D86"/>
-    <w:multiLevelType w:val="multilevel"/>
-    <w:tmpl w:val="660685DE"/>
-    <w:lvl w:ilvl="0">
-      <w:start w:val="1"/>
-      <w:numFmt w:val="decimal"/>
-      <w:lvlText w:val="Parte %1:"/>
-      <w:lvlJc w:val="left"/>
-      <w:pPr>
-        <w:tabs>
-          <w:tab w:val="num" w:pos="1080"/>
-        </w:tabs>
-        <w:ind w:left="1080" w:hanging="1080"/>
-      </w:pPr>
-      <w:rPr>
-        <w:rFonts w:hint="default"/>
-      </w:rPr>
-    </w:lvl>
-    <w:lvl w:ilvl="1">
-      <w:start w:val="1"/>
-      <w:numFmt w:val="decimal"/>
-      <w:lvlText w:val="Paso %2:"/>
-      <w:lvlJc w:val="left"/>
-      <w:pPr>
-        <w:tabs>
-          <w:tab w:val="num" w:pos="936"/>
-        </w:tabs>
-        <w:ind w:left="936" w:hanging="936"/>
-      </w:pPr>
-      <w:rPr>
-        <w:rFonts w:hint="default"/>
-      </w:rPr>
-    </w:lvl>
-    <w:lvl w:ilvl="2">
-      <w:start w:val="1"/>
-      <w:numFmt w:val="lowerLetter"/>
-      <w:lvlText w:val="%3."/>
-      <w:lvlJc w:val="left"/>
-      <w:pPr>
-        <w:tabs>
-          <w:tab w:val="num" w:pos="720"/>
-        </w:tabs>
-        <w:ind w:left="720" w:hanging="360"/>
-      </w:pPr>
-      <w:rPr>
-        <w:rFonts w:hint="default"/>
-        <w:sz w:val="20"/>
-        <w:szCs w:val="24"/>
-      </w:rPr>
-    </w:lvl>
-    <w:lvl w:ilvl="3">
-      <w:start w:val="1"/>
-      <w:numFmt w:val="decimal"/>
-      <w:lvlText w:val="%4)"/>
-      <w:lvlJc w:val="left"/>
-      <w:pPr>
-        <w:tabs>
-          <w:tab w:val="num" w:pos="1080"/>
-        </w:tabs>
-        <w:ind w:left="1080" w:hanging="360"/>
-      </w:pPr>
-      <w:rPr>
-        <w:rFonts w:hint="default"/>
-      </w:rPr>
-    </w:lvl>
-    <w:lvl w:ilvl="4">
-      <w:start w:val="1"/>
-      <w:numFmt w:val="none"/>
-      <w:lvlText w:val="(%5)"/>
-      <w:lvlJc w:val="left"/>
-      <w:pPr>
-        <w:ind w:left="1800" w:hanging="360"/>
-      </w:pPr>
-      <w:rPr>
-        <w:rFonts w:hint="default"/>
-      </w:rPr>
-    </w:lvl>
-    <w:lvl w:ilvl="5">
-      <w:start w:val="1"/>
-      <w:numFmt w:val="lowerRoman"/>
-      <w:lvlText w:val="(%6)"/>
-      <w:lvlJc w:val="left"/>
-      <w:pPr>
-        <w:ind w:left="2160" w:hanging="360"/>
-      </w:pPr>
-      <w:rPr>
-        <w:rFonts w:hint="default"/>
-      </w:rPr>
-    </w:lvl>
-    <w:lvl w:ilvl="6">
-      <w:start w:val="1"/>
-      <w:numFmt w:val="decimal"/>
-      <w:lvlText w:val="%7."/>
-      <w:lvlJc w:val="left"/>
-      <w:pPr>
-        <w:ind w:left="2520" w:hanging="360"/>
-      </w:pPr>
-      <w:rPr>
-        <w:rFonts w:hint="default"/>
-      </w:rPr>
-    </w:lvl>
-    <w:lvl w:ilvl="7">
-      <w:start w:val="1"/>
-      <w:numFmt w:val="lowerLetter"/>
-      <w:lvlText w:val="%8."/>
-      <w:lvlJc w:val="left"/>
-      <w:pPr>
-        <w:ind w:left="2880" w:hanging="360"/>
-      </w:pPr>
-      <w:rPr>
-        <w:rFonts w:hint="default"/>
-      </w:rPr>
-    </w:lvl>
-    <w:lvl w:ilvl="8">
-      <w:start w:val="1"/>
-      <w:numFmt w:val="lowerRoman"/>
-      <w:lvlText w:val="%9."/>
-      <w:lvlJc w:val="left"/>
-      <w:pPr>
-        <w:ind w:left="3240" w:hanging="360"/>
-      </w:pPr>
-      <w:rPr>
-        <w:rFonts w:hint="default"/>
-      </w:rPr>
-    </w:lvl>
-  </w:abstractNum>
-  <w:abstractNum w:abstractNumId="31" w15:restartNumberingAfterBreak="0">
+  <w:abstractNum w:abstractNumId="6" w15:restartNumberingAfterBreak="0">
     <w:nsid w:val="613503E1"/>
     <w:multiLevelType w:val="multilevel"/>
     <w:tmpl w:val="37783D70"/>
@@ -10296,127 +8650,278 @@
       </w:rPr>
     </w:lvl>
   </w:abstractNum>
-  <w:abstractNum w:abstractNumId="32" w15:restartNumberingAfterBreak="0">
-    <w:nsid w:val="639C36D5"/>
+  <w:abstractNum w:abstractNumId="7" w15:restartNumberingAfterBreak="0">
+    <w:nsid w:val="6A0D4283"/>
     <w:multiLevelType w:val="hybridMultilevel"/>
-    <w:tmpl w:val="8202EC9C"/>
-    <w:lvl w:ilvl="0" w:tplc="080A0001">
+    <w:tmpl w:val="444EB3D4"/>
+    <w:lvl w:ilvl="0" w:tplc="277C4C84">
       <w:start w:val="1"/>
-      <w:numFmt w:val="bullet"/>
-      <w:lvlText w:val=""/>
+      <w:numFmt w:val="decimal"/>
+      <w:lvlText w:val="%1."/>
       <w:lvlJc w:val="left"/>
       <w:pPr>
-        <w:ind w:left="717" w:hanging="360"/>
+        <w:ind w:left="720" w:hanging="360"/>
       </w:pPr>
       <w:rPr>
-        <w:rFonts w:ascii="Symbol" w:hAnsi="Symbol" w:hint="default"/>
+        <w:rFonts w:hint="default"/>
       </w:rPr>
     </w:lvl>
-    <w:lvl w:ilvl="1" w:tplc="080A0003" w:tentative="1">
+    <w:lvl w:ilvl="1" w:tplc="FFFFFFFF" w:tentative="1">
       <w:start w:val="1"/>
-      <w:numFmt w:val="bullet"/>
-      <w:lvlText w:val="o"/>
+      <w:numFmt w:val="lowerLetter"/>
+      <w:lvlText w:val="%2."/>
       <w:lvlJc w:val="left"/>
       <w:pPr>
-        <w:ind w:left="1437" w:hanging="360"/>
+        <w:ind w:left="1440" w:hanging="360"/>
+      </w:pPr>
+    </w:lvl>
+    <w:lvl w:ilvl="2" w:tplc="FFFFFFFF" w:tentative="1">
+      <w:start w:val="1"/>
+      <w:numFmt w:val="lowerRoman"/>
+      <w:lvlText w:val="%3."/>
+      <w:lvlJc w:val="right"/>
+      <w:pPr>
+        <w:ind w:left="2160" w:hanging="180"/>
+      </w:pPr>
+    </w:lvl>
+    <w:lvl w:ilvl="3" w:tplc="FFFFFFFF" w:tentative="1">
+      <w:start w:val="1"/>
+      <w:numFmt w:val="decimal"/>
+      <w:lvlText w:val="%4."/>
+      <w:lvlJc w:val="left"/>
+      <w:pPr>
+        <w:ind w:left="2880" w:hanging="360"/>
+      </w:pPr>
+    </w:lvl>
+    <w:lvl w:ilvl="4" w:tplc="FFFFFFFF" w:tentative="1">
+      <w:start w:val="1"/>
+      <w:numFmt w:val="lowerLetter"/>
+      <w:lvlText w:val="%5."/>
+      <w:lvlJc w:val="left"/>
+      <w:pPr>
+        <w:ind w:left="3600" w:hanging="360"/>
+      </w:pPr>
+    </w:lvl>
+    <w:lvl w:ilvl="5" w:tplc="FFFFFFFF" w:tentative="1">
+      <w:start w:val="1"/>
+      <w:numFmt w:val="lowerRoman"/>
+      <w:lvlText w:val="%6."/>
+      <w:lvlJc w:val="right"/>
+      <w:pPr>
+        <w:ind w:left="4320" w:hanging="180"/>
+      </w:pPr>
+    </w:lvl>
+    <w:lvl w:ilvl="6" w:tplc="FFFFFFFF" w:tentative="1">
+      <w:start w:val="1"/>
+      <w:numFmt w:val="decimal"/>
+      <w:lvlText w:val="%7."/>
+      <w:lvlJc w:val="left"/>
+      <w:pPr>
+        <w:ind w:left="5040" w:hanging="360"/>
+      </w:pPr>
+    </w:lvl>
+    <w:lvl w:ilvl="7" w:tplc="FFFFFFFF" w:tentative="1">
+      <w:start w:val="1"/>
+      <w:numFmt w:val="lowerLetter"/>
+      <w:lvlText w:val="%8."/>
+      <w:lvlJc w:val="left"/>
+      <w:pPr>
+        <w:ind w:left="5760" w:hanging="360"/>
+      </w:pPr>
+    </w:lvl>
+    <w:lvl w:ilvl="8" w:tplc="FFFFFFFF" w:tentative="1">
+      <w:start w:val="1"/>
+      <w:numFmt w:val="lowerRoman"/>
+      <w:lvlText w:val="%9."/>
+      <w:lvlJc w:val="right"/>
+      <w:pPr>
+        <w:ind w:left="6480" w:hanging="180"/>
+      </w:pPr>
+    </w:lvl>
+  </w:abstractNum>
+  <w:abstractNum w:abstractNumId="8" w15:restartNumberingAfterBreak="0">
+    <w:nsid w:val="739E43B5"/>
+    <w:multiLevelType w:val="hybridMultilevel"/>
+    <w:tmpl w:val="AE4C096A"/>
+    <w:lvl w:ilvl="0" w:tplc="EE9ED01C">
+      <w:start w:val="1"/>
+      <w:numFmt w:val="decimal"/>
+      <w:lvlText w:val="%1."/>
+      <w:lvlJc w:val="left"/>
+      <w:pPr>
+        <w:ind w:left="720" w:hanging="360"/>
       </w:pPr>
       <w:rPr>
-        <w:rFonts w:ascii="Courier New" w:hAnsi="Courier New" w:cs="Courier New" w:hint="default"/>
+        <w:rFonts w:hint="default"/>
       </w:rPr>
     </w:lvl>
-    <w:lvl w:ilvl="2" w:tplc="080A0005" w:tentative="1">
+    <w:lvl w:ilvl="1" w:tplc="FFFFFFFF">
       <w:start w:val="1"/>
-      <w:numFmt w:val="bullet"/>
-      <w:lvlText w:val=""/>
+      <w:numFmt w:val="decimal"/>
+      <w:lvlText w:val="%2."/>
       <w:lvlJc w:val="left"/>
       <w:pPr>
-        <w:ind w:left="2157" w:hanging="360"/>
-      </w:pPr>
-      <w:rPr>
-        <w:rFonts w:ascii="Wingdings" w:hAnsi="Wingdings" w:hint="default"/>
-      </w:rPr>
+        <w:ind w:left="1440" w:hanging="360"/>
+      </w:pPr>
     </w:lvl>
-    <w:lvl w:ilvl="3" w:tplc="080A0001" w:tentative="1">
+    <w:lvl w:ilvl="2" w:tplc="FFFFFFFF" w:tentative="1">
       <w:start w:val="1"/>
-      <w:numFmt w:val="bullet"/>
-      <w:lvlText w:val=""/>
+      <w:numFmt w:val="lowerRoman"/>
+      <w:lvlText w:val="%3."/>
+      <w:lvlJc w:val="right"/>
+      <w:pPr>
+        <w:ind w:left="2160" w:hanging="180"/>
+      </w:pPr>
+    </w:lvl>
+    <w:lvl w:ilvl="3" w:tplc="FFFFFFFF" w:tentative="1">
+      <w:start w:val="1"/>
+      <w:numFmt w:val="decimal"/>
+      <w:lvlText w:val="%4."/>
       <w:lvlJc w:val="left"/>
       <w:pPr>
-        <w:ind w:left="2877" w:hanging="360"/>
-      </w:pPr>
-      <w:rPr>
-        <w:rFonts w:ascii="Symbol" w:hAnsi="Symbol" w:hint="default"/>
-      </w:rPr>
+        <w:ind w:left="2880" w:hanging="360"/>
+      </w:pPr>
     </w:lvl>
-    <w:lvl w:ilvl="4" w:tplc="080A0003" w:tentative="1">
+    <w:lvl w:ilvl="4" w:tplc="FFFFFFFF" w:tentative="1">
       <w:start w:val="1"/>
-      <w:numFmt w:val="bullet"/>
-      <w:lvlText w:val="o"/>
+      <w:numFmt w:val="lowerLetter"/>
+      <w:lvlText w:val="%5."/>
       <w:lvlJc w:val="left"/>
       <w:pPr>
-        <w:ind w:left="3597" w:hanging="360"/>
-      </w:pPr>
-      <w:rPr>
-        <w:rFonts w:ascii="Courier New" w:hAnsi="Courier New" w:cs="Courier New" w:hint="default"/>
-      </w:rPr>
+        <w:ind w:left="3600" w:hanging="360"/>
+      </w:pPr>
     </w:lvl>
-    <w:lvl w:ilvl="5" w:tplc="080A0005" w:tentative="1">
+    <w:lvl w:ilvl="5" w:tplc="FFFFFFFF" w:tentative="1">
       <w:start w:val="1"/>
-      <w:numFmt w:val="bullet"/>
-      <w:lvlText w:val=""/>
+      <w:numFmt w:val="lowerRoman"/>
+      <w:lvlText w:val="%6."/>
+      <w:lvlJc w:val="right"/>
+      <w:pPr>
+        <w:ind w:left="4320" w:hanging="180"/>
+      </w:pPr>
+    </w:lvl>
+    <w:lvl w:ilvl="6" w:tplc="FFFFFFFF" w:tentative="1">
+      <w:start w:val="1"/>
+      <w:numFmt w:val="decimal"/>
+      <w:lvlText w:val="%7."/>
       <w:lvlJc w:val="left"/>
       <w:pPr>
-        <w:ind w:left="4317" w:hanging="360"/>
-      </w:pPr>
-      <w:rPr>
-        <w:rFonts w:ascii="Wingdings" w:hAnsi="Wingdings" w:hint="default"/>
-      </w:rPr>
+        <w:ind w:left="5040" w:hanging="360"/>
+      </w:pPr>
     </w:lvl>
-    <w:lvl w:ilvl="6" w:tplc="080A0001" w:tentative="1">
+    <w:lvl w:ilvl="7" w:tplc="FFFFFFFF" w:tentative="1">
       <w:start w:val="1"/>
-      <w:numFmt w:val="bullet"/>
-      <w:lvlText w:val=""/>
+      <w:numFmt w:val="lowerLetter"/>
+      <w:lvlText w:val="%8."/>
       <w:lvlJc w:val="left"/>
       <w:pPr>
-        <w:ind w:left="5037" w:hanging="360"/>
-      </w:pPr>
-      <w:rPr>
-        <w:rFonts w:ascii="Symbol" w:hAnsi="Symbol" w:hint="default"/>
-      </w:rPr>
+        <w:ind w:left="5760" w:hanging="360"/>
+      </w:pPr>
     </w:lvl>
-    <w:lvl w:ilvl="7" w:tplc="080A0003" w:tentative="1">
+    <w:lvl w:ilvl="8" w:tplc="FFFFFFFF" w:tentative="1">
       <w:start w:val="1"/>
-      <w:numFmt w:val="bullet"/>
-      <w:lvlText w:val="o"/>
-      <w:lvlJc w:val="left"/>
-      <w:pPr>
-        <w:ind w:left="5757" w:hanging="360"/>
-      </w:pPr>
-      <w:rPr>
-        <w:rFonts w:ascii="Courier New" w:hAnsi="Courier New" w:cs="Courier New" w:hint="default"/>
-      </w:rPr>
-    </w:lvl>
-    <w:lvl w:ilvl="8" w:tplc="080A0005" w:tentative="1">
-      <w:start w:val="1"/>
-      <w:numFmt w:val="bullet"/>
-      <w:lvlText w:val=""/>
-      <w:lvlJc w:val="left"/>
-      <w:pPr>
-        <w:ind w:left="6477" w:hanging="360"/>
-      </w:pPr>
-      <w:rPr>
-        <w:rFonts w:ascii="Wingdings" w:hAnsi="Wingdings" w:hint="default"/>
-      </w:rPr>
+      <w:numFmt w:val="lowerRoman"/>
+      <w:lvlText w:val="%9."/>
+      <w:lvlJc w:val="right"/>
+      <w:pPr>
+        <w:ind w:left="6480" w:hanging="180"/>
+      </w:pPr>
     </w:lvl>
   </w:abstractNum>
-  <w:abstractNum w:abstractNumId="33" w15:restartNumberingAfterBreak="0">
-    <w:nsid w:val="64B12A0C"/>
+  <w:abstractNum w:abstractNumId="9" w15:restartNumberingAfterBreak="0">
+    <w:nsid w:val="778044C2"/>
     <w:multiLevelType w:val="hybridMultilevel"/>
-    <w:tmpl w:val="61FA53E4"/>
-    <w:lvl w:ilvl="0" w:tplc="080A0017">
+    <w:tmpl w:val="21A660C6"/>
+    <w:lvl w:ilvl="0" w:tplc="080A000F">
+      <w:start w:val="1"/>
+      <w:numFmt w:val="decimal"/>
+      <w:lvlText w:val="%1."/>
+      <w:lvlJc w:val="left"/>
+      <w:pPr>
+        <w:ind w:left="720" w:hanging="360"/>
+      </w:pPr>
+    </w:lvl>
+    <w:lvl w:ilvl="1" w:tplc="FFFFFFFF">
+      <w:start w:val="1"/>
+      <w:numFmt w:val="decimal"/>
+      <w:lvlText w:val="%2."/>
+      <w:lvlJc w:val="left"/>
+      <w:pPr>
+        <w:ind w:left="1440" w:hanging="360"/>
+      </w:pPr>
+    </w:lvl>
+    <w:lvl w:ilvl="2" w:tplc="FFFFFFFF" w:tentative="1">
+      <w:start w:val="1"/>
+      <w:numFmt w:val="lowerRoman"/>
+      <w:lvlText w:val="%3."/>
+      <w:lvlJc w:val="right"/>
+      <w:pPr>
+        <w:ind w:left="2160" w:hanging="180"/>
+      </w:pPr>
+    </w:lvl>
+    <w:lvl w:ilvl="3" w:tplc="FFFFFFFF" w:tentative="1">
+      <w:start w:val="1"/>
+      <w:numFmt w:val="decimal"/>
+      <w:lvlText w:val="%4."/>
+      <w:lvlJc w:val="left"/>
+      <w:pPr>
+        <w:ind w:left="2880" w:hanging="360"/>
+      </w:pPr>
+    </w:lvl>
+    <w:lvl w:ilvl="4" w:tplc="FFFFFFFF" w:tentative="1">
       <w:start w:val="1"/>
       <w:numFmt w:val="lowerLetter"/>
-      <w:lvlText w:val="%1)"/>
+      <w:lvlText w:val="%5."/>
+      <w:lvlJc w:val="left"/>
+      <w:pPr>
+        <w:ind w:left="3600" w:hanging="360"/>
+      </w:pPr>
+    </w:lvl>
+    <w:lvl w:ilvl="5" w:tplc="FFFFFFFF" w:tentative="1">
+      <w:start w:val="1"/>
+      <w:numFmt w:val="lowerRoman"/>
+      <w:lvlText w:val="%6."/>
+      <w:lvlJc w:val="right"/>
+      <w:pPr>
+        <w:ind w:left="4320" w:hanging="180"/>
+      </w:pPr>
+    </w:lvl>
+    <w:lvl w:ilvl="6" w:tplc="FFFFFFFF" w:tentative="1">
+      <w:start w:val="1"/>
+      <w:numFmt w:val="decimal"/>
+      <w:lvlText w:val="%7."/>
+      <w:lvlJc w:val="left"/>
+      <w:pPr>
+        <w:ind w:left="5040" w:hanging="360"/>
+      </w:pPr>
+    </w:lvl>
+    <w:lvl w:ilvl="7" w:tplc="FFFFFFFF" w:tentative="1">
+      <w:start w:val="1"/>
+      <w:numFmt w:val="lowerLetter"/>
+      <w:lvlText w:val="%8."/>
+      <w:lvlJc w:val="left"/>
+      <w:pPr>
+        <w:ind w:left="5760" w:hanging="360"/>
+      </w:pPr>
+    </w:lvl>
+    <w:lvl w:ilvl="8" w:tplc="FFFFFFFF" w:tentative="1">
+      <w:start w:val="1"/>
+      <w:numFmt w:val="lowerRoman"/>
+      <w:lvlText w:val="%9."/>
+      <w:lvlJc w:val="right"/>
+      <w:pPr>
+        <w:ind w:left="6480" w:hanging="180"/>
+      </w:pPr>
+    </w:lvl>
+  </w:abstractNum>
+  <w:abstractNum w:abstractNumId="10" w15:restartNumberingAfterBreak="0">
+    <w:nsid w:val="7C9C3502"/>
+    <w:multiLevelType w:val="hybridMultilevel"/>
+    <w:tmpl w:val="B0FC402E"/>
+    <w:lvl w:ilvl="0" w:tplc="951AAE6A">
+      <w:start w:val="1"/>
+      <w:numFmt w:val="decimal"/>
+      <w:lvlText w:val="%1."/>
       <w:lvlJc w:val="left"/>
       <w:pPr>
         <w:ind w:left="720" w:hanging="360"/>
@@ -10498,1411 +9003,43 @@
       </w:pPr>
     </w:lvl>
   </w:abstractNum>
-  <w:abstractNum w:abstractNumId="34" w15:restartNumberingAfterBreak="0">
-    <w:nsid w:val="6656301F"/>
-    <w:multiLevelType w:val="hybridMultilevel"/>
-    <w:tmpl w:val="8E1EBEDE"/>
-    <w:lvl w:ilvl="0" w:tplc="C69A9C26">
-      <w:start w:val="1"/>
-      <w:numFmt w:val="lowerLetter"/>
-      <w:lvlText w:val="%1)"/>
-      <w:lvlJc w:val="left"/>
-      <w:pPr>
-        <w:ind w:left="860" w:hanging="360"/>
-      </w:pPr>
-      <w:rPr>
-        <w:rFonts w:ascii="Arial Narrow" w:eastAsia="Arial Narrow" w:hAnsi="Arial Narrow" w:hint="default"/>
-        <w:sz w:val="24"/>
-        <w:szCs w:val="24"/>
-      </w:rPr>
-    </w:lvl>
-    <w:lvl w:ilvl="1" w:tplc="FC608B5E">
-      <w:start w:val="1"/>
-      <w:numFmt w:val="bullet"/>
-      <w:lvlText w:val="•"/>
-      <w:lvlJc w:val="left"/>
-      <w:pPr>
-        <w:ind w:left="1882" w:hanging="360"/>
-      </w:pPr>
-      <w:rPr>
-        <w:rFonts w:hint="default"/>
-      </w:rPr>
-    </w:lvl>
-    <w:lvl w:ilvl="2" w:tplc="25662522">
-      <w:start w:val="1"/>
-      <w:numFmt w:val="bullet"/>
-      <w:lvlText w:val="•"/>
-      <w:lvlJc w:val="left"/>
-      <w:pPr>
-        <w:ind w:left="2904" w:hanging="360"/>
-      </w:pPr>
-      <w:rPr>
-        <w:rFonts w:hint="default"/>
-      </w:rPr>
-    </w:lvl>
-    <w:lvl w:ilvl="3" w:tplc="F22AE7D8">
-      <w:start w:val="1"/>
-      <w:numFmt w:val="bullet"/>
-      <w:lvlText w:val="•"/>
-      <w:lvlJc w:val="left"/>
-      <w:pPr>
-        <w:ind w:left="3926" w:hanging="360"/>
-      </w:pPr>
-      <w:rPr>
-        <w:rFonts w:hint="default"/>
-      </w:rPr>
-    </w:lvl>
-    <w:lvl w:ilvl="4" w:tplc="FC5E5872">
-      <w:start w:val="1"/>
-      <w:numFmt w:val="bullet"/>
-      <w:lvlText w:val="•"/>
-      <w:lvlJc w:val="left"/>
-      <w:pPr>
-        <w:ind w:left="4948" w:hanging="360"/>
-      </w:pPr>
-      <w:rPr>
-        <w:rFonts w:hint="default"/>
-      </w:rPr>
-    </w:lvl>
-    <w:lvl w:ilvl="5" w:tplc="77B02412">
-      <w:start w:val="1"/>
-      <w:numFmt w:val="bullet"/>
-      <w:lvlText w:val="•"/>
-      <w:lvlJc w:val="left"/>
-      <w:pPr>
-        <w:ind w:left="5970" w:hanging="360"/>
-      </w:pPr>
-      <w:rPr>
-        <w:rFonts w:hint="default"/>
-      </w:rPr>
-    </w:lvl>
-    <w:lvl w:ilvl="6" w:tplc="26B41D34">
-      <w:start w:val="1"/>
-      <w:numFmt w:val="bullet"/>
-      <w:lvlText w:val="•"/>
-      <w:lvlJc w:val="left"/>
-      <w:pPr>
-        <w:ind w:left="6992" w:hanging="360"/>
-      </w:pPr>
-      <w:rPr>
-        <w:rFonts w:hint="default"/>
-      </w:rPr>
-    </w:lvl>
-    <w:lvl w:ilvl="7" w:tplc="CE5086A8">
-      <w:start w:val="1"/>
-      <w:numFmt w:val="bullet"/>
-      <w:lvlText w:val="•"/>
-      <w:lvlJc w:val="left"/>
-      <w:pPr>
-        <w:ind w:left="8014" w:hanging="360"/>
-      </w:pPr>
-      <w:rPr>
-        <w:rFonts w:hint="default"/>
-      </w:rPr>
-    </w:lvl>
-    <w:lvl w:ilvl="8" w:tplc="8132BBC6">
-      <w:start w:val="1"/>
-      <w:numFmt w:val="bullet"/>
-      <w:lvlText w:val="•"/>
-      <w:lvlJc w:val="left"/>
-      <w:pPr>
-        <w:ind w:left="9036" w:hanging="360"/>
-      </w:pPr>
-      <w:rPr>
-        <w:rFonts w:hint="default"/>
-      </w:rPr>
-    </w:lvl>
-  </w:abstractNum>
-  <w:abstractNum w:abstractNumId="35" w15:restartNumberingAfterBreak="0">
-    <w:nsid w:val="68AA1F4F"/>
-    <w:multiLevelType w:val="hybridMultilevel"/>
-    <w:tmpl w:val="CB68D09C"/>
-    <w:lvl w:ilvl="0" w:tplc="F336F3C0">
-      <w:numFmt w:val="bullet"/>
-      <w:lvlText w:val="•"/>
-      <w:lvlJc w:val="left"/>
-      <w:pPr>
-        <w:ind w:left="717" w:hanging="360"/>
-      </w:pPr>
-      <w:rPr>
-        <w:rFonts w:ascii="Arial" w:eastAsia="Calibri" w:hAnsi="Arial" w:cs="Arial" w:hint="default"/>
-      </w:rPr>
-    </w:lvl>
-    <w:lvl w:ilvl="1" w:tplc="080A0003" w:tentative="1">
-      <w:start w:val="1"/>
-      <w:numFmt w:val="bullet"/>
-      <w:lvlText w:val="o"/>
-      <w:lvlJc w:val="left"/>
-      <w:pPr>
-        <w:ind w:left="1437" w:hanging="360"/>
-      </w:pPr>
-      <w:rPr>
-        <w:rFonts w:ascii="Courier New" w:hAnsi="Courier New" w:cs="Courier New" w:hint="default"/>
-      </w:rPr>
-    </w:lvl>
-    <w:lvl w:ilvl="2" w:tplc="080A0005" w:tentative="1">
-      <w:start w:val="1"/>
-      <w:numFmt w:val="bullet"/>
-      <w:lvlText w:val=""/>
-      <w:lvlJc w:val="left"/>
-      <w:pPr>
-        <w:ind w:left="2157" w:hanging="360"/>
-      </w:pPr>
-      <w:rPr>
-        <w:rFonts w:ascii="Wingdings" w:hAnsi="Wingdings" w:hint="default"/>
-      </w:rPr>
-    </w:lvl>
-    <w:lvl w:ilvl="3" w:tplc="080A0001" w:tentative="1">
-      <w:start w:val="1"/>
-      <w:numFmt w:val="bullet"/>
-      <w:lvlText w:val=""/>
-      <w:lvlJc w:val="left"/>
-      <w:pPr>
-        <w:ind w:left="2877" w:hanging="360"/>
-      </w:pPr>
-      <w:rPr>
-        <w:rFonts w:ascii="Symbol" w:hAnsi="Symbol" w:hint="default"/>
-      </w:rPr>
-    </w:lvl>
-    <w:lvl w:ilvl="4" w:tplc="080A0003" w:tentative="1">
-      <w:start w:val="1"/>
-      <w:numFmt w:val="bullet"/>
-      <w:lvlText w:val="o"/>
-      <w:lvlJc w:val="left"/>
-      <w:pPr>
-        <w:ind w:left="3597" w:hanging="360"/>
-      </w:pPr>
-      <w:rPr>
-        <w:rFonts w:ascii="Courier New" w:hAnsi="Courier New" w:cs="Courier New" w:hint="default"/>
-      </w:rPr>
-    </w:lvl>
-    <w:lvl w:ilvl="5" w:tplc="080A0005" w:tentative="1">
-      <w:start w:val="1"/>
-      <w:numFmt w:val="bullet"/>
-      <w:lvlText w:val=""/>
-      <w:lvlJc w:val="left"/>
-      <w:pPr>
-        <w:ind w:left="4317" w:hanging="360"/>
-      </w:pPr>
-      <w:rPr>
-        <w:rFonts w:ascii="Wingdings" w:hAnsi="Wingdings" w:hint="default"/>
-      </w:rPr>
-    </w:lvl>
-    <w:lvl w:ilvl="6" w:tplc="080A0001" w:tentative="1">
-      <w:start w:val="1"/>
-      <w:numFmt w:val="bullet"/>
-      <w:lvlText w:val=""/>
-      <w:lvlJc w:val="left"/>
-      <w:pPr>
-        <w:ind w:left="5037" w:hanging="360"/>
-      </w:pPr>
-      <w:rPr>
-        <w:rFonts w:ascii="Symbol" w:hAnsi="Symbol" w:hint="default"/>
-      </w:rPr>
-    </w:lvl>
-    <w:lvl w:ilvl="7" w:tplc="080A0003" w:tentative="1">
-      <w:start w:val="1"/>
-      <w:numFmt w:val="bullet"/>
-      <w:lvlText w:val="o"/>
-      <w:lvlJc w:val="left"/>
-      <w:pPr>
-        <w:ind w:left="5757" w:hanging="360"/>
-      </w:pPr>
-      <w:rPr>
-        <w:rFonts w:ascii="Courier New" w:hAnsi="Courier New" w:cs="Courier New" w:hint="default"/>
-      </w:rPr>
-    </w:lvl>
-    <w:lvl w:ilvl="8" w:tplc="080A0005" w:tentative="1">
-      <w:start w:val="1"/>
-      <w:numFmt w:val="bullet"/>
-      <w:lvlText w:val=""/>
-      <w:lvlJc w:val="left"/>
-      <w:pPr>
-        <w:ind w:left="6477" w:hanging="360"/>
-      </w:pPr>
-      <w:rPr>
-        <w:rFonts w:ascii="Wingdings" w:hAnsi="Wingdings" w:hint="default"/>
-      </w:rPr>
-    </w:lvl>
-  </w:abstractNum>
-  <w:abstractNum w:abstractNumId="36" w15:restartNumberingAfterBreak="0">
-    <w:nsid w:val="6A0D4283"/>
-    <w:multiLevelType w:val="hybridMultilevel"/>
-    <w:tmpl w:val="444EB3D4"/>
-    <w:lvl w:ilvl="0" w:tplc="277C4C84">
-      <w:start w:val="1"/>
-      <w:numFmt w:val="decimal"/>
-      <w:lvlText w:val="%1."/>
-      <w:lvlJc w:val="left"/>
-      <w:pPr>
-        <w:ind w:left="720" w:hanging="360"/>
-      </w:pPr>
-      <w:rPr>
-        <w:rFonts w:hint="default"/>
-      </w:rPr>
-    </w:lvl>
-    <w:lvl w:ilvl="1" w:tplc="FFFFFFFF" w:tentative="1">
-      <w:start w:val="1"/>
-      <w:numFmt w:val="lowerLetter"/>
-      <w:lvlText w:val="%2."/>
-      <w:lvlJc w:val="left"/>
-      <w:pPr>
-        <w:ind w:left="1440" w:hanging="360"/>
-      </w:pPr>
-    </w:lvl>
-    <w:lvl w:ilvl="2" w:tplc="FFFFFFFF" w:tentative="1">
-      <w:start w:val="1"/>
-      <w:numFmt w:val="lowerRoman"/>
-      <w:lvlText w:val="%3."/>
-      <w:lvlJc w:val="right"/>
-      <w:pPr>
-        <w:ind w:left="2160" w:hanging="180"/>
-      </w:pPr>
-    </w:lvl>
-    <w:lvl w:ilvl="3" w:tplc="FFFFFFFF" w:tentative="1">
-      <w:start w:val="1"/>
-      <w:numFmt w:val="decimal"/>
-      <w:lvlText w:val="%4."/>
-      <w:lvlJc w:val="left"/>
-      <w:pPr>
-        <w:ind w:left="2880" w:hanging="360"/>
-      </w:pPr>
-    </w:lvl>
-    <w:lvl w:ilvl="4" w:tplc="FFFFFFFF" w:tentative="1">
-      <w:start w:val="1"/>
-      <w:numFmt w:val="lowerLetter"/>
-      <w:lvlText w:val="%5."/>
-      <w:lvlJc w:val="left"/>
-      <w:pPr>
-        <w:ind w:left="3600" w:hanging="360"/>
-      </w:pPr>
-    </w:lvl>
-    <w:lvl w:ilvl="5" w:tplc="FFFFFFFF" w:tentative="1">
-      <w:start w:val="1"/>
-      <w:numFmt w:val="lowerRoman"/>
-      <w:lvlText w:val="%6."/>
-      <w:lvlJc w:val="right"/>
-      <w:pPr>
-        <w:ind w:left="4320" w:hanging="180"/>
-      </w:pPr>
-    </w:lvl>
-    <w:lvl w:ilvl="6" w:tplc="FFFFFFFF" w:tentative="1">
-      <w:start w:val="1"/>
-      <w:numFmt w:val="decimal"/>
-      <w:lvlText w:val="%7."/>
-      <w:lvlJc w:val="left"/>
-      <w:pPr>
-        <w:ind w:left="5040" w:hanging="360"/>
-      </w:pPr>
-    </w:lvl>
-    <w:lvl w:ilvl="7" w:tplc="FFFFFFFF" w:tentative="1">
-      <w:start w:val="1"/>
-      <w:numFmt w:val="lowerLetter"/>
-      <w:lvlText w:val="%8."/>
-      <w:lvlJc w:val="left"/>
-      <w:pPr>
-        <w:ind w:left="5760" w:hanging="360"/>
-      </w:pPr>
-    </w:lvl>
-    <w:lvl w:ilvl="8" w:tplc="FFFFFFFF" w:tentative="1">
-      <w:start w:val="1"/>
-      <w:numFmt w:val="lowerRoman"/>
-      <w:lvlText w:val="%9."/>
-      <w:lvlJc w:val="right"/>
-      <w:pPr>
-        <w:ind w:left="6480" w:hanging="180"/>
-      </w:pPr>
-    </w:lvl>
-  </w:abstractNum>
-  <w:abstractNum w:abstractNumId="37" w15:restartNumberingAfterBreak="0">
-    <w:nsid w:val="70E72FF6"/>
-    <w:multiLevelType w:val="hybridMultilevel"/>
-    <w:tmpl w:val="4956CD5C"/>
-    <w:lvl w:ilvl="0" w:tplc="D638D270">
-      <w:start w:val="1"/>
-      <w:numFmt w:val="lowerLetter"/>
-      <w:lvlText w:val="%1)"/>
-      <w:lvlJc w:val="left"/>
-      <w:pPr>
-        <w:ind w:left="860" w:hanging="360"/>
-      </w:pPr>
-      <w:rPr>
-        <w:rFonts w:ascii="Arial Narrow" w:eastAsia="Arial Narrow" w:hAnsi="Arial Narrow" w:hint="default"/>
-        <w:sz w:val="24"/>
-        <w:szCs w:val="24"/>
-      </w:rPr>
-    </w:lvl>
-    <w:lvl w:ilvl="1" w:tplc="A9325E7A">
-      <w:start w:val="1"/>
-      <w:numFmt w:val="bullet"/>
-      <w:lvlText w:val="•"/>
-      <w:lvlJc w:val="left"/>
-      <w:pPr>
-        <w:ind w:left="1882" w:hanging="360"/>
-      </w:pPr>
-      <w:rPr>
-        <w:rFonts w:hint="default"/>
-      </w:rPr>
-    </w:lvl>
-    <w:lvl w:ilvl="2" w:tplc="06229EC2">
-      <w:start w:val="1"/>
-      <w:numFmt w:val="bullet"/>
-      <w:lvlText w:val="•"/>
-      <w:lvlJc w:val="left"/>
-      <w:pPr>
-        <w:ind w:left="2904" w:hanging="360"/>
-      </w:pPr>
-      <w:rPr>
-        <w:rFonts w:hint="default"/>
-      </w:rPr>
-    </w:lvl>
-    <w:lvl w:ilvl="3" w:tplc="26D88416">
-      <w:start w:val="1"/>
-      <w:numFmt w:val="bullet"/>
-      <w:lvlText w:val="•"/>
-      <w:lvlJc w:val="left"/>
-      <w:pPr>
-        <w:ind w:left="3926" w:hanging="360"/>
-      </w:pPr>
-      <w:rPr>
-        <w:rFonts w:hint="default"/>
-      </w:rPr>
-    </w:lvl>
-    <w:lvl w:ilvl="4" w:tplc="E7623400">
-      <w:start w:val="1"/>
-      <w:numFmt w:val="bullet"/>
-      <w:lvlText w:val="•"/>
-      <w:lvlJc w:val="left"/>
-      <w:pPr>
-        <w:ind w:left="4948" w:hanging="360"/>
-      </w:pPr>
-      <w:rPr>
-        <w:rFonts w:hint="default"/>
-      </w:rPr>
-    </w:lvl>
-    <w:lvl w:ilvl="5" w:tplc="6E2E4FD0">
-      <w:start w:val="1"/>
-      <w:numFmt w:val="bullet"/>
-      <w:lvlText w:val="•"/>
-      <w:lvlJc w:val="left"/>
-      <w:pPr>
-        <w:ind w:left="5970" w:hanging="360"/>
-      </w:pPr>
-      <w:rPr>
-        <w:rFonts w:hint="default"/>
-      </w:rPr>
-    </w:lvl>
-    <w:lvl w:ilvl="6" w:tplc="63FC3F74">
-      <w:start w:val="1"/>
-      <w:numFmt w:val="bullet"/>
-      <w:lvlText w:val="•"/>
-      <w:lvlJc w:val="left"/>
-      <w:pPr>
-        <w:ind w:left="6992" w:hanging="360"/>
-      </w:pPr>
-      <w:rPr>
-        <w:rFonts w:hint="default"/>
-      </w:rPr>
-    </w:lvl>
-    <w:lvl w:ilvl="7" w:tplc="A62C61B0">
-      <w:start w:val="1"/>
-      <w:numFmt w:val="bullet"/>
-      <w:lvlText w:val="•"/>
-      <w:lvlJc w:val="left"/>
-      <w:pPr>
-        <w:ind w:left="8014" w:hanging="360"/>
-      </w:pPr>
-      <w:rPr>
-        <w:rFonts w:hint="default"/>
-      </w:rPr>
-    </w:lvl>
-    <w:lvl w:ilvl="8" w:tplc="2F508138">
-      <w:start w:val="1"/>
-      <w:numFmt w:val="bullet"/>
-      <w:lvlText w:val="•"/>
-      <w:lvlJc w:val="left"/>
-      <w:pPr>
-        <w:ind w:left="9036" w:hanging="360"/>
-      </w:pPr>
-      <w:rPr>
-        <w:rFonts w:hint="default"/>
-      </w:rPr>
-    </w:lvl>
-  </w:abstractNum>
-  <w:abstractNum w:abstractNumId="38" w15:restartNumberingAfterBreak="0">
-    <w:nsid w:val="721031FB"/>
-    <w:multiLevelType w:val="hybridMultilevel"/>
-    <w:tmpl w:val="009E2032"/>
-    <w:lvl w:ilvl="0" w:tplc="080A000F">
-      <w:start w:val="1"/>
-      <w:numFmt w:val="decimal"/>
-      <w:lvlText w:val="%1."/>
-      <w:lvlJc w:val="left"/>
-      <w:pPr>
-        <w:ind w:left="720" w:hanging="360"/>
-      </w:pPr>
-      <w:rPr>
-        <w:rFonts w:hint="default"/>
-      </w:rPr>
-    </w:lvl>
-    <w:lvl w:ilvl="1" w:tplc="FFFFFFFF" w:tentative="1">
-      <w:start w:val="1"/>
-      <w:numFmt w:val="bullet"/>
-      <w:lvlText w:val="o"/>
-      <w:lvlJc w:val="left"/>
-      <w:pPr>
-        <w:ind w:left="1440" w:hanging="360"/>
-      </w:pPr>
-      <w:rPr>
-        <w:rFonts w:ascii="Courier New" w:hAnsi="Courier New" w:cs="Courier New" w:hint="default"/>
-      </w:rPr>
-    </w:lvl>
-    <w:lvl w:ilvl="2" w:tplc="FFFFFFFF" w:tentative="1">
-      <w:start w:val="1"/>
-      <w:numFmt w:val="bullet"/>
-      <w:lvlText w:val=""/>
-      <w:lvlJc w:val="left"/>
-      <w:pPr>
-        <w:ind w:left="2160" w:hanging="360"/>
-      </w:pPr>
-      <w:rPr>
-        <w:rFonts w:ascii="Wingdings" w:hAnsi="Wingdings" w:hint="default"/>
-      </w:rPr>
-    </w:lvl>
-    <w:lvl w:ilvl="3" w:tplc="FFFFFFFF" w:tentative="1">
-      <w:start w:val="1"/>
-      <w:numFmt w:val="bullet"/>
-      <w:lvlText w:val=""/>
-      <w:lvlJc w:val="left"/>
-      <w:pPr>
-        <w:ind w:left="2880" w:hanging="360"/>
-      </w:pPr>
-      <w:rPr>
-        <w:rFonts w:ascii="Symbol" w:hAnsi="Symbol" w:hint="default"/>
-      </w:rPr>
-    </w:lvl>
-    <w:lvl w:ilvl="4" w:tplc="FFFFFFFF" w:tentative="1">
-      <w:start w:val="1"/>
-      <w:numFmt w:val="bullet"/>
-      <w:lvlText w:val="o"/>
-      <w:lvlJc w:val="left"/>
-      <w:pPr>
-        <w:ind w:left="3600" w:hanging="360"/>
-      </w:pPr>
-      <w:rPr>
-        <w:rFonts w:ascii="Courier New" w:hAnsi="Courier New" w:cs="Courier New" w:hint="default"/>
-      </w:rPr>
-    </w:lvl>
-    <w:lvl w:ilvl="5" w:tplc="FFFFFFFF" w:tentative="1">
-      <w:start w:val="1"/>
-      <w:numFmt w:val="bullet"/>
-      <w:lvlText w:val=""/>
-      <w:lvlJc w:val="left"/>
-      <w:pPr>
-        <w:ind w:left="4320" w:hanging="360"/>
-      </w:pPr>
-      <w:rPr>
-        <w:rFonts w:ascii="Wingdings" w:hAnsi="Wingdings" w:hint="default"/>
-      </w:rPr>
-    </w:lvl>
-    <w:lvl w:ilvl="6" w:tplc="FFFFFFFF" w:tentative="1">
-      <w:start w:val="1"/>
-      <w:numFmt w:val="bullet"/>
-      <w:lvlText w:val=""/>
-      <w:lvlJc w:val="left"/>
-      <w:pPr>
-        <w:ind w:left="5040" w:hanging="360"/>
-      </w:pPr>
-      <w:rPr>
-        <w:rFonts w:ascii="Symbol" w:hAnsi="Symbol" w:hint="default"/>
-      </w:rPr>
-    </w:lvl>
-    <w:lvl w:ilvl="7" w:tplc="FFFFFFFF" w:tentative="1">
-      <w:start w:val="1"/>
-      <w:numFmt w:val="bullet"/>
-      <w:lvlText w:val="o"/>
-      <w:lvlJc w:val="left"/>
-      <w:pPr>
-        <w:ind w:left="5760" w:hanging="360"/>
-      </w:pPr>
-      <w:rPr>
-        <w:rFonts w:ascii="Courier New" w:hAnsi="Courier New" w:cs="Courier New" w:hint="default"/>
-      </w:rPr>
-    </w:lvl>
-    <w:lvl w:ilvl="8" w:tplc="FFFFFFFF" w:tentative="1">
-      <w:start w:val="1"/>
-      <w:numFmt w:val="bullet"/>
-      <w:lvlText w:val=""/>
-      <w:lvlJc w:val="left"/>
-      <w:pPr>
-        <w:ind w:left="6480" w:hanging="360"/>
-      </w:pPr>
-      <w:rPr>
-        <w:rFonts w:ascii="Wingdings" w:hAnsi="Wingdings" w:hint="default"/>
-      </w:rPr>
-    </w:lvl>
-  </w:abstractNum>
-  <w:abstractNum w:abstractNumId="39" w15:restartNumberingAfterBreak="0">
-    <w:nsid w:val="739E43B5"/>
-    <w:multiLevelType w:val="hybridMultilevel"/>
-    <w:tmpl w:val="AE4C096A"/>
-    <w:lvl w:ilvl="0" w:tplc="EE9ED01C">
-      <w:start w:val="1"/>
-      <w:numFmt w:val="decimal"/>
-      <w:lvlText w:val="%1."/>
-      <w:lvlJc w:val="left"/>
-      <w:pPr>
-        <w:ind w:left="720" w:hanging="360"/>
-      </w:pPr>
-      <w:rPr>
-        <w:rFonts w:hint="default"/>
-      </w:rPr>
-    </w:lvl>
-    <w:lvl w:ilvl="1" w:tplc="FFFFFFFF">
-      <w:start w:val="1"/>
-      <w:numFmt w:val="decimal"/>
-      <w:lvlText w:val="%2."/>
-      <w:lvlJc w:val="left"/>
-      <w:pPr>
-        <w:ind w:left="1440" w:hanging="360"/>
-      </w:pPr>
-    </w:lvl>
-    <w:lvl w:ilvl="2" w:tplc="FFFFFFFF" w:tentative="1">
-      <w:start w:val="1"/>
-      <w:numFmt w:val="lowerRoman"/>
-      <w:lvlText w:val="%3."/>
-      <w:lvlJc w:val="right"/>
-      <w:pPr>
-        <w:ind w:left="2160" w:hanging="180"/>
-      </w:pPr>
-    </w:lvl>
-    <w:lvl w:ilvl="3" w:tplc="FFFFFFFF" w:tentative="1">
-      <w:start w:val="1"/>
-      <w:numFmt w:val="decimal"/>
-      <w:lvlText w:val="%4."/>
-      <w:lvlJc w:val="left"/>
-      <w:pPr>
-        <w:ind w:left="2880" w:hanging="360"/>
-      </w:pPr>
-    </w:lvl>
-    <w:lvl w:ilvl="4" w:tplc="FFFFFFFF" w:tentative="1">
-      <w:start w:val="1"/>
-      <w:numFmt w:val="lowerLetter"/>
-      <w:lvlText w:val="%5."/>
-      <w:lvlJc w:val="left"/>
-      <w:pPr>
-        <w:ind w:left="3600" w:hanging="360"/>
-      </w:pPr>
-    </w:lvl>
-    <w:lvl w:ilvl="5" w:tplc="FFFFFFFF" w:tentative="1">
-      <w:start w:val="1"/>
-      <w:numFmt w:val="lowerRoman"/>
-      <w:lvlText w:val="%6."/>
-      <w:lvlJc w:val="right"/>
-      <w:pPr>
-        <w:ind w:left="4320" w:hanging="180"/>
-      </w:pPr>
-    </w:lvl>
-    <w:lvl w:ilvl="6" w:tplc="FFFFFFFF" w:tentative="1">
-      <w:start w:val="1"/>
-      <w:numFmt w:val="decimal"/>
-      <w:lvlText w:val="%7."/>
-      <w:lvlJc w:val="left"/>
-      <w:pPr>
-        <w:ind w:left="5040" w:hanging="360"/>
-      </w:pPr>
-    </w:lvl>
-    <w:lvl w:ilvl="7" w:tplc="FFFFFFFF" w:tentative="1">
-      <w:start w:val="1"/>
-      <w:numFmt w:val="lowerLetter"/>
-      <w:lvlText w:val="%8."/>
-      <w:lvlJc w:val="left"/>
-      <w:pPr>
-        <w:ind w:left="5760" w:hanging="360"/>
-      </w:pPr>
-    </w:lvl>
-    <w:lvl w:ilvl="8" w:tplc="FFFFFFFF" w:tentative="1">
-      <w:start w:val="1"/>
-      <w:numFmt w:val="lowerRoman"/>
-      <w:lvlText w:val="%9."/>
-      <w:lvlJc w:val="right"/>
-      <w:pPr>
-        <w:ind w:left="6480" w:hanging="180"/>
-      </w:pPr>
-    </w:lvl>
-  </w:abstractNum>
-  <w:abstractNum w:abstractNumId="40" w15:restartNumberingAfterBreak="0">
-    <w:nsid w:val="743D12C7"/>
-    <w:multiLevelType w:val="hybridMultilevel"/>
-    <w:tmpl w:val="2474BC3E"/>
-    <w:lvl w:ilvl="0" w:tplc="080A0001">
-      <w:start w:val="1"/>
-      <w:numFmt w:val="bullet"/>
-      <w:lvlText w:val=""/>
-      <w:lvlJc w:val="left"/>
-      <w:pPr>
-        <w:ind w:left="720" w:hanging="360"/>
-      </w:pPr>
-      <w:rPr>
-        <w:rFonts w:ascii="Symbol" w:hAnsi="Symbol" w:hint="default"/>
-      </w:rPr>
-    </w:lvl>
-    <w:lvl w:ilvl="1" w:tplc="080A0019">
-      <w:start w:val="1"/>
-      <w:numFmt w:val="lowerLetter"/>
-      <w:lvlText w:val="%2."/>
-      <w:lvlJc w:val="left"/>
-      <w:pPr>
-        <w:ind w:left="1440" w:hanging="360"/>
-      </w:pPr>
-    </w:lvl>
-    <w:lvl w:ilvl="2" w:tplc="080A001B" w:tentative="1">
-      <w:start w:val="1"/>
-      <w:numFmt w:val="lowerRoman"/>
-      <w:lvlText w:val="%3."/>
-      <w:lvlJc w:val="right"/>
-      <w:pPr>
-        <w:ind w:left="2160" w:hanging="180"/>
-      </w:pPr>
-    </w:lvl>
-    <w:lvl w:ilvl="3" w:tplc="080A000F" w:tentative="1">
-      <w:start w:val="1"/>
-      <w:numFmt w:val="decimal"/>
-      <w:lvlText w:val="%4."/>
-      <w:lvlJc w:val="left"/>
-      <w:pPr>
-        <w:ind w:left="2880" w:hanging="360"/>
-      </w:pPr>
-    </w:lvl>
-    <w:lvl w:ilvl="4" w:tplc="080A0019" w:tentative="1">
-      <w:start w:val="1"/>
-      <w:numFmt w:val="lowerLetter"/>
-      <w:lvlText w:val="%5."/>
-      <w:lvlJc w:val="left"/>
-      <w:pPr>
-        <w:ind w:left="3600" w:hanging="360"/>
-      </w:pPr>
-    </w:lvl>
-    <w:lvl w:ilvl="5" w:tplc="080A001B" w:tentative="1">
-      <w:start w:val="1"/>
-      <w:numFmt w:val="lowerRoman"/>
-      <w:lvlText w:val="%6."/>
-      <w:lvlJc w:val="right"/>
-      <w:pPr>
-        <w:ind w:left="4320" w:hanging="180"/>
-      </w:pPr>
-    </w:lvl>
-    <w:lvl w:ilvl="6" w:tplc="080A000F" w:tentative="1">
-      <w:start w:val="1"/>
-      <w:numFmt w:val="decimal"/>
-      <w:lvlText w:val="%7."/>
-      <w:lvlJc w:val="left"/>
-      <w:pPr>
-        <w:ind w:left="5040" w:hanging="360"/>
-      </w:pPr>
-    </w:lvl>
-    <w:lvl w:ilvl="7" w:tplc="080A0019" w:tentative="1">
-      <w:start w:val="1"/>
-      <w:numFmt w:val="lowerLetter"/>
-      <w:lvlText w:val="%8."/>
-      <w:lvlJc w:val="left"/>
-      <w:pPr>
-        <w:ind w:left="5760" w:hanging="360"/>
-      </w:pPr>
-    </w:lvl>
-    <w:lvl w:ilvl="8" w:tplc="080A001B" w:tentative="1">
-      <w:start w:val="1"/>
-      <w:numFmt w:val="lowerRoman"/>
-      <w:lvlText w:val="%9."/>
-      <w:lvlJc w:val="right"/>
-      <w:pPr>
-        <w:ind w:left="6480" w:hanging="180"/>
-      </w:pPr>
-    </w:lvl>
-  </w:abstractNum>
-  <w:abstractNum w:abstractNumId="41" w15:restartNumberingAfterBreak="0">
-    <w:nsid w:val="778044C2"/>
-    <w:multiLevelType w:val="hybridMultilevel"/>
-    <w:tmpl w:val="21A660C6"/>
-    <w:lvl w:ilvl="0" w:tplc="080A000F">
-      <w:start w:val="1"/>
-      <w:numFmt w:val="decimal"/>
-      <w:lvlText w:val="%1."/>
-      <w:lvlJc w:val="left"/>
-      <w:pPr>
-        <w:ind w:left="720" w:hanging="360"/>
-      </w:pPr>
-    </w:lvl>
-    <w:lvl w:ilvl="1" w:tplc="FFFFFFFF">
-      <w:start w:val="1"/>
-      <w:numFmt w:val="decimal"/>
-      <w:lvlText w:val="%2."/>
-      <w:lvlJc w:val="left"/>
-      <w:pPr>
-        <w:ind w:left="1440" w:hanging="360"/>
-      </w:pPr>
-    </w:lvl>
-    <w:lvl w:ilvl="2" w:tplc="FFFFFFFF" w:tentative="1">
-      <w:start w:val="1"/>
-      <w:numFmt w:val="lowerRoman"/>
-      <w:lvlText w:val="%3."/>
-      <w:lvlJc w:val="right"/>
-      <w:pPr>
-        <w:ind w:left="2160" w:hanging="180"/>
-      </w:pPr>
-    </w:lvl>
-    <w:lvl w:ilvl="3" w:tplc="FFFFFFFF" w:tentative="1">
-      <w:start w:val="1"/>
-      <w:numFmt w:val="decimal"/>
-      <w:lvlText w:val="%4."/>
-      <w:lvlJc w:val="left"/>
-      <w:pPr>
-        <w:ind w:left="2880" w:hanging="360"/>
-      </w:pPr>
-    </w:lvl>
-    <w:lvl w:ilvl="4" w:tplc="FFFFFFFF" w:tentative="1">
-      <w:start w:val="1"/>
-      <w:numFmt w:val="lowerLetter"/>
-      <w:lvlText w:val="%5."/>
-      <w:lvlJc w:val="left"/>
-      <w:pPr>
-        <w:ind w:left="3600" w:hanging="360"/>
-      </w:pPr>
-    </w:lvl>
-    <w:lvl w:ilvl="5" w:tplc="FFFFFFFF" w:tentative="1">
-      <w:start w:val="1"/>
-      <w:numFmt w:val="lowerRoman"/>
-      <w:lvlText w:val="%6."/>
-      <w:lvlJc w:val="right"/>
-      <w:pPr>
-        <w:ind w:left="4320" w:hanging="180"/>
-      </w:pPr>
-    </w:lvl>
-    <w:lvl w:ilvl="6" w:tplc="FFFFFFFF" w:tentative="1">
-      <w:start w:val="1"/>
-      <w:numFmt w:val="decimal"/>
-      <w:lvlText w:val="%7."/>
-      <w:lvlJc w:val="left"/>
-      <w:pPr>
-        <w:ind w:left="5040" w:hanging="360"/>
-      </w:pPr>
-    </w:lvl>
-    <w:lvl w:ilvl="7" w:tplc="FFFFFFFF" w:tentative="1">
-      <w:start w:val="1"/>
-      <w:numFmt w:val="lowerLetter"/>
-      <w:lvlText w:val="%8."/>
-      <w:lvlJc w:val="left"/>
-      <w:pPr>
-        <w:ind w:left="5760" w:hanging="360"/>
-      </w:pPr>
-    </w:lvl>
-    <w:lvl w:ilvl="8" w:tplc="FFFFFFFF" w:tentative="1">
-      <w:start w:val="1"/>
-      <w:numFmt w:val="lowerRoman"/>
-      <w:lvlText w:val="%9."/>
-      <w:lvlJc w:val="right"/>
-      <w:pPr>
-        <w:ind w:left="6480" w:hanging="180"/>
-      </w:pPr>
-    </w:lvl>
-  </w:abstractNum>
-  <w:abstractNum w:abstractNumId="42" w15:restartNumberingAfterBreak="0">
-    <w:nsid w:val="7C9C3502"/>
-    <w:multiLevelType w:val="hybridMultilevel"/>
-    <w:tmpl w:val="B0FC402E"/>
-    <w:lvl w:ilvl="0" w:tplc="951AAE6A">
-      <w:start w:val="1"/>
-      <w:numFmt w:val="decimal"/>
-      <w:lvlText w:val="%1."/>
-      <w:lvlJc w:val="left"/>
-      <w:pPr>
-        <w:ind w:left="720" w:hanging="360"/>
-      </w:pPr>
-      <w:rPr>
-        <w:rFonts w:hint="default"/>
-      </w:rPr>
-    </w:lvl>
-    <w:lvl w:ilvl="1" w:tplc="080A0019" w:tentative="1">
-      <w:start w:val="1"/>
-      <w:numFmt w:val="lowerLetter"/>
-      <w:lvlText w:val="%2."/>
-      <w:lvlJc w:val="left"/>
-      <w:pPr>
-        <w:ind w:left="1440" w:hanging="360"/>
-      </w:pPr>
-    </w:lvl>
-    <w:lvl w:ilvl="2" w:tplc="080A001B" w:tentative="1">
-      <w:start w:val="1"/>
-      <w:numFmt w:val="lowerRoman"/>
-      <w:lvlText w:val="%3."/>
-      <w:lvlJc w:val="right"/>
-      <w:pPr>
-        <w:ind w:left="2160" w:hanging="180"/>
-      </w:pPr>
-    </w:lvl>
-    <w:lvl w:ilvl="3" w:tplc="080A000F" w:tentative="1">
-      <w:start w:val="1"/>
-      <w:numFmt w:val="decimal"/>
-      <w:lvlText w:val="%4."/>
-      <w:lvlJc w:val="left"/>
-      <w:pPr>
-        <w:ind w:left="2880" w:hanging="360"/>
-      </w:pPr>
-    </w:lvl>
-    <w:lvl w:ilvl="4" w:tplc="080A0019" w:tentative="1">
-      <w:start w:val="1"/>
-      <w:numFmt w:val="lowerLetter"/>
-      <w:lvlText w:val="%5."/>
-      <w:lvlJc w:val="left"/>
-      <w:pPr>
-        <w:ind w:left="3600" w:hanging="360"/>
-      </w:pPr>
-    </w:lvl>
-    <w:lvl w:ilvl="5" w:tplc="080A001B" w:tentative="1">
-      <w:start w:val="1"/>
-      <w:numFmt w:val="lowerRoman"/>
-      <w:lvlText w:val="%6."/>
-      <w:lvlJc w:val="right"/>
-      <w:pPr>
-        <w:ind w:left="4320" w:hanging="180"/>
-      </w:pPr>
-    </w:lvl>
-    <w:lvl w:ilvl="6" w:tplc="080A000F" w:tentative="1">
-      <w:start w:val="1"/>
-      <w:numFmt w:val="decimal"/>
-      <w:lvlText w:val="%7."/>
-      <w:lvlJc w:val="left"/>
-      <w:pPr>
-        <w:ind w:left="5040" w:hanging="360"/>
-      </w:pPr>
-    </w:lvl>
-    <w:lvl w:ilvl="7" w:tplc="080A0019" w:tentative="1">
-      <w:start w:val="1"/>
-      <w:numFmt w:val="lowerLetter"/>
-      <w:lvlText w:val="%8."/>
-      <w:lvlJc w:val="left"/>
-      <w:pPr>
-        <w:ind w:left="5760" w:hanging="360"/>
-      </w:pPr>
-    </w:lvl>
-    <w:lvl w:ilvl="8" w:tplc="080A001B" w:tentative="1">
-      <w:start w:val="1"/>
-      <w:numFmt w:val="lowerRoman"/>
-      <w:lvlText w:val="%9."/>
-      <w:lvlJc w:val="right"/>
-      <w:pPr>
-        <w:ind w:left="6480" w:hanging="180"/>
-      </w:pPr>
-    </w:lvl>
-  </w:abstractNum>
-  <w:abstractNum w:abstractNumId="43" w15:restartNumberingAfterBreak="0">
-    <w:nsid w:val="7D057A5C"/>
-    <w:multiLevelType w:val="hybridMultilevel"/>
-    <w:tmpl w:val="DE2E3838"/>
-    <w:lvl w:ilvl="0" w:tplc="0D5E2390">
-      <w:start w:val="1"/>
-      <w:numFmt w:val="lowerLetter"/>
-      <w:lvlText w:val="%1)"/>
-      <w:lvlJc w:val="left"/>
-      <w:pPr>
-        <w:ind w:left="860" w:hanging="360"/>
-      </w:pPr>
-      <w:rPr>
-        <w:rFonts w:ascii="Arial Narrow" w:eastAsia="Arial Narrow" w:hAnsi="Arial Narrow" w:hint="default"/>
-        <w:sz w:val="24"/>
-        <w:szCs w:val="24"/>
-      </w:rPr>
-    </w:lvl>
-    <w:lvl w:ilvl="1" w:tplc="8D00C4AA">
-      <w:start w:val="1"/>
-      <w:numFmt w:val="bullet"/>
-      <w:lvlText w:val="•"/>
-      <w:lvlJc w:val="left"/>
-      <w:pPr>
-        <w:ind w:left="1882" w:hanging="360"/>
-      </w:pPr>
-      <w:rPr>
-        <w:rFonts w:hint="default"/>
-      </w:rPr>
-    </w:lvl>
-    <w:lvl w:ilvl="2" w:tplc="203CFC78">
-      <w:start w:val="1"/>
-      <w:numFmt w:val="bullet"/>
-      <w:lvlText w:val="•"/>
-      <w:lvlJc w:val="left"/>
-      <w:pPr>
-        <w:ind w:left="2904" w:hanging="360"/>
-      </w:pPr>
-      <w:rPr>
-        <w:rFonts w:hint="default"/>
-      </w:rPr>
-    </w:lvl>
-    <w:lvl w:ilvl="3" w:tplc="40C0713E">
-      <w:start w:val="1"/>
-      <w:numFmt w:val="bullet"/>
-      <w:lvlText w:val="•"/>
-      <w:lvlJc w:val="left"/>
-      <w:pPr>
-        <w:ind w:left="3926" w:hanging="360"/>
-      </w:pPr>
-      <w:rPr>
-        <w:rFonts w:hint="default"/>
-      </w:rPr>
-    </w:lvl>
-    <w:lvl w:ilvl="4" w:tplc="E14A58E8">
-      <w:start w:val="1"/>
-      <w:numFmt w:val="bullet"/>
-      <w:lvlText w:val="•"/>
-      <w:lvlJc w:val="left"/>
-      <w:pPr>
-        <w:ind w:left="4948" w:hanging="360"/>
-      </w:pPr>
-      <w:rPr>
-        <w:rFonts w:hint="default"/>
-      </w:rPr>
-    </w:lvl>
-    <w:lvl w:ilvl="5" w:tplc="1AF0AE54">
-      <w:start w:val="1"/>
-      <w:numFmt w:val="bullet"/>
-      <w:lvlText w:val="•"/>
-      <w:lvlJc w:val="left"/>
-      <w:pPr>
-        <w:ind w:left="5970" w:hanging="360"/>
-      </w:pPr>
-      <w:rPr>
-        <w:rFonts w:hint="default"/>
-      </w:rPr>
-    </w:lvl>
-    <w:lvl w:ilvl="6" w:tplc="7FE02DEA">
-      <w:start w:val="1"/>
-      <w:numFmt w:val="bullet"/>
-      <w:lvlText w:val="•"/>
-      <w:lvlJc w:val="left"/>
-      <w:pPr>
-        <w:ind w:left="6992" w:hanging="360"/>
-      </w:pPr>
-      <w:rPr>
-        <w:rFonts w:hint="default"/>
-      </w:rPr>
-    </w:lvl>
-    <w:lvl w:ilvl="7" w:tplc="E9F87AEE">
-      <w:start w:val="1"/>
-      <w:numFmt w:val="bullet"/>
-      <w:lvlText w:val="•"/>
-      <w:lvlJc w:val="left"/>
-      <w:pPr>
-        <w:ind w:left="8014" w:hanging="360"/>
-      </w:pPr>
-      <w:rPr>
-        <w:rFonts w:hint="default"/>
-      </w:rPr>
-    </w:lvl>
-    <w:lvl w:ilvl="8" w:tplc="77F46F4A">
-      <w:start w:val="1"/>
-      <w:numFmt w:val="bullet"/>
-      <w:lvlText w:val="•"/>
-      <w:lvlJc w:val="left"/>
-      <w:pPr>
-        <w:ind w:left="9036" w:hanging="360"/>
-      </w:pPr>
-      <w:rPr>
-        <w:rFonts w:hint="default"/>
-      </w:rPr>
-    </w:lvl>
-  </w:abstractNum>
-  <w:abstractNum w:abstractNumId="44" w15:restartNumberingAfterBreak="0">
-    <w:nsid w:val="7D5A2795"/>
-    <w:multiLevelType w:val="hybridMultilevel"/>
-    <w:tmpl w:val="8C18DE1E"/>
-    <w:lvl w:ilvl="0" w:tplc="D07A9198">
-      <w:start w:val="6"/>
-      <w:numFmt w:val="decimal"/>
-      <w:lvlText w:val="%1."/>
-      <w:lvlJc w:val="left"/>
-      <w:pPr>
-        <w:ind w:left="460" w:hanging="360"/>
-      </w:pPr>
-      <w:rPr>
-        <w:rFonts w:ascii="Calibri" w:eastAsia="Calibri" w:hAnsi="Calibri" w:hint="default"/>
-        <w:sz w:val="24"/>
-        <w:szCs w:val="24"/>
-      </w:rPr>
-    </w:lvl>
-    <w:lvl w:ilvl="1" w:tplc="D9F06856">
-      <w:start w:val="1"/>
-      <w:numFmt w:val="bullet"/>
-      <w:lvlText w:val="•"/>
-      <w:lvlJc w:val="left"/>
-      <w:pPr>
-        <w:ind w:left="1484" w:hanging="360"/>
-      </w:pPr>
-      <w:rPr>
-        <w:rFonts w:hint="default"/>
-      </w:rPr>
-    </w:lvl>
-    <w:lvl w:ilvl="2" w:tplc="414C5D5C">
-      <w:start w:val="1"/>
-      <w:numFmt w:val="bullet"/>
-      <w:lvlText w:val="•"/>
-      <w:lvlJc w:val="left"/>
-      <w:pPr>
-        <w:ind w:left="2508" w:hanging="360"/>
-      </w:pPr>
-      <w:rPr>
-        <w:rFonts w:hint="default"/>
-      </w:rPr>
-    </w:lvl>
-    <w:lvl w:ilvl="3" w:tplc="F42A85CE">
-      <w:start w:val="1"/>
-      <w:numFmt w:val="bullet"/>
-      <w:lvlText w:val="•"/>
-      <w:lvlJc w:val="left"/>
-      <w:pPr>
-        <w:ind w:left="3532" w:hanging="360"/>
-      </w:pPr>
-      <w:rPr>
-        <w:rFonts w:hint="default"/>
-      </w:rPr>
-    </w:lvl>
-    <w:lvl w:ilvl="4" w:tplc="C8641C7A">
-      <w:start w:val="1"/>
-      <w:numFmt w:val="bullet"/>
-      <w:lvlText w:val="•"/>
-      <w:lvlJc w:val="left"/>
-      <w:pPr>
-        <w:ind w:left="4556" w:hanging="360"/>
-      </w:pPr>
-      <w:rPr>
-        <w:rFonts w:hint="default"/>
-      </w:rPr>
-    </w:lvl>
-    <w:lvl w:ilvl="5" w:tplc="B4B40220">
-      <w:start w:val="1"/>
-      <w:numFmt w:val="bullet"/>
-      <w:lvlText w:val="•"/>
-      <w:lvlJc w:val="left"/>
-      <w:pPr>
-        <w:ind w:left="5580" w:hanging="360"/>
-      </w:pPr>
-      <w:rPr>
-        <w:rFonts w:hint="default"/>
-      </w:rPr>
-    </w:lvl>
-    <w:lvl w:ilvl="6" w:tplc="DF568538">
-      <w:start w:val="1"/>
-      <w:numFmt w:val="bullet"/>
-      <w:lvlText w:val="•"/>
-      <w:lvlJc w:val="left"/>
-      <w:pPr>
-        <w:ind w:left="6604" w:hanging="360"/>
-      </w:pPr>
-      <w:rPr>
-        <w:rFonts w:hint="default"/>
-      </w:rPr>
-    </w:lvl>
-    <w:lvl w:ilvl="7" w:tplc="1E9CBF92">
-      <w:start w:val="1"/>
-      <w:numFmt w:val="bullet"/>
-      <w:lvlText w:val="•"/>
-      <w:lvlJc w:val="left"/>
-      <w:pPr>
-        <w:ind w:left="7628" w:hanging="360"/>
-      </w:pPr>
-      <w:rPr>
-        <w:rFonts w:hint="default"/>
-      </w:rPr>
-    </w:lvl>
-    <w:lvl w:ilvl="8" w:tplc="F2566514">
-      <w:start w:val="1"/>
-      <w:numFmt w:val="bullet"/>
-      <w:lvlText w:val="•"/>
-      <w:lvlJc w:val="left"/>
-      <w:pPr>
-        <w:ind w:left="8652" w:hanging="360"/>
-      </w:pPr>
-      <w:rPr>
-        <w:rFonts w:hint="default"/>
-      </w:rPr>
-    </w:lvl>
-  </w:abstractNum>
-  <w:abstractNum w:abstractNumId="45" w15:restartNumberingAfterBreak="0">
-    <w:nsid w:val="7D9F09F9"/>
-    <w:multiLevelType w:val="hybridMultilevel"/>
-    <w:tmpl w:val="76C285F6"/>
-    <w:lvl w:ilvl="0" w:tplc="080A0017">
-      <w:start w:val="1"/>
-      <w:numFmt w:val="lowerLetter"/>
-      <w:lvlText w:val="%1)"/>
-      <w:lvlJc w:val="left"/>
-      <w:pPr>
-        <w:ind w:left="480" w:hanging="360"/>
-      </w:pPr>
-    </w:lvl>
-    <w:lvl w:ilvl="1" w:tplc="080A0019" w:tentative="1">
-      <w:start w:val="1"/>
-      <w:numFmt w:val="lowerLetter"/>
-      <w:lvlText w:val="%2."/>
-      <w:lvlJc w:val="left"/>
-      <w:pPr>
-        <w:ind w:left="1200" w:hanging="360"/>
-      </w:pPr>
-    </w:lvl>
-    <w:lvl w:ilvl="2" w:tplc="080A001B" w:tentative="1">
-      <w:start w:val="1"/>
-      <w:numFmt w:val="lowerRoman"/>
-      <w:lvlText w:val="%3."/>
-      <w:lvlJc w:val="right"/>
-      <w:pPr>
-        <w:ind w:left="1920" w:hanging="180"/>
-      </w:pPr>
-    </w:lvl>
-    <w:lvl w:ilvl="3" w:tplc="080A000F" w:tentative="1">
-      <w:start w:val="1"/>
-      <w:numFmt w:val="decimal"/>
-      <w:lvlText w:val="%4."/>
-      <w:lvlJc w:val="left"/>
-      <w:pPr>
-        <w:ind w:left="2640" w:hanging="360"/>
-      </w:pPr>
-    </w:lvl>
-    <w:lvl w:ilvl="4" w:tplc="080A0019" w:tentative="1">
-      <w:start w:val="1"/>
-      <w:numFmt w:val="lowerLetter"/>
-      <w:lvlText w:val="%5."/>
-      <w:lvlJc w:val="left"/>
-      <w:pPr>
-        <w:ind w:left="3360" w:hanging="360"/>
-      </w:pPr>
-    </w:lvl>
-    <w:lvl w:ilvl="5" w:tplc="080A001B" w:tentative="1">
-      <w:start w:val="1"/>
-      <w:numFmt w:val="lowerRoman"/>
-      <w:lvlText w:val="%6."/>
-      <w:lvlJc w:val="right"/>
-      <w:pPr>
-        <w:ind w:left="4080" w:hanging="180"/>
-      </w:pPr>
-    </w:lvl>
-    <w:lvl w:ilvl="6" w:tplc="080A000F" w:tentative="1">
-      <w:start w:val="1"/>
-      <w:numFmt w:val="decimal"/>
-      <w:lvlText w:val="%7."/>
-      <w:lvlJc w:val="left"/>
-      <w:pPr>
-        <w:ind w:left="4800" w:hanging="360"/>
-      </w:pPr>
-    </w:lvl>
-    <w:lvl w:ilvl="7" w:tplc="080A0019" w:tentative="1">
-      <w:start w:val="1"/>
-      <w:numFmt w:val="lowerLetter"/>
-      <w:lvlText w:val="%8."/>
-      <w:lvlJc w:val="left"/>
-      <w:pPr>
-        <w:ind w:left="5520" w:hanging="360"/>
-      </w:pPr>
-    </w:lvl>
-    <w:lvl w:ilvl="8" w:tplc="080A001B" w:tentative="1">
-      <w:start w:val="1"/>
-      <w:numFmt w:val="lowerRoman"/>
-      <w:lvlText w:val="%9."/>
-      <w:lvlJc w:val="right"/>
-      <w:pPr>
-        <w:ind w:left="6240" w:hanging="180"/>
-      </w:pPr>
-    </w:lvl>
-  </w:abstractNum>
-  <w:num w:numId="1" w16cid:durableId="2031292368">
-    <w:abstractNumId w:val="12"/>
+  <w:num w:numId="1" w16cid:durableId="943725501">
+    <w:abstractNumId w:val="5"/>
   </w:num>
-  <w:num w:numId="2" w16cid:durableId="1261063126">
-    <w:abstractNumId w:val="11"/>
+  <w:num w:numId="2" w16cid:durableId="835458152">
+    <w:abstractNumId w:val="1"/>
   </w:num>
-  <w:num w:numId="3" w16cid:durableId="779643900">
-    <w:abstractNumId w:val="21"/>
+  <w:num w:numId="3" w16cid:durableId="1060664780">
+    <w:abstractNumId w:val="6"/>
   </w:num>
-  <w:num w:numId="4" w16cid:durableId="607350479">
-    <w:abstractNumId w:val="24"/>
+  <w:num w:numId="4" w16cid:durableId="435247858">
+    <w:abstractNumId w:val="0"/>
   </w:num>
-  <w:num w:numId="5" w16cid:durableId="411780706">
+  <w:num w:numId="5" w16cid:durableId="1290013815">
+    <w:abstractNumId w:val="4"/>
+  </w:num>
+  <w:num w:numId="6" w16cid:durableId="170027670">
+    <w:abstractNumId w:val="3"/>
+  </w:num>
+  <w:num w:numId="7" w16cid:durableId="1878661091">
+    <w:abstractNumId w:val="7"/>
+  </w:num>
+  <w:num w:numId="8" w16cid:durableId="122232670">
+    <w:abstractNumId w:val="9"/>
+  </w:num>
+  <w:num w:numId="9" w16cid:durableId="1500995731">
     <w:abstractNumId w:val="2"/>
   </w:num>
-  <w:num w:numId="6" w16cid:durableId="1963150541">
-    <w:abstractNumId w:val="16"/>
-  </w:num>
-  <w:num w:numId="7" w16cid:durableId="1570000563">
-    <w:abstractNumId w:val="13"/>
-  </w:num>
-  <w:num w:numId="8" w16cid:durableId="1844969661">
-    <w:abstractNumId w:val="44"/>
-  </w:num>
-  <w:num w:numId="9" w16cid:durableId="1505047492">
+  <w:num w:numId="10" w16cid:durableId="2057271404">
     <w:abstractNumId w:val="4"/>
   </w:num>
-  <w:num w:numId="10" w16cid:durableId="2088453672">
-    <w:abstractNumId w:val="34"/>
-  </w:num>
-  <w:num w:numId="11" w16cid:durableId="1023554681">
+  <w:num w:numId="11" w16cid:durableId="985550241">
     <w:abstractNumId w:val="8"/>
   </w:num>
-  <w:num w:numId="12" w16cid:durableId="2109815538">
-    <w:abstractNumId w:val="43"/>
-  </w:num>
-  <w:num w:numId="13" w16cid:durableId="406615282">
-    <w:abstractNumId w:val="37"/>
-  </w:num>
-  <w:num w:numId="14" w16cid:durableId="767043640">
-    <w:abstractNumId w:val="26"/>
-  </w:num>
-  <w:num w:numId="15" w16cid:durableId="2133093065">
-    <w:abstractNumId w:val="25"/>
-  </w:num>
-  <w:num w:numId="16" w16cid:durableId="463238178">
-    <w:abstractNumId w:val="45"/>
-  </w:num>
-  <w:num w:numId="17" w16cid:durableId="744229524">
-    <w:abstractNumId w:val="20"/>
-  </w:num>
-  <w:num w:numId="18" w16cid:durableId="1395083450">
-    <w:abstractNumId w:val="0"/>
-  </w:num>
-  <w:num w:numId="19" w16cid:durableId="1545291691">
-    <w:abstractNumId w:val="22"/>
-  </w:num>
-  <w:num w:numId="20" w16cid:durableId="943725501">
-    <w:abstractNumId w:val="29"/>
-  </w:num>
-  <w:num w:numId="21" w16cid:durableId="81033023">
-    <w:abstractNumId w:val="1"/>
-  </w:num>
-  <w:num w:numId="22" w16cid:durableId="1513958780">
-    <w:abstractNumId w:val="33"/>
-  </w:num>
-  <w:num w:numId="23" w16cid:durableId="1779715629">
-    <w:abstractNumId w:val="7"/>
-  </w:num>
-  <w:num w:numId="24" w16cid:durableId="85656176">
-    <w:abstractNumId w:val="23"/>
-  </w:num>
-  <w:num w:numId="25" w16cid:durableId="901136047">
-    <w:abstractNumId w:val="32"/>
-  </w:num>
-  <w:num w:numId="26" w16cid:durableId="1565405754">
-    <w:abstractNumId w:val="3"/>
-  </w:num>
-  <w:num w:numId="27" w16cid:durableId="449664204">
-    <w:abstractNumId w:val="9"/>
-  </w:num>
-  <w:num w:numId="28" w16cid:durableId="1389648469">
-    <w:abstractNumId w:val="6"/>
-  </w:num>
-  <w:num w:numId="29" w16cid:durableId="835458152">
+  <w:num w:numId="12" w16cid:durableId="1109929072">
     <w:abstractNumId w:val="10"/>
   </w:num>
-  <w:num w:numId="30" w16cid:durableId="1226380518">
-    <w:abstractNumId w:val="15"/>
-  </w:num>
-  <w:num w:numId="31" w16cid:durableId="479151053">
-    <w:abstractNumId w:val="40"/>
-  </w:num>
-  <w:num w:numId="32" w16cid:durableId="608047562">
-    <w:abstractNumId w:val="27"/>
-  </w:num>
-  <w:num w:numId="33" w16cid:durableId="1060664780">
-    <w:abstractNumId w:val="31"/>
-  </w:num>
-  <w:num w:numId="34" w16cid:durableId="435247858">
-    <w:abstractNumId w:val="5"/>
-  </w:num>
-  <w:num w:numId="35" w16cid:durableId="455955738">
-    <w:abstractNumId w:val="30"/>
-  </w:num>
-  <w:num w:numId="36" w16cid:durableId="1290013815">
-    <w:abstractNumId w:val="27"/>
-  </w:num>
-  <w:num w:numId="37" w16cid:durableId="442310026">
-    <w:abstractNumId w:val="35"/>
-  </w:num>
-  <w:num w:numId="38" w16cid:durableId="1306818748">
-    <w:abstractNumId w:val="28"/>
-  </w:num>
-  <w:num w:numId="39" w16cid:durableId="390153914">
-    <w:abstractNumId w:val="27"/>
-  </w:num>
-  <w:num w:numId="40" w16cid:durableId="1262957488">
-    <w:abstractNumId w:val="27"/>
-  </w:num>
-  <w:num w:numId="41" w16cid:durableId="1864323696">
-    <w:abstractNumId w:val="27"/>
-  </w:num>
-  <w:num w:numId="42" w16cid:durableId="930698015">
-    <w:abstractNumId w:val="27"/>
-  </w:num>
-  <w:num w:numId="43" w16cid:durableId="785537166">
-    <w:abstractNumId w:val="38"/>
-  </w:num>
-  <w:num w:numId="44" w16cid:durableId="170027670">
-    <w:abstractNumId w:val="18"/>
-  </w:num>
-  <w:num w:numId="45" w16cid:durableId="1878661091">
-    <w:abstractNumId w:val="36"/>
-  </w:num>
-  <w:num w:numId="46" w16cid:durableId="9722870">
-    <w:abstractNumId w:val="14"/>
-  </w:num>
-  <w:num w:numId="47" w16cid:durableId="122232670">
-    <w:abstractNumId w:val="41"/>
-  </w:num>
-  <w:num w:numId="48" w16cid:durableId="1500995731">
-    <w:abstractNumId w:val="17"/>
-  </w:num>
-  <w:num w:numId="49" w16cid:durableId="1331985284">
-    <w:abstractNumId w:val="19"/>
-  </w:num>
-  <w:num w:numId="50" w16cid:durableId="2057271404">
-    <w:abstractNumId w:val="27"/>
-  </w:num>
-  <w:num w:numId="51" w16cid:durableId="722218139">
-    <w:abstractNumId w:val="31"/>
-    <w:lvlOverride w:ilvl="0">
-      <w:startOverride w:val="1"/>
-    </w:lvlOverride>
-    <w:lvlOverride w:ilvl="1">
-      <w:startOverride w:val="1"/>
-    </w:lvlOverride>
-    <w:lvlOverride w:ilvl="2">
-      <w:startOverride w:val="1"/>
-    </w:lvlOverride>
-    <w:lvlOverride w:ilvl="3">
-      <w:startOverride w:val="1"/>
-    </w:lvlOverride>
-    <w:lvlOverride w:ilvl="4">
-      <w:startOverride w:val="1"/>
-    </w:lvlOverride>
-    <w:lvlOverride w:ilvl="5">
-      <w:startOverride w:val="1"/>
-    </w:lvlOverride>
-    <w:lvlOverride w:ilvl="6">
-      <w:startOverride w:val="1"/>
-    </w:lvlOverride>
-    <w:lvlOverride w:ilvl="7">
-      <w:startOverride w:val="1"/>
-    </w:lvlOverride>
-    <w:lvlOverride w:ilvl="8">
-      <w:startOverride w:val="1"/>
-    </w:lvlOverride>
-  </w:num>
-  <w:num w:numId="52" w16cid:durableId="985550241">
-    <w:abstractNumId w:val="39"/>
-  </w:num>
-  <w:num w:numId="53" w16cid:durableId="1086146226">
-    <w:abstractNumId w:val="27"/>
-  </w:num>
-  <w:num w:numId="54" w16cid:durableId="1109929072">
-    <w:abstractNumId w:val="42"/>
-  </w:num>
-  <w:num w:numId="55" w16cid:durableId="411509621">
-    <w:abstractNumId w:val="27"/>
-  </w:num>
+  <w:numIdMacAtCleanup w:val="12"/>
 </w:numbering>
 </file>
 
@@ -12308,7 +9445,7 @@
       <w:lang w:val="es-MX"/>
     </w:rPr>
   </w:style>
-  <w:style w:type="paragraph" w:styleId="Heading1">
+  <w:style w:type="paragraph" w:styleId="Ttulo1">
     <w:name w:val="heading 1"/>
     <w:basedOn w:val="Normal"/>
     <w:uiPriority w:val="9"/>
@@ -12324,7 +9461,7 @@
       <w:szCs w:val="28"/>
     </w:rPr>
   </w:style>
-  <w:style w:type="paragraph" w:styleId="Heading2">
+  <w:style w:type="paragraph" w:styleId="Ttulo2">
     <w:name w:val="heading 2"/>
     <w:basedOn w:val="Normal"/>
     <w:uiPriority w:val="9"/>
@@ -12343,7 +9480,7 @@
       <w:szCs w:val="24"/>
     </w:rPr>
   </w:style>
-  <w:style w:type="paragraph" w:styleId="Heading3">
+  <w:style w:type="paragraph" w:styleId="Ttulo3">
     <w:name w:val="heading 3"/>
     <w:basedOn w:val="Normal"/>
     <w:uiPriority w:val="9"/>
@@ -12359,7 +9496,7 @@
       <w:szCs w:val="24"/>
     </w:rPr>
   </w:style>
-  <w:style w:type="paragraph" w:styleId="Heading4">
+  <w:style w:type="paragraph" w:styleId="Ttulo4">
     <w:name w:val="heading 4"/>
     <w:basedOn w:val="Normal"/>
     <w:uiPriority w:val="9"/>
@@ -12373,7 +9510,7 @@
       <w:rFonts w:ascii="Arial" w:eastAsia="Arial" w:hAnsi="Arial"/>
     </w:rPr>
   </w:style>
-  <w:style w:type="paragraph" w:styleId="Heading5">
+  <w:style w:type="paragraph" w:styleId="Ttulo5">
     <w:name w:val="heading 5"/>
     <w:basedOn w:val="Normal"/>
     <w:uiPriority w:val="9"/>
@@ -12392,7 +9529,7 @@
       <w:szCs w:val="20"/>
     </w:rPr>
   </w:style>
-  <w:style w:type="paragraph" w:styleId="Heading6">
+  <w:style w:type="paragraph" w:styleId="Ttulo6">
     <w:name w:val="heading 6"/>
     <w:basedOn w:val="Normal"/>
     <w:uiPriority w:val="9"/>
@@ -12411,13 +9548,13 @@
       <w:szCs w:val="18"/>
     </w:rPr>
   </w:style>
-  <w:style w:type="character" w:default="1" w:styleId="DefaultParagraphFont">
+  <w:style w:type="character" w:default="1" w:styleId="Fuentedeprrafopredeter">
     <w:name w:val="Default Paragraph Font"/>
     <w:uiPriority w:val="1"/>
     <w:semiHidden/>
     <w:unhideWhenUsed/>
   </w:style>
-  <w:style w:type="table" w:default="1" w:styleId="TableNormal">
+  <w:style w:type="table" w:default="1" w:styleId="Tablanormal">
     <w:name w:val="Normal Table"/>
     <w:uiPriority w:val="99"/>
     <w:semiHidden/>
@@ -12432,7 +9569,7 @@
       </w:tblCellMar>
     </w:tblPr>
   </w:style>
-  <w:style w:type="numbering" w:default="1" w:styleId="NoList">
+  <w:style w:type="numbering" w:default="1" w:styleId="Sinlista">
     <w:name w:val="No List"/>
     <w:uiPriority w:val="99"/>
     <w:semiHidden/>
@@ -12454,7 +9591,7 @@
       </w:tblCellMar>
     </w:tblPr>
   </w:style>
-  <w:style w:type="paragraph" w:styleId="TOC1">
+  <w:style w:type="paragraph" w:styleId="TDC1">
     <w:name w:val="toc 1"/>
     <w:basedOn w:val="Normal"/>
     <w:uiPriority w:val="1"/>
@@ -12469,7 +9606,7 @@
       <w:szCs w:val="18"/>
     </w:rPr>
   </w:style>
-  <w:style w:type="paragraph" w:styleId="TOC2">
+  <w:style w:type="paragraph" w:styleId="TDC2">
     <w:name w:val="toc 2"/>
     <w:basedOn w:val="Normal"/>
     <w:uiPriority w:val="1"/>
@@ -12485,7 +9622,7 @@
       <w:i/>
     </w:rPr>
   </w:style>
-  <w:style w:type="paragraph" w:styleId="TOC3">
+  <w:style w:type="paragraph" w:styleId="TDC3">
     <w:name w:val="toc 3"/>
     <w:basedOn w:val="Normal"/>
     <w:uiPriority w:val="1"/>
@@ -12500,7 +9637,7 @@
       <w:szCs w:val="18"/>
     </w:rPr>
   </w:style>
-  <w:style w:type="paragraph" w:styleId="BodyText">
+  <w:style w:type="paragraph" w:styleId="Textoindependiente">
     <w:name w:val="Body Text"/>
     <w:basedOn w:val="Normal"/>
     <w:uiPriority w:val="1"/>
@@ -12515,7 +9652,7 @@
       <w:szCs w:val="18"/>
     </w:rPr>
   </w:style>
-  <w:style w:type="paragraph" w:styleId="ListParagraph">
+  <w:style w:type="paragraph" w:styleId="Prrafodelista">
     <w:name w:val="List Paragraph"/>
     <w:basedOn w:val="Normal"/>
     <w:uiPriority w:val="1"/>
@@ -12527,10 +9664,10 @@
     <w:uiPriority w:val="1"/>
     <w:qFormat/>
   </w:style>
-  <w:style w:type="paragraph" w:styleId="Header">
+  <w:style w:type="paragraph" w:styleId="Encabezado">
     <w:name w:val="header"/>
     <w:basedOn w:val="Normal"/>
-    <w:link w:val="HeaderChar"/>
+    <w:link w:val="EncabezadoCar"/>
     <w:uiPriority w:val="99"/>
     <w:unhideWhenUsed/>
     <w:rsid w:val="00541679"/>
@@ -12541,20 +9678,20 @@
       </w:tabs>
     </w:pPr>
   </w:style>
-  <w:style w:type="character" w:customStyle="1" w:styleId="HeaderChar">
-    <w:name w:val="Header Char"/>
-    <w:basedOn w:val="DefaultParagraphFont"/>
-    <w:link w:val="Header"/>
+  <w:style w:type="character" w:customStyle="1" w:styleId="EncabezadoCar">
+    <w:name w:val="Encabezado Car"/>
+    <w:basedOn w:val="Fuentedeprrafopredeter"/>
+    <w:link w:val="Encabezado"/>
     <w:uiPriority w:val="99"/>
     <w:rsid w:val="00541679"/>
     <w:rPr>
       <w:lang w:val="es-MX"/>
     </w:rPr>
   </w:style>
-  <w:style w:type="paragraph" w:styleId="Footer">
+  <w:style w:type="paragraph" w:styleId="Piedepgina">
     <w:name w:val="footer"/>
     <w:basedOn w:val="Normal"/>
-    <w:link w:val="FooterChar"/>
+    <w:link w:val="PiedepginaCar"/>
     <w:uiPriority w:val="99"/>
     <w:unhideWhenUsed/>
     <w:rsid w:val="00541679"/>
@@ -12565,20 +9702,20 @@
       </w:tabs>
     </w:pPr>
   </w:style>
-  <w:style w:type="character" w:customStyle="1" w:styleId="FooterChar">
-    <w:name w:val="Footer Char"/>
-    <w:basedOn w:val="DefaultParagraphFont"/>
-    <w:link w:val="Footer"/>
+  <w:style w:type="character" w:customStyle="1" w:styleId="PiedepginaCar">
+    <w:name w:val="Pie de página Car"/>
+    <w:basedOn w:val="Fuentedeprrafopredeter"/>
+    <w:link w:val="Piedepgina"/>
     <w:uiPriority w:val="99"/>
     <w:rsid w:val="00541679"/>
     <w:rPr>
       <w:lang w:val="es-MX"/>
     </w:rPr>
   </w:style>
-  <w:style w:type="paragraph" w:styleId="HTMLPreformatted">
+  <w:style w:type="paragraph" w:styleId="HTMLconformatoprevio">
     <w:name w:val="HTML Preformatted"/>
     <w:basedOn w:val="Normal"/>
-    <w:link w:val="HTMLPreformattedChar"/>
+    <w:link w:val="HTMLconformatoprevioCar"/>
     <w:uiPriority w:val="99"/>
     <w:semiHidden/>
     <w:unhideWhenUsed/>
@@ -12611,10 +9748,10 @@
       <w:lang w:eastAsia="es-MX"/>
     </w:rPr>
   </w:style>
-  <w:style w:type="character" w:customStyle="1" w:styleId="HTMLPreformattedChar">
-    <w:name w:val="HTML Preformatted Char"/>
-    <w:basedOn w:val="DefaultParagraphFont"/>
-    <w:link w:val="HTMLPreformatted"/>
+  <w:style w:type="character" w:customStyle="1" w:styleId="HTMLconformatoprevioCar">
+    <w:name w:val="HTML con formato previo Car"/>
+    <w:basedOn w:val="Fuentedeprrafopredeter"/>
+    <w:link w:val="HTMLconformatoprevio"/>
     <w:uiPriority w:val="99"/>
     <w:semiHidden/>
     <w:rsid w:val="00746B44"/>
@@ -12627,7 +9764,7 @@
   </w:style>
   <w:style w:type="character" w:customStyle="1" w:styleId="y2iqfc">
     <w:name w:val="y2iqfc"/>
-    <w:basedOn w:val="DefaultParagraphFont"/>
+    <w:basedOn w:val="Fuentedeprrafopredeter"/>
     <w:rsid w:val="00746B44"/>
   </w:style>
   <w:style w:type="character" w:customStyle="1" w:styleId="DevConfigGray">
@@ -12682,7 +9819,7 @@
       <w:widowControl/>
       <w:numPr>
         <w:ilvl w:val="1"/>
-        <w:numId w:val="36"/>
+        <w:numId w:val="5"/>
       </w:numPr>
       <w:spacing w:before="240" w:after="120" w:line="276" w:lineRule="auto"/>
     </w:pPr>
@@ -12694,7 +9831,7 @@
   </w:style>
   <w:style w:type="paragraph" w:customStyle="1" w:styleId="PartHead">
     <w:name w:val="Part Head"/>
-    <w:basedOn w:val="ListParagraph"/>
+    <w:basedOn w:val="Prrafodelista"/>
     <w:next w:val="BodyTextL25"/>
     <w:qFormat/>
     <w:rsid w:val="00357670"/>
@@ -12702,7 +9839,7 @@
       <w:keepNext/>
       <w:widowControl/>
       <w:numPr>
-        <w:numId w:val="36"/>
+        <w:numId w:val="5"/>
       </w:numPr>
       <w:spacing w:before="240" w:after="60" w:line="276" w:lineRule="auto"/>
       <w:outlineLvl w:val="0"/>
@@ -12752,7 +9889,7 @@
     <w:rsid w:val="00357670"/>
     <w:pPr>
       <w:numPr>
-        <w:numId w:val="33"/>
+        <w:numId w:val="3"/>
       </w:numPr>
     </w:pPr>
   </w:style>
@@ -12821,7 +9958,7 @@
       <w:keepNext/>
       <w:widowControl/>
       <w:numPr>
-        <w:numId w:val="34"/>
+        <w:numId w:val="4"/>
       </w:numPr>
       <w:spacing w:before="240" w:after="120"/>
     </w:pPr>
@@ -12842,7 +9979,7 @@
     <w:pPr>
       <w:numPr>
         <w:ilvl w:val="1"/>
-        <w:numId w:val="34"/>
+        <w:numId w:val="4"/>
       </w:numPr>
     </w:pPr>
     <w:rPr>
@@ -12851,12 +9988,12 @@
   </w:style>
   <w:style w:type="numbering" w:customStyle="1" w:styleId="SectionList">
     <w:name w:val="Section_List"/>
-    <w:basedOn w:val="NoList"/>
+    <w:basedOn w:val="Sinlista"/>
     <w:uiPriority w:val="99"/>
     <w:rsid w:val="00930914"/>
     <w:pPr>
       <w:numPr>
-        <w:numId w:val="34"/>
+        <w:numId w:val="4"/>
       </w:numPr>
     </w:pPr>
   </w:style>
